--- a/tcc/exemplo-tcc.docx
+++ b/tcc/exemplo-tcc.docx
@@ -63,7 +63,7 @@
         <w:rPr>
           <w:szCs w:val="24"/>
         </w:rPr>
-        <w:t>NOME DO CURSO</w:t>
+        <w:t>TÉCNICO EM DESENVOLVIMENTO DE SISTEMAS / SUPERIOR DE TECNOLOGIA EM ANÁLISE E DESENVOLVIMENTO DE SISTEMAS</w:t>
       </w:r>
     </w:p>
     <w:p>
@@ -136,6 +136,28 @@
           <w:szCs w:val="24"/>
         </w:rPr>
         <w:t>autor</w:t>
+      </w:r>
+    </w:p>
+    <w:p>
+      <w:pPr>
+        <w:pStyle w:val="Corpodetextook"/>
+        <w:spacing w:line="240" w:lineRule="auto"/>
+        <w:rPr>
+          <w:rFonts w:ascii="Arial" w:hAnsi="Arial" w:cs="Arial"/>
+          <w:sz w:val="20"/>
+          <w:szCs w:val="20"/>
+        </w:rPr>
+      </w:pPr>
+      <w:r>
+        <w:rPr>
+          <w:rFonts w:ascii="Arial" w:hAnsi="Arial" w:cs="Arial"/>
+          <w:b/>
+          <w:bCs/>
+          <w:sz w:val="20"/>
+          <w:szCs w:val="20"/>
+          <w:highlight w:val="yellow"/>
+        </w:rPr>
+        <w:t xml:space="preserve">COMENTÁRIO: o TCC pode ser desenvolvido individualmente ou em dupla (Regulamento do TCC, arts. 4º e 8º). Se em dupla, inclua os dois nomes, um por linha, na capa, na folha de rosto e na folha de aprovação. TITULAÇÃO: mantenha apenas a opção correspondente ao seu curso — Técnico em Desenvolvimento de Sistemas (Curso Técnico em Desenvolvimento de Sistemas) ou Tecnólogo em Análise e Desenvolvimento de Sistemas (Curso Superior de Tecnologia em Análise e Desenvolvimento de Sistemas) — excluindo a outra na capa, na folha de rosto e na folha de aprovação.</w:t>
       </w:r>
     </w:p>
     <w:p>
@@ -702,13 +724,13 @@
         <w:rPr>
           <w:szCs w:val="24"/>
         </w:rPr>
-        <w:t>Trabalho de Conclusão de Curso apresentado como requisito parcial à obtenção do título de Tecnólogo / Bacharel</w:t>
-      </w:r>
-      <w:r>
-        <w:rPr>
-          <w:szCs w:val="24"/>
-        </w:rPr>
-        <w:t xml:space="preserve"> em xxxxx</w:t>
+        <w:t>Trabalho de Conclusão de Curso apresentado como requisito parcial à obtenção do título de Técnico em Desenvolvimento de Sistemas / Tecnólogo em Análise e Desenvolvimento de Sistemas</w:t>
+      </w:r>
+      <w:r>
+        <w:rPr>
+          <w:szCs w:val="24"/>
+        </w:rPr>
+        <w:t xml:space="preserve"/>
       </w:r>
       <w:r>
         <w:rPr>
@@ -720,7 +742,7 @@
         <w:rPr>
           <w:szCs w:val="24"/>
         </w:rPr>
-        <w:t>do Curso xxxxxxxxxxxxx</w:t>
+        <w:t>do Curso Técnico em Desenvolvimento de Sistemas / Superior de Tecnologia em Análise e Desenvolvimento de Sistemas</w:t>
       </w:r>
       <w:r>
         <w:rPr>
@@ -974,6 +996,33 @@
     </w:p>
     <w:p>
       <w:pPr>
+        <w:pStyle w:val="Corpodetextook"/>
+        <w:spacing w:line="240" w:lineRule="auto"/>
+        <w:rPr>
+          <w:rFonts w:ascii="Arial" w:hAnsi="Arial" w:cs="Arial"/>
+          <w:sz w:val="20"/>
+          <w:szCs w:val="20"/>
+        </w:rPr>
+      </w:pPr>
+      <w:r>
+        <w:rPr>
+          <w:rFonts w:ascii="Arial" w:hAnsi="Arial" w:cs="Arial"/>
+          <w:b/>
+          <w:bCs/>
+          <w:sz w:val="20"/>
+          <w:szCs w:val="20"/>
+          <w:highlight w:val="yellow"/>
+        </w:rPr>
+        <w:t xml:space="preserve">COMENTÁRIO: FICHA CATALOGRÁFICA (elemento obrigatório na versão final). Esta página é o verso da folha de rosto e fica reservada para a ficha catalográfica. A ficha NÃO é elaborada pelo estudante: deve ser solicitada à Biblioteca do câmpus depois da banca e das correções finais, pois dados como o número de folhas mudam até lá. Ao receber a ficha, insira-a nesta página, no lugar deste comentário. Conforme a NBR 14724:2024, esta página não é contada nem numerada. Durante a escrita do trabalho, apenas mantenha esta página como está.</w:t>
+      </w:r>
+    </w:p>
+    <w:p>
+      <w:r>
+        <w:br w:type="page"/>
+      </w:r>
+    </w:p>
+    <w:p>
+      <w:pPr>
         <w:ind w:firstLine="0"/>
         <w:jc w:val="center"/>
         <w:rPr>
@@ -1065,7 +1114,7 @@
         <w:rPr>
           <w:szCs w:val="24"/>
         </w:rPr>
-        <w:t xml:space="preserve">Trabalho de Conclusão de Curso apresentado como requisito parcial à obtenção do título de Tecnólogo / Bacharel em xxxxx, do Curso xxxxxxxxxxxxx do Instituto Federal Sul-rio-grandense – Câmpus Sapucaia do Sul. </w:t>
+        <w:t xml:space="preserve">Trabalho de Conclusão de Curso apresentado como requisito parcial à obtenção do título de Técnico em Desenvolvimento de Sistemas / Tecnólogo em Análise e Desenvolvimento de Sistemas, do Curso Técnico em Desenvolvimento de Sistemas / Superior de Tecnologia em Análise e Desenvolvimento de Sistemas do Instituto Federal Sul-rio-grandense – Câmpus Sapucaia do Sul. </w:t>
       </w:r>
     </w:p>
     <w:p>
@@ -1618,7 +1667,7 @@
           <w:szCs w:val="20"/>
           <w:highlight w:val="yellow"/>
         </w:rPr>
-        <w:t>completo e instituição vinculada.</w:t>
+        <w:t>completo e instituição vinculada. Prazos (Regulamento do TCC, arts. 24 e 30): a cópia do TCC deve ser enviada aos membros da banca com, no mínimo, 15 dias de antecedência da defesa; a versão final corrigida deve ser entregue no prazo definido pela banca, de no máximo 10 dias após a apresentação oral.</w:t>
       </w:r>
     </w:p>
     <w:p>
@@ -2316,469 +2365,7 @@
         <w:ind w:firstLine="0"/>
       </w:pPr>
       <w:r>
-        <w:t>Texto texto texto texto texto</w:t>
-      </w:r>
-      <w:r>
-        <w:t xml:space="preserve"> </w:t>
-      </w:r>
-      <w:r>
-        <w:t>texto texto</w:t>
-      </w:r>
-      <w:r>
-        <w:t xml:space="preserve"> </w:t>
-      </w:r>
-      <w:r>
-        <w:t>texto texto</w:t>
-      </w:r>
-      <w:r>
-        <w:t xml:space="preserve"> </w:t>
-      </w:r>
-      <w:r>
-        <w:t>texto texto</w:t>
-      </w:r>
-      <w:r>
-        <w:t xml:space="preserve"> </w:t>
-      </w:r>
-      <w:r>
-        <w:t>texto texto</w:t>
-      </w:r>
-      <w:r>
-        <w:t xml:space="preserve"> </w:t>
-      </w:r>
-      <w:r>
-        <w:t>texto texto</w:t>
-      </w:r>
-      <w:r>
-        <w:t xml:space="preserve"> </w:t>
-      </w:r>
-      <w:r>
-        <w:t>texto texto</w:t>
-      </w:r>
-      <w:r>
-        <w:t xml:space="preserve"> </w:t>
-      </w:r>
-      <w:r>
-        <w:t>texto texto</w:t>
-      </w:r>
-      <w:r>
-        <w:t xml:space="preserve"> </w:t>
-      </w:r>
-      <w:r>
-        <w:t>texto texto</w:t>
-      </w:r>
-      <w:r>
-        <w:t xml:space="preserve"> </w:t>
-      </w:r>
-      <w:r>
-        <w:t>texto texto</w:t>
-      </w:r>
-      <w:r>
-        <w:t xml:space="preserve"> </w:t>
-      </w:r>
-      <w:r>
-        <w:t>texto texto</w:t>
-      </w:r>
-      <w:r>
-        <w:t xml:space="preserve"> </w:t>
-      </w:r>
-      <w:r>
-        <w:t>texto texto</w:t>
-      </w:r>
-      <w:r>
-        <w:t xml:space="preserve"> </w:t>
-      </w:r>
-      <w:r>
-        <w:t>texto texto</w:t>
-      </w:r>
-      <w:r>
-        <w:t xml:space="preserve"> </w:t>
-      </w:r>
-      <w:r>
-        <w:t>texto texto</w:t>
-      </w:r>
-      <w:r>
-        <w:t xml:space="preserve"> </w:t>
-      </w:r>
-      <w:r>
-        <w:t>texto texto</w:t>
-      </w:r>
-      <w:r>
-        <w:t xml:space="preserve"> </w:t>
-      </w:r>
-      <w:r>
-        <w:t>texto texto</w:t>
-      </w:r>
-      <w:r>
-        <w:t xml:space="preserve"> </w:t>
-      </w:r>
-      <w:r>
-        <w:t>texto texto</w:t>
-      </w:r>
-      <w:r>
-        <w:t xml:space="preserve"> </w:t>
-      </w:r>
-      <w:r>
-        <w:t>texto texto</w:t>
-      </w:r>
-      <w:r>
-        <w:t xml:space="preserve"> </w:t>
-      </w:r>
-      <w:r>
-        <w:t>texto texto</w:t>
-      </w:r>
-      <w:r>
-        <w:t xml:space="preserve"> </w:t>
-      </w:r>
-      <w:r>
-        <w:t>texto texto</w:t>
-      </w:r>
-      <w:r>
-        <w:t xml:space="preserve"> </w:t>
-      </w:r>
-      <w:r>
-        <w:t>texto texto</w:t>
-      </w:r>
-      <w:r>
-        <w:t xml:space="preserve"> </w:t>
-      </w:r>
-      <w:r>
-        <w:t>texto texto</w:t>
-      </w:r>
-      <w:r>
-        <w:t xml:space="preserve"> </w:t>
-      </w:r>
-      <w:r>
-        <w:t>texto texto</w:t>
-      </w:r>
-      <w:r>
-        <w:t xml:space="preserve"> </w:t>
-      </w:r>
-      <w:r>
-        <w:t>texto texto</w:t>
-      </w:r>
-      <w:r>
-        <w:t xml:space="preserve"> </w:t>
-      </w:r>
-      <w:r>
-        <w:t>texto texto</w:t>
-      </w:r>
-      <w:r>
-        <w:t xml:space="preserve"> </w:t>
-      </w:r>
-      <w:r>
-        <w:t>texto texto</w:t>
-      </w:r>
-      <w:r>
-        <w:t xml:space="preserve"> </w:t>
-      </w:r>
-      <w:r>
-        <w:t>texto texto</w:t>
-      </w:r>
-      <w:r>
-        <w:t xml:space="preserve"> </w:t>
-      </w:r>
-      <w:r>
-        <w:t>texto texto</w:t>
-      </w:r>
-      <w:r>
-        <w:t xml:space="preserve"> </w:t>
-      </w:r>
-      <w:r>
-        <w:t>texto texto</w:t>
-      </w:r>
-      <w:r>
-        <w:t xml:space="preserve"> </w:t>
-      </w:r>
-      <w:r>
-        <w:t>texto texto</w:t>
-      </w:r>
-      <w:r>
-        <w:t xml:space="preserve"> </w:t>
-      </w:r>
-      <w:r>
-        <w:t>texto texto</w:t>
-      </w:r>
-      <w:r>
-        <w:t xml:space="preserve"> </w:t>
-      </w:r>
-      <w:r>
-        <w:t>texto texto</w:t>
-      </w:r>
-      <w:r>
-        <w:t xml:space="preserve"> </w:t>
-      </w:r>
-      <w:r>
-        <w:t>texto texto</w:t>
-      </w:r>
-      <w:r>
-        <w:t xml:space="preserve"> </w:t>
-      </w:r>
-      <w:r>
-        <w:t>texto texto</w:t>
-      </w:r>
-      <w:r>
-        <w:t xml:space="preserve"> </w:t>
-      </w:r>
-      <w:r>
-        <w:t>texto texto texto texto</w:t>
-      </w:r>
-      <w:r>
-        <w:t xml:space="preserve"> </w:t>
-      </w:r>
-      <w:r>
-        <w:t>texto texto</w:t>
-      </w:r>
-      <w:r>
-        <w:t xml:space="preserve"> </w:t>
-      </w:r>
-      <w:r>
-        <w:t>texto texto</w:t>
-      </w:r>
-      <w:r>
-        <w:t xml:space="preserve"> </w:t>
-      </w:r>
-      <w:r>
-        <w:t>texto texto</w:t>
-      </w:r>
-      <w:r>
-        <w:t xml:space="preserve"> </w:t>
-      </w:r>
-      <w:r>
-        <w:t>texto texto</w:t>
-      </w:r>
-      <w:r>
-        <w:t xml:space="preserve"> </w:t>
-      </w:r>
-      <w:r>
-        <w:t>texto texto</w:t>
-      </w:r>
-      <w:r>
-        <w:t xml:space="preserve"> </w:t>
-      </w:r>
-      <w:r>
-        <w:t>texto texto</w:t>
-      </w:r>
-      <w:r>
-        <w:t xml:space="preserve"> </w:t>
-      </w:r>
-      <w:r>
-        <w:t>texto texto</w:t>
-      </w:r>
-      <w:r>
-        <w:t xml:space="preserve"> </w:t>
-      </w:r>
-      <w:r>
-        <w:t>texto texto</w:t>
-      </w:r>
-      <w:r>
-        <w:t xml:space="preserve"> </w:t>
-      </w:r>
-      <w:r>
-        <w:t>texto texto</w:t>
-      </w:r>
-      <w:r>
-        <w:t xml:space="preserve"> </w:t>
-      </w:r>
-      <w:r>
-        <w:t>texto texto</w:t>
-      </w:r>
-      <w:r>
-        <w:t xml:space="preserve"> </w:t>
-      </w:r>
-      <w:r>
-        <w:t>texto texto</w:t>
-      </w:r>
-      <w:r>
-        <w:t xml:space="preserve"> </w:t>
-      </w:r>
-      <w:r>
-        <w:t>texto texto</w:t>
-      </w:r>
-      <w:r>
-        <w:t xml:space="preserve"> </w:t>
-      </w:r>
-      <w:r>
-        <w:t>texto texto</w:t>
-      </w:r>
-      <w:r>
-        <w:t xml:space="preserve"> </w:t>
-      </w:r>
-      <w:r>
-        <w:t>texto texto</w:t>
-      </w:r>
-      <w:r>
-        <w:t xml:space="preserve"> </w:t>
-      </w:r>
-      <w:r>
-        <w:t>texto texto</w:t>
-      </w:r>
-      <w:r>
-        <w:t xml:space="preserve"> </w:t>
-      </w:r>
-      <w:r>
-        <w:t>texto texto</w:t>
-      </w:r>
-      <w:r>
-        <w:t xml:space="preserve"> </w:t>
-      </w:r>
-      <w:r>
-        <w:t>texto texto</w:t>
-      </w:r>
-      <w:r>
-        <w:t xml:space="preserve"> </w:t>
-      </w:r>
-      <w:r>
-        <w:t>texto texto</w:t>
-      </w:r>
-      <w:r>
-        <w:t xml:space="preserve"> </w:t>
-      </w:r>
-      <w:r>
-        <w:t>texto texto</w:t>
-      </w:r>
-      <w:r>
-        <w:t xml:space="preserve"> </w:t>
-      </w:r>
-      <w:r>
-        <w:t>texto texto</w:t>
-      </w:r>
-      <w:r>
-        <w:t xml:space="preserve"> </w:t>
-      </w:r>
-      <w:r>
-        <w:t>texto texto</w:t>
-      </w:r>
-      <w:r>
-        <w:t xml:space="preserve"> </w:t>
-      </w:r>
-      <w:r>
-        <w:t>texto texto</w:t>
-      </w:r>
-      <w:r>
-        <w:t xml:space="preserve"> </w:t>
-      </w:r>
-      <w:r>
-        <w:t>texto texto</w:t>
-      </w:r>
-      <w:r>
-        <w:t xml:space="preserve"> </w:t>
-      </w:r>
-      <w:r>
-        <w:t>texto texto</w:t>
-      </w:r>
-      <w:r>
-        <w:t xml:space="preserve"> </w:t>
-      </w:r>
-      <w:r>
-        <w:t>texto texto</w:t>
-      </w:r>
-      <w:r>
-        <w:t xml:space="preserve"> </w:t>
-      </w:r>
-      <w:r>
-        <w:t>texto texto</w:t>
-      </w:r>
-      <w:r>
-        <w:t xml:space="preserve"> </w:t>
-      </w:r>
-      <w:r>
-        <w:t>texto texto</w:t>
-      </w:r>
-      <w:r>
-        <w:t xml:space="preserve"> </w:t>
-      </w:r>
-      <w:r>
-        <w:t>texto texto</w:t>
-      </w:r>
-      <w:r>
-        <w:t xml:space="preserve"> </w:t>
-      </w:r>
-      <w:r>
-        <w:t>texto texto</w:t>
-      </w:r>
-      <w:r>
-        <w:t xml:space="preserve"> </w:t>
-      </w:r>
-      <w:r>
-        <w:t>texto texto</w:t>
-      </w:r>
-      <w:r>
-        <w:t xml:space="preserve"> </w:t>
-      </w:r>
-      <w:r>
-        <w:t>texto texto</w:t>
-      </w:r>
-      <w:r>
-        <w:t xml:space="preserve"> </w:t>
-      </w:r>
-      <w:r>
-        <w:t>texto texto</w:t>
-      </w:r>
-      <w:r>
-        <w:t xml:space="preserve"> </w:t>
-      </w:r>
-      <w:r>
-        <w:t>texto texto</w:t>
-      </w:r>
-      <w:r>
-        <w:t xml:space="preserve"> </w:t>
-      </w:r>
-      <w:r>
-        <w:t>texto texto</w:t>
-      </w:r>
-      <w:r>
-        <w:t xml:space="preserve"> </w:t>
-      </w:r>
-      <w:r>
-        <w:t>texto texto</w:t>
-      </w:r>
-      <w:r>
-        <w:t xml:space="preserve"> </w:t>
-      </w:r>
-      <w:r>
-        <w:t>texto texto</w:t>
-      </w:r>
-      <w:r>
-        <w:t xml:space="preserve"> </w:t>
-      </w:r>
-      <w:r>
-        <w:t>texto texto</w:t>
-      </w:r>
-      <w:r>
-        <w:t xml:space="preserve"> </w:t>
-      </w:r>
-      <w:r>
-        <w:t>texto texto</w:t>
-      </w:r>
-      <w:r>
-        <w:t xml:space="preserve"> </w:t>
-      </w:r>
-      <w:r>
-        <w:t>texto texto</w:t>
-      </w:r>
-      <w:r>
-        <w:t xml:space="preserve"> </w:t>
-      </w:r>
-      <w:r>
-        <w:t>texto texto</w:t>
-      </w:r>
-      <w:r>
-        <w:t xml:space="preserve"> </w:t>
-      </w:r>
-      <w:r>
-        <w:t>texto texto</w:t>
-      </w:r>
-      <w:r>
-        <w:t xml:space="preserve"> </w:t>
-      </w:r>
-      <w:r>
-        <w:t>texto texto</w:t>
-      </w:r>
-      <w:r>
-        <w:t xml:space="preserve"> </w:t>
-      </w:r>
-      <w:r>
-        <w:t>texto texto.</w:t>
+        <w:t xml:space="preserve">Escreva aqui o resumo do trabalho, em um único parágrafo de 150 a 500 palavras, sem recuo e sem citações: comece pelo objetivo do trabalho e apresente, na sequência, o método utilizado, os principais resultados e a conclusão. O resumo é a porta de entrada do trabalho: muitos leitores decidem continuar (ou não) a leitura a partir dele.</w:t>
       </w:r>
     </w:p>
     <w:p>
@@ -2940,7 +2527,7 @@
           <w:highlight w:val="yellow"/>
           <w:shd w:val="clear" w:color="auto" w:fill="FFFF00"/>
         </w:rPr>
-        <w:t>deve conter apenas um parágrafo e no máximo 500 palavras.</w:t>
+        <w:t>deve conter apenas um parágrafo e de 150 a 500 palavras.</w:t>
       </w:r>
       <w:r>
         <w:rPr>
@@ -3036,469 +2623,7 @@
         <w:ind w:firstLine="0"/>
       </w:pPr>
       <w:r>
-        <w:t>Texto texto texto texto texto</w:t>
-      </w:r>
-      <w:r>
-        <w:t xml:space="preserve"> </w:t>
-      </w:r>
-      <w:r>
-        <w:t>texto texto</w:t>
-      </w:r>
-      <w:r>
-        <w:t xml:space="preserve"> </w:t>
-      </w:r>
-      <w:r>
-        <w:t>texto texto</w:t>
-      </w:r>
-      <w:r>
-        <w:t xml:space="preserve"> </w:t>
-      </w:r>
-      <w:r>
-        <w:t>texto texto</w:t>
-      </w:r>
-      <w:r>
-        <w:t xml:space="preserve"> </w:t>
-      </w:r>
-      <w:r>
-        <w:t>texto texto</w:t>
-      </w:r>
-      <w:r>
-        <w:t xml:space="preserve"> </w:t>
-      </w:r>
-      <w:r>
-        <w:t>texto texto</w:t>
-      </w:r>
-      <w:r>
-        <w:t xml:space="preserve"> </w:t>
-      </w:r>
-      <w:r>
-        <w:t>texto texto</w:t>
-      </w:r>
-      <w:r>
-        <w:t xml:space="preserve"> </w:t>
-      </w:r>
-      <w:r>
-        <w:t>texto texto</w:t>
-      </w:r>
-      <w:r>
-        <w:t xml:space="preserve"> </w:t>
-      </w:r>
-      <w:r>
-        <w:t>texto texto</w:t>
-      </w:r>
-      <w:r>
-        <w:t xml:space="preserve"> </w:t>
-      </w:r>
-      <w:r>
-        <w:t>texto texto</w:t>
-      </w:r>
-      <w:r>
-        <w:t xml:space="preserve"> </w:t>
-      </w:r>
-      <w:r>
-        <w:t>texto texto</w:t>
-      </w:r>
-      <w:r>
-        <w:t xml:space="preserve"> </w:t>
-      </w:r>
-      <w:r>
-        <w:t>texto texto</w:t>
-      </w:r>
-      <w:r>
-        <w:t xml:space="preserve"> </w:t>
-      </w:r>
-      <w:r>
-        <w:t>texto texto</w:t>
-      </w:r>
-      <w:r>
-        <w:t xml:space="preserve"> </w:t>
-      </w:r>
-      <w:r>
-        <w:t>texto texto</w:t>
-      </w:r>
-      <w:r>
-        <w:t xml:space="preserve"> </w:t>
-      </w:r>
-      <w:r>
-        <w:t>texto texto</w:t>
-      </w:r>
-      <w:r>
-        <w:t xml:space="preserve"> </w:t>
-      </w:r>
-      <w:r>
-        <w:t>texto texto</w:t>
-      </w:r>
-      <w:r>
-        <w:t xml:space="preserve"> </w:t>
-      </w:r>
-      <w:r>
-        <w:t>texto texto</w:t>
-      </w:r>
-      <w:r>
-        <w:t xml:space="preserve"> </w:t>
-      </w:r>
-      <w:r>
-        <w:t>texto texto</w:t>
-      </w:r>
-      <w:r>
-        <w:t xml:space="preserve"> </w:t>
-      </w:r>
-      <w:r>
-        <w:t>texto texto</w:t>
-      </w:r>
-      <w:r>
-        <w:t xml:space="preserve"> </w:t>
-      </w:r>
-      <w:r>
-        <w:t>texto texto</w:t>
-      </w:r>
-      <w:r>
-        <w:t xml:space="preserve"> </w:t>
-      </w:r>
-      <w:r>
-        <w:t>texto texto</w:t>
-      </w:r>
-      <w:r>
-        <w:t xml:space="preserve"> </w:t>
-      </w:r>
-      <w:r>
-        <w:t>texto texto</w:t>
-      </w:r>
-      <w:r>
-        <w:t xml:space="preserve"> </w:t>
-      </w:r>
-      <w:r>
-        <w:t>texto texto</w:t>
-      </w:r>
-      <w:r>
-        <w:t xml:space="preserve"> </w:t>
-      </w:r>
-      <w:r>
-        <w:t>texto texto</w:t>
-      </w:r>
-      <w:r>
-        <w:t xml:space="preserve"> </w:t>
-      </w:r>
-      <w:r>
-        <w:t>texto texto</w:t>
-      </w:r>
-      <w:r>
-        <w:t xml:space="preserve"> </w:t>
-      </w:r>
-      <w:r>
-        <w:t>texto texto</w:t>
-      </w:r>
-      <w:r>
-        <w:t xml:space="preserve"> </w:t>
-      </w:r>
-      <w:r>
-        <w:t>texto texto</w:t>
-      </w:r>
-      <w:r>
-        <w:t xml:space="preserve"> </w:t>
-      </w:r>
-      <w:r>
-        <w:t>texto texto</w:t>
-      </w:r>
-      <w:r>
-        <w:t xml:space="preserve"> </w:t>
-      </w:r>
-      <w:r>
-        <w:t>texto texto</w:t>
-      </w:r>
-      <w:r>
-        <w:t xml:space="preserve"> </w:t>
-      </w:r>
-      <w:r>
-        <w:t>texto texto</w:t>
-      </w:r>
-      <w:r>
-        <w:t xml:space="preserve"> </w:t>
-      </w:r>
-      <w:r>
-        <w:t>texto texto</w:t>
-      </w:r>
-      <w:r>
-        <w:t xml:space="preserve"> </w:t>
-      </w:r>
-      <w:r>
-        <w:t>texto texto</w:t>
-      </w:r>
-      <w:r>
-        <w:t xml:space="preserve"> </w:t>
-      </w:r>
-      <w:r>
-        <w:t>texto texto</w:t>
-      </w:r>
-      <w:r>
-        <w:t xml:space="preserve"> </w:t>
-      </w:r>
-      <w:r>
-        <w:t>texto texto</w:t>
-      </w:r>
-      <w:r>
-        <w:t xml:space="preserve"> </w:t>
-      </w:r>
-      <w:r>
-        <w:t>texto texto texto texto</w:t>
-      </w:r>
-      <w:r>
-        <w:t xml:space="preserve"> </w:t>
-      </w:r>
-      <w:r>
-        <w:t>texto texto</w:t>
-      </w:r>
-      <w:r>
-        <w:t xml:space="preserve"> </w:t>
-      </w:r>
-      <w:r>
-        <w:t>texto texto</w:t>
-      </w:r>
-      <w:r>
-        <w:t xml:space="preserve"> </w:t>
-      </w:r>
-      <w:r>
-        <w:t>texto texto</w:t>
-      </w:r>
-      <w:r>
-        <w:t xml:space="preserve"> </w:t>
-      </w:r>
-      <w:r>
-        <w:t>texto texto</w:t>
-      </w:r>
-      <w:r>
-        <w:t xml:space="preserve"> </w:t>
-      </w:r>
-      <w:r>
-        <w:t>texto texto</w:t>
-      </w:r>
-      <w:r>
-        <w:t xml:space="preserve"> </w:t>
-      </w:r>
-      <w:r>
-        <w:t>texto texto</w:t>
-      </w:r>
-      <w:r>
-        <w:t xml:space="preserve"> </w:t>
-      </w:r>
-      <w:r>
-        <w:t>texto texto</w:t>
-      </w:r>
-      <w:r>
-        <w:t xml:space="preserve"> </w:t>
-      </w:r>
-      <w:r>
-        <w:t>texto texto</w:t>
-      </w:r>
-      <w:r>
-        <w:t xml:space="preserve"> </w:t>
-      </w:r>
-      <w:r>
-        <w:t>texto texto</w:t>
-      </w:r>
-      <w:r>
-        <w:t xml:space="preserve"> </w:t>
-      </w:r>
-      <w:r>
-        <w:t>texto texto</w:t>
-      </w:r>
-      <w:r>
-        <w:t xml:space="preserve"> </w:t>
-      </w:r>
-      <w:r>
-        <w:t>texto texto</w:t>
-      </w:r>
-      <w:r>
-        <w:t xml:space="preserve"> </w:t>
-      </w:r>
-      <w:r>
-        <w:t>texto texto</w:t>
-      </w:r>
-      <w:r>
-        <w:t xml:space="preserve"> </w:t>
-      </w:r>
-      <w:r>
-        <w:t>texto texto</w:t>
-      </w:r>
-      <w:r>
-        <w:t xml:space="preserve"> </w:t>
-      </w:r>
-      <w:r>
-        <w:t>texto texto</w:t>
-      </w:r>
-      <w:r>
-        <w:t xml:space="preserve"> </w:t>
-      </w:r>
-      <w:r>
-        <w:t>texto texto</w:t>
-      </w:r>
-      <w:r>
-        <w:t xml:space="preserve"> </w:t>
-      </w:r>
-      <w:r>
-        <w:t>texto texto</w:t>
-      </w:r>
-      <w:r>
-        <w:t xml:space="preserve"> </w:t>
-      </w:r>
-      <w:r>
-        <w:t>texto texto</w:t>
-      </w:r>
-      <w:r>
-        <w:t xml:space="preserve"> </w:t>
-      </w:r>
-      <w:r>
-        <w:t>texto texto</w:t>
-      </w:r>
-      <w:r>
-        <w:t xml:space="preserve"> </w:t>
-      </w:r>
-      <w:r>
-        <w:t>texto texto</w:t>
-      </w:r>
-      <w:r>
-        <w:t xml:space="preserve"> </w:t>
-      </w:r>
-      <w:r>
-        <w:t>texto texto</w:t>
-      </w:r>
-      <w:r>
-        <w:t xml:space="preserve"> </w:t>
-      </w:r>
-      <w:r>
-        <w:t>texto texto</w:t>
-      </w:r>
-      <w:r>
-        <w:t xml:space="preserve"> </w:t>
-      </w:r>
-      <w:r>
-        <w:t>texto texto</w:t>
-      </w:r>
-      <w:r>
-        <w:t xml:space="preserve"> </w:t>
-      </w:r>
-      <w:r>
-        <w:t>texto texto</w:t>
-      </w:r>
-      <w:r>
-        <w:t xml:space="preserve"> </w:t>
-      </w:r>
-      <w:r>
-        <w:t>texto texto</w:t>
-      </w:r>
-      <w:r>
-        <w:t xml:space="preserve"> </w:t>
-      </w:r>
-      <w:r>
-        <w:t>texto texto</w:t>
-      </w:r>
-      <w:r>
-        <w:t xml:space="preserve"> </w:t>
-      </w:r>
-      <w:r>
-        <w:t>texto texto</w:t>
-      </w:r>
-      <w:r>
-        <w:t xml:space="preserve"> </w:t>
-      </w:r>
-      <w:r>
-        <w:t>texto texto</w:t>
-      </w:r>
-      <w:r>
-        <w:t xml:space="preserve"> </w:t>
-      </w:r>
-      <w:r>
-        <w:t>texto texto</w:t>
-      </w:r>
-      <w:r>
-        <w:t xml:space="preserve"> </w:t>
-      </w:r>
-      <w:r>
-        <w:t>texto texto</w:t>
-      </w:r>
-      <w:r>
-        <w:t xml:space="preserve"> </w:t>
-      </w:r>
-      <w:r>
-        <w:t>texto texto</w:t>
-      </w:r>
-      <w:r>
-        <w:t xml:space="preserve"> </w:t>
-      </w:r>
-      <w:r>
-        <w:t>texto texto</w:t>
-      </w:r>
-      <w:r>
-        <w:t xml:space="preserve"> </w:t>
-      </w:r>
-      <w:r>
-        <w:t>texto texto</w:t>
-      </w:r>
-      <w:r>
-        <w:t xml:space="preserve"> </w:t>
-      </w:r>
-      <w:r>
-        <w:t>texto texto</w:t>
-      </w:r>
-      <w:r>
-        <w:t xml:space="preserve"> </w:t>
-      </w:r>
-      <w:r>
-        <w:t>texto texto</w:t>
-      </w:r>
-      <w:r>
-        <w:t xml:space="preserve"> </w:t>
-      </w:r>
-      <w:r>
-        <w:t>texto texto</w:t>
-      </w:r>
-      <w:r>
-        <w:t xml:space="preserve"> </w:t>
-      </w:r>
-      <w:r>
-        <w:t>texto texto</w:t>
-      </w:r>
-      <w:r>
-        <w:t xml:space="preserve"> </w:t>
-      </w:r>
-      <w:r>
-        <w:t>texto texto</w:t>
-      </w:r>
-      <w:r>
-        <w:t xml:space="preserve"> </w:t>
-      </w:r>
-      <w:r>
-        <w:t>texto texto</w:t>
-      </w:r>
-      <w:r>
-        <w:t xml:space="preserve"> </w:t>
-      </w:r>
-      <w:r>
-        <w:t>texto texto</w:t>
-      </w:r>
-      <w:r>
-        <w:t xml:space="preserve"> </w:t>
-      </w:r>
-      <w:r>
-        <w:t>texto texto</w:t>
-      </w:r>
-      <w:r>
-        <w:t xml:space="preserve"> </w:t>
-      </w:r>
-      <w:r>
-        <w:t>texto texto</w:t>
-      </w:r>
-      <w:r>
-        <w:t xml:space="preserve"> </w:t>
-      </w:r>
-      <w:r>
-        <w:t>texto texto</w:t>
-      </w:r>
-      <w:r>
-        <w:t xml:space="preserve"> </w:t>
-      </w:r>
-      <w:r>
-        <w:t>texto texto.</w:t>
+        <w:t xml:space="preserve">Write here the English version of the resumo, as a faithful translation: a single paragraph of 150 to 500 words, beginning with the objective of the work, followed by the method, the main results and the conclusion.</w:t>
       </w:r>
     </w:p>
     <w:p>
@@ -5326,7 +4451,7 @@
           <w:rPr>
             <w:rStyle w:val="Hyperlink"/>
           </w:rPr>
-          <w:t>APRESENTAÇÃO E ANÁLISE DOS DADOS</w:t>
+          <w:t>RESULTADOS</w:t>
         </w:r>
         <w:r>
           <w:rPr>
@@ -5887,211 +5012,7 @@
     </w:p>
     <w:p>
       <w:r>
-        <w:t xml:space="preserve">Texto </w:t>
-      </w:r>
-      <w:proofErr w:type="gramStart"/>
-      <w:r>
-        <w:t>texto</w:t>
-      </w:r>
-      <w:proofErr w:type="gramEnd"/>
-      <w:r>
-        <w:t xml:space="preserve"> texto texto</w:t>
-      </w:r>
-      <w:r>
-        <w:t xml:space="preserve"> </w:t>
-      </w:r>
-      <w:r>
-        <w:t>texto texto</w:t>
-      </w:r>
-      <w:r>
-        <w:t xml:space="preserve"> </w:t>
-      </w:r>
-      <w:r>
-        <w:t>texto texto</w:t>
-      </w:r>
-      <w:r>
-        <w:t xml:space="preserve"> </w:t>
-      </w:r>
-      <w:r>
-        <w:t>texto texto</w:t>
-      </w:r>
-      <w:r>
-        <w:t xml:space="preserve"> </w:t>
-      </w:r>
-      <w:r>
-        <w:t>texto texto</w:t>
-      </w:r>
-      <w:r>
-        <w:t xml:space="preserve"> </w:t>
-      </w:r>
-      <w:r>
-        <w:t>texto texto</w:t>
-      </w:r>
-      <w:r>
-        <w:t xml:space="preserve"> </w:t>
-      </w:r>
-      <w:r>
-        <w:t>texto texto</w:t>
-      </w:r>
-      <w:r>
-        <w:t xml:space="preserve"> </w:t>
-      </w:r>
-      <w:r>
-        <w:t>texto texto</w:t>
-      </w:r>
-      <w:r>
-        <w:t xml:space="preserve"> </w:t>
-      </w:r>
-      <w:r>
-        <w:t>texto texto</w:t>
-      </w:r>
-      <w:r>
-        <w:t xml:space="preserve"> </w:t>
-      </w:r>
-      <w:r>
-        <w:t>texto texto</w:t>
-      </w:r>
-      <w:r>
-        <w:t xml:space="preserve"> </w:t>
-      </w:r>
-      <w:r>
-        <w:t>texto texto</w:t>
-      </w:r>
-      <w:r>
-        <w:t xml:space="preserve"> </w:t>
-      </w:r>
-      <w:r>
-        <w:t>texto texto</w:t>
-      </w:r>
-      <w:r>
-        <w:t xml:space="preserve"> </w:t>
-      </w:r>
-      <w:r>
-        <w:t>texto texto</w:t>
-      </w:r>
-      <w:r>
-        <w:t xml:space="preserve"> </w:t>
-      </w:r>
-      <w:r>
-        <w:t>texto texto</w:t>
-      </w:r>
-      <w:r>
-        <w:t xml:space="preserve"> </w:t>
-      </w:r>
-      <w:r>
-        <w:t>texto texto</w:t>
-      </w:r>
-      <w:r>
-        <w:t xml:space="preserve"> </w:t>
-      </w:r>
-      <w:r>
-        <w:t>texto texto.</w:t>
-      </w:r>
-    </w:p>
-    <w:p>
-      <w:r>
-        <w:t xml:space="preserve">Texto </w:t>
-      </w:r>
-      <w:proofErr w:type="gramStart"/>
-      <w:r>
-        <w:t>texto</w:t>
-      </w:r>
-      <w:proofErr w:type="gramEnd"/>
-      <w:r>
-        <w:t xml:space="preserve"> </w:t>
-      </w:r>
-      <w:r>
-        <w:t>texto texto</w:t>
-      </w:r>
-      <w:r>
-        <w:t xml:space="preserve"> </w:t>
-      </w:r>
-      <w:r>
-        <w:t>texto texto</w:t>
-      </w:r>
-      <w:r>
-        <w:t xml:space="preserve"> </w:t>
-      </w:r>
-      <w:r>
-        <w:t>texto texto</w:t>
-      </w:r>
-      <w:r>
-        <w:t xml:space="preserve"> </w:t>
-      </w:r>
-      <w:r>
-        <w:t>texto texto</w:t>
-      </w:r>
-      <w:r>
-        <w:t xml:space="preserve"> </w:t>
-      </w:r>
-      <w:r>
-        <w:t>texto texto</w:t>
-      </w:r>
-      <w:r>
-        <w:t xml:space="preserve"> </w:t>
-      </w:r>
-      <w:r>
-        <w:t>texto texto</w:t>
-      </w:r>
-      <w:r>
-        <w:t xml:space="preserve"> </w:t>
-      </w:r>
-      <w:r>
-        <w:t>texto texto</w:t>
-      </w:r>
-      <w:r>
-        <w:t xml:space="preserve"> </w:t>
-      </w:r>
-      <w:r>
-        <w:t>texto texto</w:t>
-      </w:r>
-      <w:r>
-        <w:t xml:space="preserve"> </w:t>
-      </w:r>
-      <w:r>
-        <w:t>texto texto</w:t>
-      </w:r>
-      <w:r>
-        <w:t xml:space="preserve"> </w:t>
-      </w:r>
-      <w:r>
-        <w:t>texto texto</w:t>
-      </w:r>
-      <w:r>
-        <w:t xml:space="preserve"> </w:t>
-      </w:r>
-      <w:r>
-        <w:t>texto texto</w:t>
-      </w:r>
-      <w:r>
-        <w:t xml:space="preserve"> </w:t>
-      </w:r>
-      <w:r>
-        <w:t>texto texto</w:t>
-      </w:r>
-      <w:r>
-        <w:t xml:space="preserve"> </w:t>
-      </w:r>
-      <w:r>
-        <w:t>texto texto</w:t>
-      </w:r>
-      <w:r>
-        <w:t xml:space="preserve"> </w:t>
-      </w:r>
-      <w:r>
-        <w:t>texto texto</w:t>
-      </w:r>
-      <w:r>
-        <w:t xml:space="preserve"> </w:t>
-      </w:r>
-      <w:r>
-        <w:t>texto texto</w:t>
-      </w:r>
-      <w:r>
-        <w:t xml:space="preserve"> </w:t>
-      </w:r>
-      <w:r>
-        <w:t>texto texto.</w:t>
+        <w:t xml:space="preserve">Escreva aqui a introdução do trabalho. Situe o leitor no contexto do tema pesquisado, oferecendo uma visão global do estudo, e esclareça as delimitações adotadas na abordagem do assunto. Apresente o problema investigado em linhas gerais, preparando o leitor para as seções seguintes. No último parágrafo — ou na seção opcional Estrutura do texto, ao final deste capítulo — descreva sucintamente a organização do trabalho, indicando o que será tratado em cada capítulo.</w:t>
       </w:r>
     </w:p>
     <w:p>
@@ -6163,10 +5084,84 @@
     </w:p>
     <w:p>
       <w:pPr>
-        <w:rPr>
-          <w:rFonts w:ascii="Arial" w:hAnsi="Arial" w:cs="Arial"/>
-        </w:rPr>
-      </w:pPr>
+        <w:pStyle w:val="Corpodetextook"/>
+        <w:spacing w:line="240" w:lineRule="auto"/>
+        <w:rPr>
+          <w:rFonts w:ascii="Arial" w:hAnsi="Arial" w:cs="Arial"/>
+          <w:sz w:val="20"/>
+          <w:szCs w:val="20"/>
+        </w:rPr>
+      </w:pPr>
+      <w:r>
+        <w:rPr>
+          <w:rFonts w:ascii="Arial" w:hAnsi="Arial" w:cs="Arial"/>
+          <w:b/>
+          <w:bCs/>
+          <w:sz w:val="20"/>
+          <w:szCs w:val="20"/>
+          <w:highlight w:val="yellow"/>
+        </w:rPr>
+        <w:t xml:space="preserve">COMENTÁRIO — ATENÇÃO, PLÁGIO E INTELIGÊNCIA ARTIFICIAL (Regulamento do TCC, art. 34): plágio total ou parcial ANULA o TCC e reprova o acadêmico. O uso de ferramentas de inteligência artificial para a produção do trabalho é considerado plágio. Escreva o texto com suas próprias palavras e cite e referencie TODAS as fontes utilizadas, conforme a NBR 10520.</w:t>
+      </w:r>
+    </w:p>
+    <w:p>
+      <w:pPr>
+        <w:rPr>
+          <w:rFonts w:ascii="Arial" w:hAnsi="Arial" w:cs="Arial"/>
+        </w:rPr>
+      </w:pPr>
+    </w:p>
+    <w:p>
+      <w:pPr>
+        <w:pStyle w:val="Ttulo2"/>
+      </w:pPr>
+      <w:r>
+        <w:t xml:space="preserve">Problema de pesquisa</w:t>
+      </w:r>
+    </w:p>
+    <w:p>
+      <w:r>
+        <w:t xml:space="preserve">Caracterize aqui o problema a ser pesquisado: descreva a situação atual, as dificuldades, limitações ou lacunas observadas e as consequências de não enfrentá-las, apoiando-se em dados e em fontes citadas. Delimite também o contexto em que o problema será estudado (onde, quando, com quem): um problema bem caracterizado e bem delimitado é o que torna a pesquisa viável dentro do prazo do TCC.</w:t>
+      </w:r>
+    </w:p>
+    <w:p>
+      <w:pPr>
+        <w:pStyle w:val="Ttulo3"/>
+      </w:pPr>
+      <w:r>
+        <w:t xml:space="preserve">Pergunta de pesquisa</w:t>
+      </w:r>
+    </w:p>
+    <w:p>
+      <w:r>
+        <w:t xml:space="preserve">A pergunta de pesquisa é a síntese do problema em forma interrogativa. Formule-a aqui em uma única frase clara e delimitada — por exemplo: “em que medida a técnica X melhora o aspecto Y no contexto Z?”. Todos os capítulos seguintes devem contribuir para respondê-la.</w:t>
+      </w:r>
+    </w:p>
+    <w:p>
+      <w:pPr>
+        <w:pStyle w:val="Ttulo3"/>
+      </w:pPr>
+      <w:r>
+        <w:t xml:space="preserve">Hipótese de pesquisa - Opcional</w:t>
+      </w:r>
+    </w:p>
+    <w:p>
+      <w:r>
+        <w:t xml:space="preserve">Enuncie aqui a resposta provisória à pergunta de pesquisa, que será confirmada ou refutada pelos resultados do trabalho. A hipótese deve ser verificável: evite afirmações vagas, que não possam ser testadas. Por ser um elemento opcional, remova esta subseção caso o seu trabalho não utilize hipótese.</w:t>
+      </w:r>
+    </w:p>
+    <w:p>
+      <w:pPr>
+        <w:pStyle w:val="Ttulo2"/>
+      </w:pPr>
+      <w:r>
+        <w:t xml:space="preserve">Justificativa</w:t>
+      </w:r>
+    </w:p>
+    <w:p>
+      <w:r>
+        <w:t xml:space="preserve">Explique aqui por que o trabalho merece ser realizado: a relevância do problema, os benefícios esperados para o público-alvo e para a área de computação e as razões que motivaram a escolha do tema. Uma boa justificativa apoia-se em dados e em fontes citadas, e não apenas na opinião do autor.</w:t>
+      </w:r>
     </w:p>
     <w:p>
       <w:pPr>
@@ -6214,40 +5209,20 @@
         <w:pStyle w:val="Ttulo3"/>
       </w:pPr>
       <w:r>
-        <w:t xml:space="preserve"> </w:t>
-      </w:r>
-      <w:bookmarkStart w:id="6" w:name="_Toc18663896"/>
-      <w:bookmarkStart w:id="7" w:name="_Toc18664070"/>
-      <w:bookmarkStart w:id="8" w:name="_Toc130901716"/>
-      <w:r>
-        <w:t>Objetivo</w:t>
-      </w:r>
-      <w:r>
-        <w:t xml:space="preserve"> Geral</w:t>
-      </w:r>
-      <w:bookmarkEnd w:id="6"/>
-      <w:bookmarkEnd w:id="7"/>
-      <w:bookmarkEnd w:id="8"/>
-    </w:p>
-    <w:p>
-      <w:pPr>
-        <w:rPr>
-          <w:rFonts w:ascii="Arial" w:hAnsi="Arial" w:cs="Arial"/>
-          <w:szCs w:val="24"/>
-        </w:rPr>
-      </w:pPr>
-    </w:p>
-    <w:p>
-      <w:r>
-        <w:t xml:space="preserve">Texto </w:t>
-      </w:r>
-      <w:proofErr w:type="gramStart"/>
-      <w:r>
-        <w:t>texto</w:t>
-      </w:r>
-      <w:proofErr w:type="gramEnd"/>
-      <w:r>
-        <w:t xml:space="preserve"> texto texto. </w:t>
+        <w:t xml:space="preserve">Objetivo geral</w:t>
+      </w:r>
+    </w:p>
+    <w:p>
+      <w:pPr>
+        <w:rPr>
+          <w:rFonts w:ascii="Arial" w:hAnsi="Arial" w:cs="Arial"/>
+          <w:szCs w:val="24"/>
+        </w:rPr>
+      </w:pPr>
+    </w:p>
+    <w:p>
+      <w:r>
+        <w:t xml:space="preserve">Enuncie aqui, em uma única frase iniciada por verbo no infinitivo (analisar, desenvolver, avaliar, comparar...), o resultado principal que o trabalho pretende alcançar, coerente com o título do trabalho e com a pergunta de pesquisa.</w:t>
       </w:r>
     </w:p>
     <w:p>
@@ -6263,20 +5238,8 @@
         <w:pStyle w:val="Ttulo3"/>
       </w:pPr>
       <w:r>
-        <w:t xml:space="preserve"> </w:t>
-      </w:r>
-      <w:bookmarkStart w:id="9" w:name="_Toc18663897"/>
-      <w:bookmarkStart w:id="10" w:name="_Toc18664071"/>
-      <w:bookmarkStart w:id="11" w:name="_Toc130901717"/>
-      <w:r>
-        <w:t>Objetivos</w:t>
-      </w:r>
-      <w:r>
-        <w:t xml:space="preserve"> Específicos</w:t>
-      </w:r>
-      <w:bookmarkEnd w:id="9"/>
-      <w:bookmarkEnd w:id="10"/>
-      <w:bookmarkEnd w:id="11"/>
+        <w:t xml:space="preserve">Objetivos específicos</w:t>
+      </w:r>
     </w:p>
     <w:p>
       <w:pPr>
@@ -6296,15 +5259,7 @@
         </w:numPr>
       </w:pPr>
       <w:r>
-        <w:t xml:space="preserve">Texto </w:t>
-      </w:r>
-      <w:proofErr w:type="gramStart"/>
-      <w:r>
-        <w:t>texto</w:t>
-      </w:r>
-      <w:proofErr w:type="gramEnd"/>
-      <w:r>
-        <w:t xml:space="preserve"> texto texto; </w:t>
+        <w:t xml:space="preserve">enunciar cada etapa que, somada às demais, conduz ao objetivo geral;</w:t>
       </w:r>
     </w:p>
     <w:p>
@@ -6316,15 +5271,7 @@
         </w:numPr>
       </w:pPr>
       <w:r>
-        <w:t xml:space="preserve">Texto </w:t>
-      </w:r>
-      <w:proofErr w:type="gramStart"/>
-      <w:r>
-        <w:t>texto</w:t>
-      </w:r>
-      <w:proofErr w:type="gramEnd"/>
-      <w:r>
-        <w:t xml:space="preserve"> texto texto; </w:t>
+        <w:t xml:space="preserve">iniciar cada item por verbo no infinitivo (levantar, implementar, testar...);</w:t>
       </w:r>
     </w:p>
     <w:p>
@@ -6336,15 +5283,7 @@
         </w:numPr>
       </w:pPr>
       <w:r>
-        <w:t xml:space="preserve">Texto </w:t>
-      </w:r>
-      <w:proofErr w:type="gramStart"/>
-      <w:r>
-        <w:t>texto</w:t>
-      </w:r>
-      <w:proofErr w:type="gramEnd"/>
-      <w:r>
-        <w:t xml:space="preserve"> texto texto. </w:t>
+        <w:t xml:space="preserve">manter entre três e cinco objetivos específicos, verificáveis ao final do trabalho.</w:t>
       </w:r>
     </w:p>
     <w:p>
@@ -6379,6 +5318,19 @@
     </w:p>
     <w:p>
       <w:pPr>
+        <w:pStyle w:val="Ttulo2"/>
+      </w:pPr>
+      <w:r>
+        <w:t xml:space="preserve">Estrutura do texto - Opcional</w:t>
+      </w:r>
+    </w:p>
+    <w:p>
+      <w:r>
+        <w:t xml:space="preserve">Apresente aqui, caso já não o tenha feito no último parágrafo da introdução, a organização do texto: um parágrafo indicando, capítulo a capítulo, o que o leitor encontrará — por exemplo: “o Capítulo 2 apresenta a fundamentação teórica; o Capítulo 3 discute os trabalhos relacionados; o Capítulo 4 descreve a metodologia; o Capítulo 5 apresenta e discute os resultados; e o Capítulo 6 traz as conclusões e os trabalhos futuros”. Utilize apenas um dos dois lugares (o parágrafo final da introdução ou esta seção) e remova o outro.</w:t>
+      </w:r>
+    </w:p>
+    <w:p>
+      <w:pPr>
         <w:pStyle w:val="Ttulo1"/>
       </w:pPr>
       <w:r>
@@ -6534,7 +5486,7 @@
       </w:r>
       <w:proofErr w:type="gramEnd"/>
       <w:r>
-        <w:t xml:space="preserve"> texto texto texto texto texto texto texto texto texto texto texto texto texto texto texto texto texto texto texto texto texto texto texto texto texto texto texto texto texto texto texto texto texto texto texto. (SOBRENOME, 2010, p. 13)</w:t>
+        <w:t xml:space="preserve"> texto texto texto texto texto texto texto texto texto texto texto texto texto texto texto texto texto texto texto texto texto texto texto texto texto texto texto texto texto texto texto texto texto texto texto. (Sobrenome, 2010, p. 13)</w:t>
       </w:r>
       <w:r>
         <w:t>.</w:t>
@@ -6657,153 +5609,7 @@
     <w:p/>
     <w:p>
       <w:r>
-        <w:t xml:space="preserve">Texto </w:t>
-      </w:r>
-      <w:proofErr w:type="gramStart"/>
-      <w:r>
-        <w:t>texto</w:t>
-      </w:r>
-      <w:proofErr w:type="gramEnd"/>
-      <w:r>
-        <w:t xml:space="preserve"> texto texto texto texto texto texto</w:t>
-      </w:r>
-      <w:r>
-        <w:t xml:space="preserve"> </w:t>
-      </w:r>
-      <w:r>
-        <w:t>texto texto texto</w:t>
-      </w:r>
-      <w:r>
-        <w:t xml:space="preserve"> </w:t>
-      </w:r>
-      <w:r>
-        <w:t>texto texto texto</w:t>
-      </w:r>
-      <w:r>
-        <w:t xml:space="preserve"> </w:t>
-      </w:r>
-      <w:r>
-        <w:t>texto texto texto</w:t>
-      </w:r>
-      <w:r>
-        <w:t xml:space="preserve"> </w:t>
-      </w:r>
-      <w:r>
-        <w:t>texto texto texto</w:t>
-      </w:r>
-      <w:r>
-        <w:t xml:space="preserve"> </w:t>
-      </w:r>
-      <w:r>
-        <w:t>texto texto texto</w:t>
-      </w:r>
-      <w:r>
-        <w:t xml:space="preserve"> </w:t>
-      </w:r>
-      <w:r>
-        <w:t>texto texto texto</w:t>
-      </w:r>
-      <w:r>
-        <w:t xml:space="preserve"> </w:t>
-      </w:r>
-      <w:r>
-        <w:t>texto texto texto</w:t>
-      </w:r>
-      <w:r>
-        <w:t xml:space="preserve"> </w:t>
-      </w:r>
-      <w:r>
-        <w:t>texto texto texto</w:t>
-      </w:r>
-      <w:r>
-        <w:t xml:space="preserve"> </w:t>
-      </w:r>
-      <w:r>
-        <w:t>texto texto texto</w:t>
-      </w:r>
-      <w:r>
-        <w:t xml:space="preserve"> </w:t>
-      </w:r>
-      <w:r>
-        <w:t>texto texto texto</w:t>
-      </w:r>
-      <w:r>
-        <w:t xml:space="preserve"> </w:t>
-      </w:r>
-      <w:r>
-        <w:t>texto texto texto</w:t>
-      </w:r>
-      <w:r>
-        <w:t xml:space="preserve"> </w:t>
-      </w:r>
-      <w:r>
-        <w:t>texto texto texto</w:t>
-      </w:r>
-      <w:r>
-        <w:t xml:space="preserve"> </w:t>
-      </w:r>
-      <w:r>
-        <w:t>texto texto texto</w:t>
-      </w:r>
-      <w:r>
-        <w:t xml:space="preserve"> </w:t>
-      </w:r>
-      <w:r>
-        <w:t>texto texto texto</w:t>
-      </w:r>
-      <w:r>
-        <w:t xml:space="preserve"> </w:t>
-      </w:r>
-      <w:r>
-        <w:t>texto texto texto</w:t>
-      </w:r>
-      <w:r>
-        <w:t xml:space="preserve"> </w:t>
-      </w:r>
-      <w:r>
-        <w:t>texto texto texto</w:t>
-      </w:r>
-      <w:r>
-        <w:t xml:space="preserve"> </w:t>
-      </w:r>
-      <w:r>
-        <w:t>texto texto texto</w:t>
-      </w:r>
-      <w:r>
-        <w:t xml:space="preserve"> </w:t>
-      </w:r>
-      <w:r>
-        <w:t>texto texto texto</w:t>
-      </w:r>
-      <w:r>
-        <w:t xml:space="preserve"> </w:t>
-      </w:r>
-      <w:r>
-        <w:t>texto texto texto</w:t>
-      </w:r>
-      <w:r>
-        <w:t xml:space="preserve"> </w:t>
-      </w:r>
-      <w:r>
-        <w:t>texto texto texto</w:t>
-      </w:r>
-      <w:r>
-        <w:t xml:space="preserve"> </w:t>
-      </w:r>
-      <w:r>
-        <w:t>texto texto texto</w:t>
-      </w:r>
-      <w:r>
-        <w:t xml:space="preserve"> </w:t>
-      </w:r>
-      <w:r>
-        <w:t>texto texto texto</w:t>
-      </w:r>
-      <w:r>
-        <w:t xml:space="preserve"> </w:t>
-      </w:r>
-      <w:r>
-        <w:t>texto texto texto.</w:t>
+        <w:t xml:space="preserve">Aprofunde aqui um tópico específico da seção anterior. Evite seções de um único parágrafo e lembre-se: a norma exige texto entre o título de uma seção e o título da seção seguinte.</w:t>
       </w:r>
     </w:p>
     <w:p>
@@ -6865,7 +5671,7 @@
           <w:szCs w:val="20"/>
           <w:highlight w:val="yellow"/>
         </w:rPr>
-        <w:t xml:space="preserve">Esta seção deve ser subdividida em subseções, nomeadas de acordo com os assuntos a serem tratados. Não há um limite máximo ou mínimo de seção a ser utilizado no trabalho. Cabe a cada autor definir a quantidade que melhor atenda à sua necessidade. </w:t>
+        <w:t xml:space="preserve">Esta seção deve ser subdividida em subseções, nomeadas de acordo com os assuntos a serem tratados. Não há um limite máximo ou mínimo de seção a ser utilizado no trabalho. Cabe a cada autor definir a quantidade que melhor atenda à sua necessidade. Em trabalhos de desenvolvimento de um sistema (Regulamento do TCC, art. 5º, natureza IV), pode-se incluir antes desta seção um capítulo DESENVOLVIMENTO (requisitos funcionais e não funcionais, modelagem, arquitetura, tecnologias e implementação) e apresentar aqui os testes (unitários, integração, aceitação), os cenários e a validação com usuários ou especialistas. O código-fonte completo não deve ser transcrito na monografia: disponibilize-o em um repositório e indique o endereço no texto ou em apêndice — a entrega da cópia integral dos códigos é obrigatória (art. 23). </w:t>
       </w:r>
       <w:r>
         <w:rPr>
@@ -7181,7 +5987,7 @@
           <w:szCs w:val="20"/>
           <w:highlight w:val="yellow"/>
         </w:rPr>
-        <w:t>Exemplo: Mousnier (1960 apud CHALITA, 1999, p.36), “[...] a alegria consiste na força, o sentimento de existir proporcionado pela ação, desta dilataçã</w:t>
+        <w:t>Exemplo: Mousnier (1960 apud Chalita, 1999, p. 36), “[...] a alegria consiste na força, o sentimento de existir proporcionado pela ação, desta dilataçã</w:t>
       </w:r>
       <w:r>
         <w:rPr>
@@ -7210,16 +6016,16 @@
           <w:szCs w:val="20"/>
           <w:highlight w:val="yellow"/>
         </w:rPr>
-        <w:t xml:space="preserve">, ou (MOUSNIER, 1960 apud </w:t>
-      </w:r>
-      <w:r>
-        <w:rPr>
-          <w:rFonts w:ascii="Arial" w:hAnsi="Arial" w:cs="Arial"/>
-          <w:sz w:val="20"/>
-          <w:szCs w:val="20"/>
-          <w:highlight w:val="yellow"/>
-        </w:rPr>
-        <w:t>CHALITA, 1999, p.36</w:t>
+        <w:t xml:space="preserve">, ou (Mousnier, 1960 apud </w:t>
+      </w:r>
+      <w:r>
+        <w:rPr>
+          <w:rFonts w:ascii="Arial" w:hAnsi="Arial" w:cs="Arial"/>
+          <w:sz w:val="20"/>
+          <w:szCs w:val="20"/>
+          <w:highlight w:val="yellow"/>
+        </w:rPr>
+        <w:t>Chalita, 1999, p. 36</w:t>
       </w:r>
       <w:r>
         <w:rPr>
@@ -7286,7 +6092,7 @@
       <w:bookmarkStart w:id="24" w:name="_Toc130901721"/>
       <w:r>
         <w:lastRenderedPageBreak/>
-        <w:t>METODOLOGIA</w:t>
+        <w:t>TRABALHOS RELACIONADOS</w:t>
       </w:r>
       <w:bookmarkEnd w:id="24"/>
       <w:r>
@@ -7296,154 +6102,69 @@
       <w:bookmarkEnd w:id="23"/>
     </w:p>
     <w:p>
-      <w:pPr>
-        <w:rPr>
-          <w:rFonts w:ascii="Arial" w:hAnsi="Arial" w:cs="Arial"/>
-          <w:szCs w:val="24"/>
-        </w:rPr>
-      </w:pPr>
-    </w:p>
-    <w:p>
-      <w:r>
-        <w:t>Texto texto texto texto texto texto texto texto</w:t>
-      </w:r>
+      <w:r>
+        <w:t xml:space="preserve">Descreva aqui cada trabalho relacionado, um por parágrafo ou seção, sempre com citação da fonte: o que o trabalho faz, em que contexto foi aplicado e que resultados obteve.</w:t>
+      </w:r>
+    </w:p>
+    <w:p>
+      <w:r>
+        <w:t xml:space="preserve">Ao descrever cada proposta, destaque o que a aproxima e o que a diferencia do seu trabalho, bem como as limitações que o seu trabalho pretende superar.</w:t>
+      </w:r>
+    </w:p>
+    <w:p>
+      <w:r>
+        <w:t xml:space="preserve">Ao final, compare os trabalhos relacionados em um quadro, incluindo o seu próprio trabalho na última linha.</w:t>
+      </w:r>
+    </w:p>
+    <w:p>
+      <w:pPr>
+        <w:pStyle w:val="Corpodetextook"/>
+        <w:spacing w:line="240" w:lineRule="auto"/>
+        <w:rPr>
+          <w:rFonts w:ascii="Arial" w:hAnsi="Arial" w:cs="Arial"/>
+          <w:sz w:val="20"/>
+          <w:szCs w:val="20"/>
+        </w:rPr>
+      </w:pPr>
+      <w:r>
+        <w:rPr>
+          <w:rFonts w:ascii="Arial" w:hAnsi="Arial" w:cs="Arial"/>
+          <w:b/>
+          <w:bCs/>
+          <w:sz w:val="20"/>
+          <w:szCs w:val="20"/>
+          <w:highlight w:val="yellow"/>
+        </w:rPr>
+        <w:t xml:space="preserve">COMENTÁRIO: apresente os sistemas, ferramentas ou estudos semelhantes ao seu (obtidos no levantamento bibliográfico), descrevendo cada um em uma seção ou parágrafo, sempre com citação da fonte. Ao final, compare-os em um quadro, incluindo o seu próprio trabalho na última linha: é essa comparação que evidencia a lacuna que o seu trabalho preenche e o seu diferencial. A atualidade e a relevância da bibliografia são critérios de avaliação da banca (Regulamento do TCC, art. 32). Evite usar somente comparações binárias (Sim – Não, Tem – Não Tem etc.).</w:t>
+      </w:r>
+    </w:p>
+    <w:p>
+      <w:pPr>
+        <w:pStyle w:val="Ttulo1"/>
+      </w:pPr>
+      <w:bookmarkStart w:id="24" w:name="_Toc130901721"/>
+      <w:r>
+        <w:lastRenderedPageBreak/>
+        <w:t>METODOLOGIA</w:t>
+      </w:r>
+      <w:bookmarkEnd w:id="24"/>
       <w:r>
         <w:t xml:space="preserve"> </w:t>
       </w:r>
-      <w:r>
-        <w:t>texto texto texto</w:t>
-      </w:r>
-      <w:r>
-        <w:t xml:space="preserve"> </w:t>
-      </w:r>
-      <w:r>
-        <w:t>texto texto texto</w:t>
-      </w:r>
-      <w:r>
-        <w:t xml:space="preserve"> </w:t>
-      </w:r>
-      <w:r>
-        <w:t>texto texto texto</w:t>
-      </w:r>
-      <w:r>
-        <w:t xml:space="preserve"> </w:t>
-      </w:r>
-      <w:r>
-        <w:t>texto texto texto</w:t>
-      </w:r>
-      <w:r>
-        <w:t xml:space="preserve"> </w:t>
-      </w:r>
-      <w:r>
-        <w:t>texto texto texto</w:t>
-      </w:r>
-      <w:r>
-        <w:t xml:space="preserve"> </w:t>
-      </w:r>
-      <w:r>
-        <w:t>texto texto texto</w:t>
-      </w:r>
-      <w:r>
-        <w:t xml:space="preserve"> </w:t>
-      </w:r>
-      <w:r>
-        <w:t>texto texto texto</w:t>
-      </w:r>
-      <w:r>
-        <w:t xml:space="preserve"> </w:t>
-      </w:r>
-      <w:r>
-        <w:t>texto texto texto</w:t>
-      </w:r>
-      <w:r>
-        <w:t xml:space="preserve"> </w:t>
-      </w:r>
-      <w:r>
-        <w:t>texto texto texto</w:t>
-      </w:r>
-      <w:r>
-        <w:t xml:space="preserve"> </w:t>
-      </w:r>
-      <w:r>
-        <w:t>texto texto texto</w:t>
-      </w:r>
-      <w:r>
-        <w:t xml:space="preserve"> </w:t>
-      </w:r>
-      <w:r>
-        <w:t>texto texto texto</w:t>
-      </w:r>
-      <w:r>
-        <w:t xml:space="preserve"> </w:t>
-      </w:r>
-      <w:r>
-        <w:t>texto texto texto</w:t>
-      </w:r>
-      <w:r>
-        <w:t xml:space="preserve"> </w:t>
-      </w:r>
-      <w:r>
-        <w:t>texto texto texto</w:t>
-      </w:r>
-      <w:r>
-        <w:t xml:space="preserve"> </w:t>
-      </w:r>
-      <w:r>
-        <w:t>texto texto texto</w:t>
-      </w:r>
-      <w:r>
-        <w:t xml:space="preserve"> </w:t>
-      </w:r>
-      <w:r>
-        <w:t>texto texto texto</w:t>
-      </w:r>
-      <w:r>
-        <w:t xml:space="preserve"> </w:t>
-      </w:r>
-      <w:r>
-        <w:t>texto texto texto</w:t>
-      </w:r>
-      <w:r>
-        <w:t xml:space="preserve"> </w:t>
-      </w:r>
-      <w:r>
-        <w:t>texto texto texto</w:t>
-      </w:r>
-      <w:r>
-        <w:t xml:space="preserve"> </w:t>
-      </w:r>
-      <w:r>
-        <w:t>texto texto texto</w:t>
-      </w:r>
-      <w:r>
-        <w:t xml:space="preserve"> </w:t>
-      </w:r>
-      <w:r>
-        <w:t>texto texto texto</w:t>
-      </w:r>
-      <w:r>
-        <w:t xml:space="preserve"> </w:t>
-      </w:r>
-      <w:r>
-        <w:t>texto texto texto</w:t>
-      </w:r>
-      <w:r>
-        <w:t xml:space="preserve"> </w:t>
-      </w:r>
-      <w:r>
-        <w:t>texto texto texto</w:t>
-      </w:r>
-      <w:r>
-        <w:t xml:space="preserve"> </w:t>
-      </w:r>
-      <w:r>
-        <w:t>texto texto texto</w:t>
-      </w:r>
-      <w:r>
-        <w:t xml:space="preserve"> </w:t>
-      </w:r>
-      <w:r>
-        <w:t>texto texto texto.</w:t>
+      <w:bookmarkEnd w:id="22"/>
+      <w:bookmarkEnd w:id="23"/>
+    </w:p>
+    <w:p>
+      <w:pPr>
+        <w:rPr>
+          <w:rFonts w:ascii="Arial" w:hAnsi="Arial" w:cs="Arial"/>
+          <w:szCs w:val="24"/>
+        </w:rPr>
+      </w:pPr>
+    </w:p>
+    <w:p>
+      <w:r>
+        <w:t xml:space="preserve">Descreva aqui como a pesquisa foi realizada, com detalhamento suficiente para que outro pesquisador possa reproduzi-la: a classificação da pesquisa, o método ou processo de desenvolvimento adotado, as tecnologias e ferramentas utilizadas e os procedimentos de coleta e de análise de dados. Ilustre o processo quando isso ajudar o leitor.</w:t>
       </w:r>
     </w:p>
     <w:p>
@@ -7480,7 +6201,7 @@
           <w:szCs w:val="20"/>
           <w:highlight w:val="yellow"/>
         </w:rPr>
-        <w:t xml:space="preserve"> Na metodologia deve-se apresentar o conjunto de métodos e técnicas utilizados para a realização da pesquisa. Define-se a classificação do tipo de pesquisa, a caracterização do campo de análise (população e amostragem), bem como os instrumentos e procedimentos de coleta e de análise de dados.</w:t>
+        <w:t xml:space="preserve"> Na metodologia deve-se apresentar o conjunto de métodos e técnicas utilizados para a realização da pesquisa. Define-se a classificação do tipo de pesquisa, a caracterização do campo de análise (população e amostragem), bem como os instrumentos e procedimentos de coleta e de análise de dados. Em trabalhos de desenvolvimento de um sistema, descreva também o método/processo de desenvolvimento adotado (ex.: iterativo, incremental, ágil), as tecnologias, linguagens, ferramentas e o ambiente utilizados e, quando houver experimentos, as métricas e o procedimento de avaliação.</w:t>
       </w:r>
       <w:r>
         <w:rPr>
@@ -7599,7 +6320,7 @@
         <w:t xml:space="preserve">Fonte: </w:t>
       </w:r>
       <w:r>
-        <w:t>Elaborado pelo autor (2022</w:t>
+        <w:t>Elaborado pelo próprio autor (2022</w:t>
       </w:r>
       <w:r>
         <w:t>)</w:t>
@@ -8232,7 +6953,7 @@
         <w:t>Fonte: Associação Bra</w:t>
       </w:r>
       <w:r>
-        <w:t>sileira de Normas Técnicas (2011</w:t>
+        <w:t>sileira de Normas Técnicas (2024</w:t>
       </w:r>
       <w:r>
         <w:t>).</w:t>
@@ -9761,301 +8482,14 @@
       <w:bookmarkStart w:id="28" w:name="_Toc130901722"/>
       <w:r>
         <w:lastRenderedPageBreak/>
-        <w:t>APRESENTAÇÃO E ANÁLISE DOS DADOS</w:t>
+        <w:t>RESULTADOS</w:t>
       </w:r>
       <w:bookmarkEnd w:id="28"/>
     </w:p>
     <w:p/>
     <w:p>
       <w:r>
-        <w:t>Texto</w:t>
-      </w:r>
-      <w:r>
-        <w:t xml:space="preserve"> </w:t>
-      </w:r>
-      <w:r>
-        <w:t>Texto texto texto texto texto texto texto texto</w:t>
-      </w:r>
-      <w:r>
-        <w:t xml:space="preserve"> </w:t>
-      </w:r>
-      <w:r>
-        <w:t>texto texto texto</w:t>
-      </w:r>
-      <w:r>
-        <w:t xml:space="preserve"> </w:t>
-      </w:r>
-      <w:r>
-        <w:t>texto texto texto</w:t>
-      </w:r>
-      <w:r>
-        <w:t xml:space="preserve"> </w:t>
-      </w:r>
-      <w:r>
-        <w:t>texto texto texto</w:t>
-      </w:r>
-      <w:r>
-        <w:t xml:space="preserve"> </w:t>
-      </w:r>
-      <w:r>
-        <w:t>texto texto texto</w:t>
-      </w:r>
-      <w:r>
-        <w:t xml:space="preserve"> </w:t>
-      </w:r>
-      <w:r>
-        <w:t>texto texto texto</w:t>
-      </w:r>
-      <w:r>
-        <w:t xml:space="preserve"> </w:t>
-      </w:r>
-      <w:r>
-        <w:t>texto texto texto</w:t>
-      </w:r>
-      <w:r>
-        <w:t xml:space="preserve"> </w:t>
-      </w:r>
-      <w:r>
-        <w:t>texto texto texto</w:t>
-      </w:r>
-      <w:r>
-        <w:t xml:space="preserve"> </w:t>
-      </w:r>
-      <w:r>
-        <w:t>texto texto texto</w:t>
-      </w:r>
-      <w:r>
-        <w:t xml:space="preserve"> </w:t>
-      </w:r>
-      <w:r>
-        <w:t>texto texto texto</w:t>
-      </w:r>
-      <w:r>
-        <w:t xml:space="preserve"> </w:t>
-      </w:r>
-      <w:r>
-        <w:t>texto texto texto</w:t>
-      </w:r>
-      <w:r>
-        <w:t xml:space="preserve"> </w:t>
-      </w:r>
-      <w:r>
-        <w:t>texto texto texto</w:t>
-      </w:r>
-      <w:r>
-        <w:t xml:space="preserve"> </w:t>
-      </w:r>
-      <w:r>
-        <w:t>texto texto texto</w:t>
-      </w:r>
-      <w:r>
-        <w:t xml:space="preserve"> </w:t>
-      </w:r>
-      <w:r>
-        <w:t>texto texto texto</w:t>
-      </w:r>
-      <w:r>
-        <w:t xml:space="preserve"> </w:t>
-      </w:r>
-      <w:r>
-        <w:t>texto texto texto</w:t>
-      </w:r>
-      <w:r>
-        <w:t xml:space="preserve"> </w:t>
-      </w:r>
-      <w:r>
-        <w:t>texto texto texto</w:t>
-      </w:r>
-      <w:r>
-        <w:t xml:space="preserve"> </w:t>
-      </w:r>
-      <w:r>
-        <w:t>texto texto texto</w:t>
-      </w:r>
-      <w:r>
-        <w:t xml:space="preserve"> </w:t>
-      </w:r>
-      <w:r>
-        <w:t>texto texto texto</w:t>
-      </w:r>
-      <w:r>
-        <w:t xml:space="preserve"> </w:t>
-      </w:r>
-      <w:r>
-        <w:t>texto texto texto</w:t>
-      </w:r>
-      <w:r>
-        <w:t xml:space="preserve"> </w:t>
-      </w:r>
-      <w:r>
-        <w:t>texto texto texto</w:t>
-      </w:r>
-      <w:r>
-        <w:t xml:space="preserve"> </w:t>
-      </w:r>
-      <w:r>
-        <w:t>texto texto texto</w:t>
-      </w:r>
-      <w:r>
-        <w:t xml:space="preserve"> </w:t>
-      </w:r>
-      <w:r>
-        <w:t>texto texto texto</w:t>
-      </w:r>
-      <w:r>
-        <w:t xml:space="preserve"> </w:t>
-      </w:r>
-      <w:r>
-        <w:t>texto texto texto</w:t>
-      </w:r>
-      <w:r>
-        <w:t xml:space="preserve"> </w:t>
-      </w:r>
-      <w:r>
-        <w:t>texto texto texto.</w:t>
-      </w:r>
-    </w:p>
-    <w:p>
-      <w:r>
-        <w:t>Texto texto texto texto texto texto texto texto</w:t>
-      </w:r>
-      <w:r>
-        <w:t xml:space="preserve"> </w:t>
-      </w:r>
-      <w:r>
-        <w:t>texto texto texto</w:t>
-      </w:r>
-      <w:r>
-        <w:t xml:space="preserve"> </w:t>
-      </w:r>
-      <w:r>
-        <w:t>texto texto texto</w:t>
-      </w:r>
-      <w:r>
-        <w:t xml:space="preserve"> </w:t>
-      </w:r>
-      <w:r>
-        <w:t>texto texto texto</w:t>
-      </w:r>
-      <w:r>
-        <w:t xml:space="preserve"> </w:t>
-      </w:r>
-      <w:r>
-        <w:t>texto texto texto</w:t>
-      </w:r>
-      <w:r>
-        <w:t xml:space="preserve"> </w:t>
-      </w:r>
-      <w:r>
-        <w:t>texto texto texto</w:t>
-      </w:r>
-      <w:r>
-        <w:t xml:space="preserve"> </w:t>
-      </w:r>
-      <w:r>
-        <w:t>texto texto texto</w:t>
-      </w:r>
-      <w:r>
-        <w:t xml:space="preserve"> </w:t>
-      </w:r>
-      <w:r>
-        <w:t>texto texto texto</w:t>
-      </w:r>
-      <w:r>
-        <w:t xml:space="preserve"> </w:t>
-      </w:r>
-      <w:r>
-        <w:t>texto texto texto</w:t>
-      </w:r>
-      <w:r>
-        <w:t xml:space="preserve"> </w:t>
-      </w:r>
-      <w:r>
-        <w:t>texto texto texto</w:t>
-      </w:r>
-      <w:r>
-        <w:t xml:space="preserve"> </w:t>
-      </w:r>
-      <w:r>
-        <w:t>texto texto texto</w:t>
-      </w:r>
-      <w:r>
-        <w:t xml:space="preserve"> </w:t>
-      </w:r>
-      <w:r>
-        <w:t>texto texto texto</w:t>
-      </w:r>
-      <w:r>
-        <w:t xml:space="preserve"> </w:t>
-      </w:r>
-      <w:r>
-        <w:t>texto texto texto</w:t>
-      </w:r>
-      <w:r>
-        <w:t xml:space="preserve"> </w:t>
-      </w:r>
-      <w:r>
-        <w:t>texto texto texto</w:t>
-      </w:r>
-      <w:r>
-        <w:t xml:space="preserve"> </w:t>
-      </w:r>
-      <w:r>
-        <w:t>texto texto texto</w:t>
-      </w:r>
-      <w:r>
-        <w:t xml:space="preserve"> </w:t>
-      </w:r>
-      <w:r>
-        <w:t>texto texto texto</w:t>
-      </w:r>
-      <w:r>
-        <w:t xml:space="preserve"> </w:t>
-      </w:r>
-      <w:r>
-        <w:t>texto texto texto</w:t>
-      </w:r>
-      <w:r>
-        <w:t xml:space="preserve"> </w:t>
-      </w:r>
-      <w:r>
-        <w:t>texto texto texto</w:t>
-      </w:r>
-      <w:r>
-        <w:t xml:space="preserve"> </w:t>
-      </w:r>
-      <w:r>
-        <w:t>texto texto texto</w:t>
-      </w:r>
-      <w:r>
-        <w:t xml:space="preserve"> </w:t>
-      </w:r>
-      <w:r>
-        <w:t>texto texto texto</w:t>
-      </w:r>
-      <w:r>
-        <w:t xml:space="preserve"> </w:t>
-      </w:r>
-      <w:r>
-        <w:t>texto texto texto</w:t>
-      </w:r>
-      <w:r>
-        <w:t xml:space="preserve"> </w:t>
-      </w:r>
-      <w:r>
-        <w:t>texto texto texto</w:t>
-      </w:r>
-      <w:r>
-        <w:t xml:space="preserve"> </w:t>
-      </w:r>
-      <w:r>
-        <w:t>texto texto texto</w:t>
-      </w:r>
-      <w:r>
-        <w:t xml:space="preserve"> </w:t>
-      </w:r>
-      <w:r>
-        <w:t>texto texto texto.</w:t>
+        <w:t xml:space="preserve">Apresente aqui os resultados obtidos e discuta-os à luz dos objetivos e da pergunta/hipótese de pesquisa — resultados sem discussão não demonstram que os objetivos foram alcançados. Use tabelas para dados numéricos e quadros para comparações qualitativas, sempre citados no texto antes de aparecerem.</w:t>
       </w:r>
     </w:p>
     <w:p/>
@@ -10170,145 +8604,7 @@
     </w:p>
     <w:p>
       <w:r>
-        <w:t>Texto texto texto texto texto texto texto texto</w:t>
-      </w:r>
-      <w:r>
-        <w:t xml:space="preserve"> </w:t>
-      </w:r>
-      <w:r>
-        <w:t>texto texto texto</w:t>
-      </w:r>
-      <w:r>
-        <w:t xml:space="preserve"> </w:t>
-      </w:r>
-      <w:r>
-        <w:t>texto texto texto</w:t>
-      </w:r>
-      <w:r>
-        <w:t xml:space="preserve"> </w:t>
-      </w:r>
-      <w:r>
-        <w:t>texto texto texto</w:t>
-      </w:r>
-      <w:r>
-        <w:t xml:space="preserve"> </w:t>
-      </w:r>
-      <w:r>
-        <w:t>texto texto texto</w:t>
-      </w:r>
-      <w:r>
-        <w:t xml:space="preserve"> </w:t>
-      </w:r>
-      <w:r>
-        <w:t>texto texto texto</w:t>
-      </w:r>
-      <w:r>
-        <w:t xml:space="preserve"> </w:t>
-      </w:r>
-      <w:r>
-        <w:t>texto texto texto</w:t>
-      </w:r>
-      <w:r>
-        <w:t xml:space="preserve"> </w:t>
-      </w:r>
-      <w:r>
-        <w:t>texto texto texto</w:t>
-      </w:r>
-      <w:r>
-        <w:t xml:space="preserve"> </w:t>
-      </w:r>
-      <w:r>
-        <w:t>texto texto texto</w:t>
-      </w:r>
-      <w:r>
-        <w:t xml:space="preserve"> </w:t>
-      </w:r>
-      <w:r>
-        <w:t>texto texto texto</w:t>
-      </w:r>
-      <w:r>
-        <w:t xml:space="preserve"> </w:t>
-      </w:r>
-      <w:r>
-        <w:t>texto texto texto</w:t>
-      </w:r>
-      <w:r>
-        <w:t xml:space="preserve"> </w:t>
-      </w:r>
-      <w:r>
-        <w:t>texto texto texto</w:t>
-      </w:r>
-      <w:r>
-        <w:t xml:space="preserve"> </w:t>
-      </w:r>
-      <w:r>
-        <w:t>texto texto texto</w:t>
-      </w:r>
-      <w:r>
-        <w:t xml:space="preserve"> </w:t>
-      </w:r>
-      <w:r>
-        <w:t>texto texto texto</w:t>
-      </w:r>
-      <w:r>
-        <w:t xml:space="preserve"> </w:t>
-      </w:r>
-      <w:r>
-        <w:t>texto texto texto</w:t>
-      </w:r>
-      <w:r>
-        <w:t xml:space="preserve"> </w:t>
-      </w:r>
-      <w:r>
-        <w:t>texto texto texto</w:t>
-      </w:r>
-      <w:r>
-        <w:t xml:space="preserve"> </w:t>
-      </w:r>
-      <w:r>
-        <w:t>texto texto texto</w:t>
-      </w:r>
-      <w:r>
-        <w:t xml:space="preserve"> </w:t>
-      </w:r>
-      <w:r>
-        <w:t>texto texto texto</w:t>
-      </w:r>
-      <w:r>
-        <w:t xml:space="preserve"> </w:t>
-      </w:r>
-      <w:r>
-        <w:t>texto texto texto</w:t>
-      </w:r>
-      <w:r>
-        <w:t xml:space="preserve"> </w:t>
-      </w:r>
-      <w:r>
-        <w:t>texto texto texto</w:t>
-      </w:r>
-      <w:r>
-        <w:t xml:space="preserve"> </w:t>
-      </w:r>
-      <w:r>
-        <w:t>texto texto texto</w:t>
-      </w:r>
-      <w:r>
-        <w:t xml:space="preserve"> </w:t>
-      </w:r>
-      <w:r>
-        <w:t>texto texto texto</w:t>
-      </w:r>
-      <w:r>
-        <w:t xml:space="preserve"> </w:t>
-      </w:r>
-      <w:r>
-        <w:t>texto texto texto</w:t>
-      </w:r>
-      <w:r>
-        <w:t xml:space="preserve"> </w:t>
-      </w:r>
-      <w:r>
-        <w:t>texto texto texto.</w:t>
+        <w:t xml:space="preserve">Retome aqui os objetivos e a pergunta/hipótese apresentados na introdução e mostre, com base nos resultados, em que medida foram alcançados ou respondidas. Sintetize as principais contribuições do trabalho, reconheça as limitações e proponha trabalhos futuros. Não apresente neste capítulo dados ou informações que não tenham aparecido antes.</w:t>
       </w:r>
     </w:p>
     <w:p>
@@ -10364,6 +8660,29 @@
     </w:p>
     <w:p>
       <w:pPr>
+        <w:pStyle w:val="Ttulo2"/>
+      </w:pPr>
+      <w:r>
+        <w:t xml:space="preserve">Declaração sobre uso de Inteligência Artificial</w:t>
+      </w:r>
+    </w:p>
+    <w:p>
+      <w:r>
+        <w:t xml:space="preserve">Declare aqui, de forma transparente, o uso de ferramentas de inteligência artificial generativa em qualquer fase do trabalho, conforme a Portaria CNPq nº 2.664/2026 (Política de Integridade na Atividade Científica). Para cada uso, especifique: (i) a ferramenta, com nome e versão; (ii) a finalidade do uso; e (iii) a fase do trabalho em que ocorreu (concepção, levantamento bibliográfico, escrita, análise de dados). Caso nenhuma ferramenta tenha sido utilizada, declare-o expressamente.</w:t>
+      </w:r>
+    </w:p>
+    <w:p>
+      <w:r>
+        <w:t xml:space="preserve">Exemplo de declaração: “durante a elaboração deste trabalho, o autor utilizou a ferramenta X (versão Y), com a finalidade de revisão gramatical e de estilo, na fase de escrita. Após o uso, todo o conteúdo foi revisado e editado pelo autor, que assume integral responsabilidade pelo conteúdo final do trabalho”.</w:t>
+      </w:r>
+    </w:p>
+    <w:p>
+      <w:r>
+        <w:t xml:space="preserve">Atenção: é vedado apresentar conteúdo gerado por IA como se fosse de autoria própria — o autor permanece integralmente responsável pelo conteúdo final, inclusive por plágio e por inexatidões produzidas pela ferramenta (Portaria CNPq nº 2.664/2026; Regulamento do TCC, art. 34).</w:t>
+      </w:r>
+    </w:p>
+    <w:p>
+      <w:pPr>
         <w:ind w:firstLine="0"/>
       </w:pPr>
     </w:p>
@@ -10427,7 +8746,7 @@
         <w:t>: informação e documentação: citações em documentos: apresentação. Rio de Janeiro</w:t>
       </w:r>
       <w:r>
-        <w:t>: ABNT, 2002.</w:t>
+        <w:t>: ABNT, 2023.</w:t>
       </w:r>
     </w:p>
     <w:p>
@@ -10576,6 +8895,34 @@
       </w:r>
       <w:r>
         <w:t>resumo, resenha e recensão: apresentação. Rio de Janeiro: ABNT, 2021.</w:t>
+      </w:r>
+    </w:p>
+    <w:p>
+      <w:pPr>
+        <w:spacing w:line="240" w:lineRule="auto"/>
+        <w:ind w:firstLine="0"/>
+        <w:jc w:val="left"/>
+      </w:pPr>
+      <w:r>
+        <w:t xml:space="preserve">ASSOCIAÇÃO BRASILEIRA DE NORMAS TÉCNICAS. </w:t>
+      </w:r>
+      <w:r>
+        <w:rPr>
+          <w:b/>
+        </w:rPr>
+        <w:t xml:space="preserve">NBR </w:t>
+      </w:r>
+      <w:r>
+        <w:rPr>
+          <w:b/>
+        </w:rPr>
+        <w:t>14724</w:t>
+      </w:r>
+      <w:r>
+        <w:t xml:space="preserve">: informação e documentação: </w:t>
+      </w:r>
+      <w:r>
+        <w:t>trabalhos acadêmicos: apresentação. Rio de Janeiro: ABNT, 2024.</w:t>
       </w:r>
     </w:p>
     <w:p>
@@ -10649,7 +8996,7 @@
           <w:sz w:val="20"/>
           <w:szCs w:val="20"/>
         </w:rPr>
-        <w:t xml:space="preserve"> conforme a ABNT NBR 6023. As referências devem ser elaboradas em espaço simples, alinhadas à margem esquerda do texto e separadas entre si por uma linha em branco de espaço simples. Recomenda-se o uso do gerador de referência disponível em: </w:t>
+        <w:t xml:space="preserve"> conforme a ABNT NBR 6023. As referências devem ser elaboradas em espaço simples, alinhadas à margem esquerda do texto e separadas entre si por uma linha em branco de espaço simples. Escreva os autores no formato "ÚLTIMO SOBRENOME, Inicial do primeiro nome" — por exemplo, Alex Mulattieri Suarez Orozco fica OROZCO, A. Entrada por tipo de sobrenome: simples — pelo último (SILVA, A.); composto mantém os dois (CASTELO BRANCO, A.); prefixo de/da/do/von/van vai após o nome e não integra o sobrenome (MOTA, A. de); Filho, Neto e Júnior integram o sobrenome (OLIVEIRA FILHO, J.); sobrenome com hífen é único (TELES-PONTES, G.); autora com sobrenome do cônjuge: manter a forma que ela usa habitualmente; estrangeiro segue a convenção do país de origem (GARCÍA LÓPEZ, M.); em nomes chineses, japoneses e coreanos o sobrenome já vem primeiro (Mao Zedong → MAO, Z.). Recomenda-se o uso do gerador de referência disponível em: </w:t>
       </w:r>
       <w:hyperlink r:id="rId16" w:history="1">
         <w:r>
@@ -10675,6 +9022,313 @@
     <w:p>
       <w:pPr>
         <w:pStyle w:val="Corpodetextook"/>
+        <w:spacing w:line="240" w:lineRule="auto"/>
+        <w:rPr>
+          <w:rFonts w:ascii="Arial" w:hAnsi="Arial" w:cs="Arial"/>
+          <w:sz w:val="20"/>
+          <w:szCs w:val="20"/>
+        </w:rPr>
+      </w:pPr>
+      <w:r>
+        <w:rPr>
+          <w:rFonts w:ascii="Arial" w:hAnsi="Arial" w:cs="Arial"/>
+          <w:b/>
+          <w:bCs/>
+          <w:sz w:val="20"/>
+          <w:szCs w:val="20"/>
+          <w:highlight w:val="yellow"/>
+        </w:rPr>
+        <w:t xml:space="preserve">COMENTÁRIO: os exemplos a seguir demonstram a formatação dos principais tipos de referência usados em trabalhos de computação, conforme a NBR 6023:2025: livro, capítulo de livro, artigo de periódico (com DOI em forma de URL completa), trabalho em anais de evento, monografia, trabalho de conclusão de curso, dissertação, tese, norma técnica, legislação, portaria, software, página de site, vídeo e podcast. Todas as entradas abaixo são obras reais, verificadas nas fontes. Substitua-as pelas obras efetivamente citadas no seu texto — a lista final deve conter somente o que foi citado.</w:t>
+      </w:r>
+    </w:p>
+    <w:p>
+      <w:pPr>
+        <w:spacing w:line="240" w:lineRule="auto"/>
+        <w:ind w:firstLine="0"/>
+        <w:jc w:val="left"/>
+      </w:pPr>
+      <w:r>
+        <w:t xml:space="preserve">ASSOCIAÇÃO BRASILEIRA DE NORMAS TÉCNICAS. </w:t>
+      </w:r>
+      <w:r>
+        <w:rPr>
+          <w:b/>
+        </w:rPr>
+        <w:t xml:space="preserve">ABNT NBR ISO/IEC 25010</w:t>
+      </w:r>
+      <w:r>
+        <w:t xml:space="preserve">: engenharia de sistemas e software — requisitos e avaliação da qualidade de sistemas e software (SQuaRE) — modelos de qualidade de sistemas e software. Rio de Janeiro: ABNT, 2011.</w:t>
+      </w:r>
+    </w:p>
+    <w:p>
+      <w:pPr>
+        <w:spacing w:line="240" w:lineRule="auto"/>
+        <w:ind w:firstLine="0"/>
+        <w:jc w:val="left"/>
+      </w:pPr>
+      <w:r>
+        <w:t xml:space="preserve">BERNERS-LEE, T. </w:t>
+      </w:r>
+      <w:r>
+        <w:rPr>
+          <w:b/>
+        </w:rPr>
+        <w:t xml:space="preserve">The next web</w:t>
+      </w:r>
+      <w:r>
+        <w:t xml:space="preserve">. 2009. Vídeo (16 min). Palestra TED. Disponível em: https://www.ted.com/talks/tim_berners_lee_the_next_web. Acesso em: 7 jul. 2026.</w:t>
+      </w:r>
+    </w:p>
+    <w:p>
+      <w:pPr>
+        <w:spacing w:line="240" w:lineRule="auto"/>
+        <w:ind w:firstLine="0"/>
+        <w:jc w:val="left"/>
+      </w:pPr>
+      <w:r>
+        <w:t xml:space="preserve">BRASIL. </w:t>
+      </w:r>
+      <w:r>
+        <w:rPr>
+          <w:b/>
+        </w:rPr>
+        <w:t xml:space="preserve">Lei nº 13.709, de 14 de agosto de 2018</w:t>
+      </w:r>
+      <w:r>
+        <w:t xml:space="preserve">: Lei Geral de Proteção de Dados Pessoais (LGPD). 2018. Disponível em: https://www.planalto.gov.br/ccivil_03/_ato2015-2018/2018/lei/l13709.htm. Acesso em: 7 jul. 2026.</w:t>
+      </w:r>
+    </w:p>
+    <w:p>
+      <w:pPr>
+        <w:spacing w:line="240" w:lineRule="auto"/>
+        <w:ind w:firstLine="0"/>
+        <w:jc w:val="left"/>
+      </w:pPr>
+      <w:r>
+        <w:t xml:space="preserve">CONSELHO NACIONAL DE DESENVOLVIMENTO CIENTÍFICO E TECNOLÓGICO – CNPq. </w:t>
+      </w:r>
+      <w:r>
+        <w:rPr>
+          <w:b/>
+        </w:rPr>
+        <w:t xml:space="preserve">Portaria nº 2.664, de 6 de março de 2026</w:t>
+      </w:r>
+      <w:r>
+        <w:t xml:space="preserve">: institui a Política de Integridade na Atividade Científica do CNPq. 2026. Disponível em: http://memoria2.cnpq.br/web/guest/view/-/journal_content/56_INSTANCE_0oED/10157/23142775. Acesso em: 7 jul. 2026.</w:t>
+      </w:r>
+    </w:p>
+    <w:p>
+      <w:pPr>
+        <w:spacing w:line="240" w:lineRule="auto"/>
+        <w:ind w:firstLine="0"/>
+        <w:jc w:val="left"/>
+      </w:pPr>
+      <w:r>
+        <w:t xml:space="preserve">COSTA, J. </w:t>
+      </w:r>
+      <w:r>
+        <w:rPr>
+          <w:b/>
+        </w:rPr>
+        <w:t xml:space="preserve">Uma análise sobre o impacto de dados faltantes no desempenho de métodos de aprendizado de máquina</w:t>
+      </w:r>
+      <w:r>
+        <w:t xml:space="preserve">. 2019. 55 p. Dissertação (Mestrado em Ciência da Computação) — Universidade Federal do Ceará, Fortaleza. Disponível em: https://repositorio.ufc.br/handle/riufc/41653. Acesso em: 7 jul. 2026.</w:t>
+      </w:r>
+    </w:p>
+    <w:p>
+      <w:pPr>
+        <w:spacing w:line="240" w:lineRule="auto"/>
+        <w:ind w:firstLine="0"/>
+        <w:jc w:val="left"/>
+      </w:pPr>
+      <w:r>
+        <w:t xml:space="preserve">DIJKSTRA, E. Go to statement considered harmful. </w:t>
+      </w:r>
+      <w:r>
+        <w:rPr>
+          <w:b/>
+        </w:rPr>
+        <w:t xml:space="preserve">Communications of the ACM</w:t>
+      </w:r>
+      <w:r>
+        <w:t xml:space="preserve">, New York, v. 11, n. 3, p. 147-148, 1968. Disponível em: https://doi.org/10.1145/362929.362947. Acesso em: 7 jul. 2026.</w:t>
+      </w:r>
+    </w:p>
+    <w:p>
+      <w:pPr>
+        <w:spacing w:line="240" w:lineRule="auto"/>
+        <w:ind w:firstLine="0"/>
+        <w:jc w:val="left"/>
+      </w:pPr>
+      <w:r>
+        <w:t xml:space="preserve">GARCIA, F. </w:t>
+      </w:r>
+      <w:r>
+        <w:rPr>
+          <w:b/>
+        </w:rPr>
+        <w:t xml:space="preserve">EPMOSt: um sistema de monitoramento passivo energeticamente eficiente para redes de sensores sem fio</w:t>
+      </w:r>
+      <w:r>
+        <w:t xml:space="preserve">. 2014. 115 p. Tese (Doutorado em Ciência da Computação) — Universidade Federal do Ceará, Fortaleza. Disponível em: https://repositorio.ufc.br/handle/riufc/18675. Acesso em: 7 jul. 2026.</w:t>
+      </w:r>
+    </w:p>
+    <w:p>
+      <w:pPr>
+        <w:spacing w:line="240" w:lineRule="auto"/>
+        <w:ind w:firstLine="0"/>
+        <w:jc w:val="left"/>
+      </w:pPr>
+      <w:r>
+        <w:t xml:space="preserve">GOODFELLOW, I.; BENGIO, Y.; COURVILLE, A. </w:t>
+      </w:r>
+      <w:r>
+        <w:rPr>
+          <w:b/>
+        </w:rPr>
+        <w:t xml:space="preserve">Deep learning</w:t>
+      </w:r>
+      <w:r>
+        <w:t xml:space="preserve">. Cambridge: MIT Press, 2016. Disponível em: https://www.deeplearningbook.org/. Acesso em: 7 jul. 2026.</w:t>
+      </w:r>
+    </w:p>
+    <w:p>
+      <w:pPr>
+        <w:spacing w:line="240" w:lineRule="auto"/>
+        <w:ind w:firstLine="0"/>
+        <w:jc w:val="left"/>
+      </w:pPr>
+      <w:r>
+        <w:t xml:space="preserve">GUANABARA, G. </w:t>
+      </w:r>
+      <w:r>
+        <w:rPr>
+          <w:b/>
+        </w:rPr>
+        <w:t xml:space="preserve">Inteligência artificial com Guanabara</w:t>
+      </w:r>
+      <w:r>
+        <w:t xml:space="preserve">. 2024. Entrevista concedida ao podcast Hipsters Ponto Tech, episódio 426. Podcast. Disponível em: https://www.alura.com.br/podcast/inteligencia-artificial-com-guanabara-hipsters-ponto-tech-426-a9408. Acesso em: 7 jul. 2026.</w:t>
+      </w:r>
+    </w:p>
+    <w:p>
+      <w:pPr>
+        <w:spacing w:line="240" w:lineRule="auto"/>
+        <w:ind w:firstLine="0"/>
+        <w:jc w:val="left"/>
+      </w:pPr>
+      <w:r>
+        <w:t xml:space="preserve">MICHELS, J.; CASSANHO, L.; BURIGO, B.; BARBOSA, C. de. Avaliação do JFLAP como ferramenta de ensino de gramáticas na disciplina de Linguagens Formais e Autômatos. In: SIMPÓSIO BRASILEIRO DE INFORMÁTICA NA EDUCAÇÃO, 35., 2024, Rio de Janeiro. </w:t>
+      </w:r>
+      <w:r>
+        <w:rPr>
+          <w:b/>
+        </w:rPr>
+        <w:t xml:space="preserve">Anais</w:t>
+      </w:r>
+      <w:r>
+        <w:t xml:space="preserve"> [...]. Porto Alegre: SBC, 2024. p. 199-209. Disponível em: https://doi.org/10.5753/sbie.2024.242335. Acesso em: 7 jul. 2026.</w:t>
+      </w:r>
+    </w:p>
+    <w:p>
+      <w:pPr>
+        <w:spacing w:line="240" w:lineRule="auto"/>
+        <w:ind w:firstLine="0"/>
+        <w:jc w:val="left"/>
+      </w:pPr>
+      <w:r>
+        <w:t xml:space="preserve">NOBRE, I. </w:t>
+      </w:r>
+      <w:r>
+        <w:rPr>
+          <w:b/>
+        </w:rPr>
+        <w:t xml:space="preserve">Um mapeamento da usabilidade em modelos e normas de qualidade de software</w:t>
+      </w:r>
+      <w:r>
+        <w:t xml:space="preserve">. 2017. 60 p. Trabalho de Conclusão de Curso (Bacharelado em Engenharia de Software) — Universidade Federal do Ceará, Campus Quixadá, Quixadá. Disponível em: https://repositorio.ufc.br/handle/riufc/29555. Acesso em: 7 jul. 2026.</w:t>
+      </w:r>
+    </w:p>
+    <w:p>
+      <w:pPr>
+        <w:spacing w:line="240" w:lineRule="auto"/>
+        <w:ind w:firstLine="0"/>
+        <w:jc w:val="left"/>
+      </w:pPr>
+      <w:r>
+        <w:t xml:space="preserve">PIMENTEL, M.; GEROSA, M.; FUKS, H. Sistemas de comunicação para colaboração. In: PIMENTEL, M.; FUKS, H. (org.). </w:t>
+      </w:r>
+      <w:r>
+        <w:rPr>
+          <w:b/>
+        </w:rPr>
+        <w:t xml:space="preserve">Sistemas colaborativos</w:t>
+      </w:r>
+      <w:r>
+        <w:t xml:space="preserve">. Rio de Janeiro: Elsevier, 2011. Cap. 5. Disponível em: https://sistemascolaborativos.uniriotec.br/wp-content/uploads/sites/18/2019/06/SC-cap5-comunicacao.pdf. Acesso em: 7 jul. 2026.</w:t>
+      </w:r>
+    </w:p>
+    <w:p>
+      <w:pPr>
+        <w:spacing w:line="240" w:lineRule="auto"/>
+        <w:ind w:firstLine="0"/>
+        <w:jc w:val="left"/>
+      </w:pPr>
+      <w:r>
+        <w:t xml:space="preserve">PYTHON SOFTWARE FOUNDATION. </w:t>
+      </w:r>
+      <w:r>
+        <w:rPr>
+          <w:b/>
+        </w:rPr>
+        <w:t xml:space="preserve">Python</w:t>
+      </w:r>
+      <w:r>
+        <w:t xml:space="preserve">. 2025. Versão 3.13. Software. Disponível em: https://www.python.org/. Acesso em: 7 jul. 2026.</w:t>
+      </w:r>
+    </w:p>
+    <w:p>
+      <w:pPr>
+        <w:spacing w:line="240" w:lineRule="auto"/>
+        <w:ind w:firstLine="0"/>
+        <w:jc w:val="left"/>
+      </w:pPr>
+      <w:r>
+        <w:t xml:space="preserve">STACK OVERFLOW. </w:t>
+      </w:r>
+      <w:r>
+        <w:rPr>
+          <w:b/>
+        </w:rPr>
+        <w:t xml:space="preserve">2025 developer survey</w:t>
+      </w:r>
+      <w:r>
+        <w:t xml:space="preserve">. 2025. Disponível em: https://survey.stackoverflow.co/2025. Acesso em: 7 jul. 2026.</w:t>
+      </w:r>
+    </w:p>
+    <w:p>
+      <w:pPr>
+        <w:spacing w:line="240" w:lineRule="auto"/>
+        <w:ind w:firstLine="0"/>
+        <w:jc w:val="left"/>
+      </w:pPr>
+      <w:r>
+        <w:t xml:space="preserve">TANENBAUM, A.; WETHERALL, D. </w:t>
+      </w:r>
+      <w:r>
+        <w:rPr>
+          <w:b/>
+        </w:rPr>
+        <w:t xml:space="preserve">Redes de computadores</w:t>
+      </w:r>
+      <w:r>
+        <w:t xml:space="preserve">. 5. ed. São Paulo: Pearson, 2011.</w:t>
+      </w:r>
+    </w:p>
+    <w:p>
+      <w:pPr>
+        <w:pStyle w:val="Corpodetextook"/>
       </w:pPr>
     </w:p>
     <w:p>
@@ -10760,7 +9414,7 @@
           <w:sz w:val="20"/>
           <w:szCs w:val="20"/>
         </w:rPr>
-        <w:t xml:space="preserve"> Os apêndices são documentos elaborados pelo próprio autor para complementar o texto principal. </w:t>
+        <w:t xml:space="preserve"> Os apêndices são documentos elaborados pelo próprio autor para complementar o texto principal. Conforme a NBR 14724:2024, as fontes citadas exclusivamente em apêndice devem ser referenciadas no próprio apêndice, e não na lista de referências principal. </w:t>
       </w:r>
       <w:r>
         <w:rPr>

--- a/tcc/exemplo-tcc.docx
+++ b/tcc/exemplo-tcc.docx
@@ -272,7 +272,7 @@
     </w:p>
     <w:p>
       <w:pPr>
-        <w:pStyle w:val="1098"/>
+        <w:pStyle w:val="1102"/>
         <w:pBdr/>
         <w:spacing w:line="240" w:lineRule="auto"/>
         <w:ind/>
@@ -1974,7 +1974,7 @@
     </w:p>
     <w:p>
       <w:pPr>
-        <w:pStyle w:val="1098"/>
+        <w:pStyle w:val="1102"/>
         <w:pBdr/>
         <w:spacing w:line="240" w:lineRule="auto"/>
         <w:ind/>
@@ -3123,7 +3123,7 @@
     </w:p>
     <w:p>
       <w:pPr>
-        <w:pStyle w:val="1098"/>
+        <w:pStyle w:val="1102"/>
         <w:pBdr/>
         <w:spacing w:line="240" w:lineRule="auto"/>
         <w:ind/>
@@ -3911,7 +3911,7 @@
     </w:p>
     <w:p>
       <w:pPr>
-        <w:pStyle w:val="1098"/>
+        <w:pStyle w:val="1102"/>
         <w:pBdr/>
         <w:spacing w:line="240" w:lineRule="auto"/>
         <w:ind/>
@@ -4285,7 +4285,7 @@
     </w:p>
     <w:p>
       <w:pPr>
-        <w:pStyle w:val="1098"/>
+        <w:pStyle w:val="1102"/>
         <w:pBdr/>
         <w:spacing w:line="240" w:lineRule="auto"/>
         <w:ind/>
@@ -4588,7 +4588,7 @@
     </w:p>
     <w:p>
       <w:pPr>
-        <w:pStyle w:val="1102"/>
+        <w:pStyle w:val="1106"/>
         <w:pBdr/>
         <w:shd w:val="clear" w:color="auto" w:fill="ffff00"/>
         <w:spacing/>
@@ -5193,7 +5193,7 @@
     </w:p>
     <w:p>
       <w:pPr>
-        <w:pStyle w:val="1082"/>
+        <w:pStyle w:val="1086"/>
         <w:pBdr/>
         <w:tabs>
           <w:tab w:val="right" w:leader="dot" w:pos="9062"/>
@@ -5226,7 +5226,7 @@
       <w:hyperlink w:tooltip="#_Toc130901145" w:anchor="_Toc130901145" w:history="1">
         <w:r>
           <w:rPr>
-            <w:rStyle w:val="1059"/>
+            <w:rStyle w:val="1063"/>
           </w:rPr>
           <w:t xml:space="preserve">Figura 1 – Modelo de figura</w:t>
         </w:r>
@@ -5264,7 +5264,7 @@
     </w:p>
     <w:p>
       <w:pPr>
-        <w:pStyle w:val="1082"/>
+        <w:pStyle w:val="1086"/>
         <w:pBdr/>
         <w:tabs>
           <w:tab w:val="right" w:leader="dot" w:pos="6113"/>
@@ -5673,7 +5673,7 @@
     </w:p>
     <w:p>
       <w:pPr>
-        <w:pStyle w:val="1082"/>
+        <w:pStyle w:val="1086"/>
         <w:pBdr/>
         <w:tabs>
           <w:tab w:val="right" w:leader="dot" w:pos="9062"/>
@@ -5706,7 +5706,7 @@
       <w:hyperlink w:tooltip="#_Toc130900331" w:anchor="_Toc130900331" w:history="1">
         <w:r>
           <w:rPr>
-            <w:rStyle w:val="1059"/>
+            <w:rStyle w:val="1063"/>
           </w:rPr>
           <w:t xml:space="preserve">Quadro 1 – Modelo de quadro</w:t>
         </w:r>
@@ -5762,7 +5762,7 @@
     </w:p>
     <w:p>
       <w:pPr>
-        <w:pStyle w:val="1098"/>
+        <w:pStyle w:val="1102"/>
         <w:pBdr/>
         <w:spacing w:line="240" w:lineRule="auto"/>
         <w:ind/>
@@ -5941,7 +5941,7 @@
     </w:p>
     <w:p>
       <w:pPr>
-        <w:pStyle w:val="1082"/>
+        <w:pStyle w:val="1086"/>
         <w:pBdr/>
         <w:tabs>
           <w:tab w:val="right" w:leader="dot" w:pos="9062"/>
@@ -5974,7 +5974,7 @@
       <w:hyperlink w:tooltip="#_Toc130900508" w:anchor="_Toc130900508" w:history="1">
         <w:r>
           <w:rPr>
-            <w:rStyle w:val="1059"/>
+            <w:rStyle w:val="1063"/>
           </w:rPr>
           <w:t xml:space="preserve">Tabela 1 – Modelo de tabela</w:t>
         </w:r>
@@ -6012,7 +6012,7 @@
     </w:p>
     <w:p>
       <w:pPr>
-        <w:pStyle w:val="1098"/>
+        <w:pStyle w:val="1102"/>
         <w:pBdr/>
         <w:spacing/>
         <w:ind/>
@@ -6025,7 +6025,7 @@
     </w:p>
     <w:p>
       <w:pPr>
-        <w:pStyle w:val="1098"/>
+        <w:pStyle w:val="1102"/>
         <w:pBdr/>
         <w:spacing w:line="240" w:lineRule="auto"/>
         <w:ind/>
@@ -6119,7 +6119,7 @@
     </w:p>
     <w:p>
       <w:pPr>
-        <w:pStyle w:val="1098"/>
+        <w:pStyle w:val="1102"/>
         <w:pBdr/>
         <w:spacing/>
         <w:ind/>
@@ -6291,7 +6291,7 @@
     </w:p>
     <w:p>
       <w:pPr>
-        <w:pStyle w:val="1098"/>
+        <w:pStyle w:val="1102"/>
         <w:pBdr/>
         <w:spacing/>
         <w:ind/>
@@ -6516,7 +6516,7 @@
     </w:p>
     <w:p>
       <w:pPr>
-        <w:pStyle w:val="1067"/>
+        <w:pStyle w:val="1071"/>
         <w:pBdr/>
         <w:spacing/>
         <w:ind/>
@@ -6547,7 +6547,7 @@
       <w:hyperlink w:tooltip="#_Toc130901714" w:anchor="_Toc130901714" w:history="1">
         <w:r>
           <w:rPr>
-            <w:rStyle w:val="1059"/>
+            <w:rStyle w:val="1063"/>
           </w:rPr>
           <w:t xml:space="preserve">1</w:t>
         </w:r>
@@ -6561,7 +6561,7 @@
         </w:r>
         <w:r>
           <w:rPr>
-            <w:rStyle w:val="1059"/>
+            <w:rStyle w:val="1063"/>
           </w:rPr>
           <w:t xml:space="preserve">INTRODUÇÃO</w:t>
         </w:r>
@@ -6601,7 +6601,7 @@
     </w:p>
     <w:p>
       <w:pPr>
-        <w:pStyle w:val="1066"/>
+        <w:pStyle w:val="1070"/>
         <w:pBdr/>
         <w:spacing/>
         <w:ind/>
@@ -6614,7 +6614,7 @@
       <w:hyperlink w:tooltip="#_Toc130901715" w:anchor="_Toc130901715" w:history="1">
         <w:r>
           <w:rPr>
-            <w:rStyle w:val="1059"/>
+            <w:rStyle w:val="1063"/>
           </w:rPr>
           <w:t xml:space="preserve">1.1</w:t>
         </w:r>
@@ -6627,7 +6627,7 @@
         </w:r>
         <w:r>
           <w:rPr>
-            <w:rStyle w:val="1059"/>
+            <w:rStyle w:val="1063"/>
           </w:rPr>
           <w:t xml:space="preserve">Objetivos</w:t>
         </w:r>
@@ -6665,7 +6665,7 @@
     </w:p>
     <w:p>
       <w:pPr>
-        <w:pStyle w:val="1068"/>
+        <w:pStyle w:val="1072"/>
         <w:pBdr/>
         <w:spacing/>
         <w:ind/>
@@ -6679,7 +6679,7 @@
       <w:hyperlink w:tooltip="#_Toc130901716" w:anchor="_Toc130901716" w:history="1">
         <w:r>
           <w:rPr>
-            <w:rStyle w:val="1059"/>
+            <w:rStyle w:val="1063"/>
           </w:rPr>
           <w:t xml:space="preserve">1.1.1</w:t>
         </w:r>
@@ -6693,7 +6693,7 @@
         </w:r>
         <w:r>
           <w:rPr>
-            <w:rStyle w:val="1059"/>
+            <w:rStyle w:val="1063"/>
           </w:rPr>
           <w:t xml:space="preserve">Objetivo Geral</w:t>
         </w:r>
@@ -6733,7 +6733,7 @@
     </w:p>
     <w:p>
       <w:pPr>
-        <w:pStyle w:val="1068"/>
+        <w:pStyle w:val="1072"/>
         <w:pBdr/>
         <w:spacing/>
         <w:ind/>
@@ -6747,7 +6747,7 @@
       <w:hyperlink w:tooltip="#_Toc130901717" w:anchor="_Toc130901717" w:history="1">
         <w:r>
           <w:rPr>
-            <w:rStyle w:val="1059"/>
+            <w:rStyle w:val="1063"/>
           </w:rPr>
           <w:t xml:space="preserve">1.1.2</w:t>
         </w:r>
@@ -6761,7 +6761,7 @@
         </w:r>
         <w:r>
           <w:rPr>
-            <w:rStyle w:val="1059"/>
+            <w:rStyle w:val="1063"/>
           </w:rPr>
           <w:t xml:space="preserve">Objetivos Específicos</w:t>
         </w:r>
@@ -6801,7 +6801,7 @@
     </w:p>
     <w:p>
       <w:pPr>
-        <w:pStyle w:val="1067"/>
+        <w:pStyle w:val="1071"/>
         <w:pBdr/>
         <w:spacing/>
         <w:ind/>
@@ -6815,7 +6815,7 @@
       <w:hyperlink w:tooltip="#_Toc130901718" w:anchor="_Toc130901718" w:history="1">
         <w:r>
           <w:rPr>
-            <w:rStyle w:val="1059"/>
+            <w:rStyle w:val="1063"/>
           </w:rPr>
           <w:t xml:space="preserve">2</w:t>
         </w:r>
@@ -6829,7 +6829,7 @@
         </w:r>
         <w:r>
           <w:rPr>
-            <w:rStyle w:val="1059"/>
+            <w:rStyle w:val="1063"/>
           </w:rPr>
           <w:t xml:space="preserve">FUNDAMENTAÇÃO TEÓRICA</w:t>
         </w:r>
@@ -6869,7 +6869,7 @@
     </w:p>
     <w:p>
       <w:pPr>
-        <w:pStyle w:val="1066"/>
+        <w:pStyle w:val="1070"/>
         <w:pBdr/>
         <w:spacing/>
         <w:ind/>
@@ -6882,7 +6882,7 @@
       <w:hyperlink w:tooltip="#_Toc130901719" w:anchor="_Toc130901719" w:history="1">
         <w:r>
           <w:rPr>
-            <w:rStyle w:val="1059"/>
+            <w:rStyle w:val="1063"/>
           </w:rPr>
           <w:t xml:space="preserve">2.1</w:t>
         </w:r>
@@ -6895,7 +6895,7 @@
         </w:r>
         <w:r>
           <w:rPr>
-            <w:rStyle w:val="1059"/>
+            <w:rStyle w:val="1063"/>
           </w:rPr>
           <w:t xml:space="preserve">Seção secundária</w:t>
         </w:r>
@@ -6933,7 +6933,7 @@
     </w:p>
     <w:p>
       <w:pPr>
-        <w:pStyle w:val="1068"/>
+        <w:pStyle w:val="1072"/>
         <w:pBdr/>
         <w:spacing/>
         <w:ind/>
@@ -6947,7 +6947,7 @@
       <w:hyperlink w:tooltip="#_Toc130901720" w:anchor="_Toc130901720" w:history="1">
         <w:r>
           <w:rPr>
-            <w:rStyle w:val="1059"/>
+            <w:rStyle w:val="1063"/>
           </w:rPr>
           <w:t xml:space="preserve">2.1.1</w:t>
         </w:r>
@@ -6961,7 +6961,7 @@
         </w:r>
         <w:r>
           <w:rPr>
-            <w:rStyle w:val="1059"/>
+            <w:rStyle w:val="1063"/>
           </w:rPr>
           <w:t xml:space="preserve">Seção terciária</w:t>
         </w:r>
@@ -7001,7 +7001,7 @@
     </w:p>
     <w:p>
       <w:pPr>
-        <w:pStyle w:val="1067"/>
+        <w:pStyle w:val="1071"/>
         <w:pBdr/>
         <w:spacing/>
         <w:ind/>
@@ -7015,7 +7015,7 @@
       <w:hyperlink w:tooltip="#_Toc130901721" w:anchor="_Toc130901721" w:history="1">
         <w:r>
           <w:rPr>
-            <w:rStyle w:val="1059"/>
+            <w:rStyle w:val="1063"/>
           </w:rPr>
           <w:t xml:space="preserve">3</w:t>
         </w:r>
@@ -7029,7 +7029,7 @@
         </w:r>
         <w:r>
           <w:rPr>
-            <w:rStyle w:val="1059"/>
+            <w:rStyle w:val="1063"/>
           </w:rPr>
           <w:t xml:space="preserve">METODOLOGIA</w:t>
         </w:r>
@@ -7069,7 +7069,7 @@
     </w:p>
     <w:p>
       <w:pPr>
-        <w:pStyle w:val="1067"/>
+        <w:pStyle w:val="1071"/>
         <w:pBdr/>
         <w:spacing/>
         <w:ind/>
@@ -7083,7 +7083,7 @@
       <w:hyperlink w:tooltip="#_Toc130901722" w:anchor="_Toc130901722" w:history="1">
         <w:r>
           <w:rPr>
-            <w:rStyle w:val="1059"/>
+            <w:rStyle w:val="1063"/>
           </w:rPr>
           <w:t xml:space="preserve">4</w:t>
         </w:r>
@@ -7097,7 +7097,7 @@
         </w:r>
         <w:r>
           <w:rPr>
-            <w:rStyle w:val="1059"/>
+            <w:rStyle w:val="1063"/>
           </w:rPr>
           <w:t xml:space="preserve">RESULTADOS</w:t>
         </w:r>
@@ -7137,7 +7137,7 @@
     </w:p>
     <w:p>
       <w:pPr>
-        <w:pStyle w:val="1067"/>
+        <w:pStyle w:val="1071"/>
         <w:pBdr/>
         <w:spacing/>
         <w:ind/>
@@ -7151,7 +7151,7 @@
       <w:hyperlink w:tooltip="#_Toc130901723" w:anchor="_Toc130901723" w:history="1">
         <w:r>
           <w:rPr>
-            <w:rStyle w:val="1059"/>
+            <w:rStyle w:val="1063"/>
           </w:rPr>
           <w:t xml:space="preserve">5</w:t>
         </w:r>
@@ -7165,7 +7165,7 @@
         </w:r>
         <w:r>
           <w:rPr>
-            <w:rStyle w:val="1059"/>
+            <w:rStyle w:val="1063"/>
           </w:rPr>
           <w:t xml:space="preserve">CONCLUSÃO</w:t>
         </w:r>
@@ -7205,7 +7205,7 @@
     </w:p>
     <w:p>
       <w:pPr>
-        <w:pStyle w:val="1073"/>
+        <w:pStyle w:val="1077"/>
         <w:pBdr/>
         <w:spacing/>
         <w:ind/>
@@ -7219,7 +7219,7 @@
       <w:hyperlink w:tooltip="#_Toc130901724" w:anchor="_Toc130901724" w:history="1">
         <w:r>
           <w:rPr>
-            <w:rStyle w:val="1059"/>
+            <w:rStyle w:val="1063"/>
           </w:rPr>
           <w:t xml:space="preserve">REFERÊNCIAS</w:t>
         </w:r>
@@ -7259,7 +7259,7 @@
     </w:p>
     <w:p>
       <w:pPr>
-        <w:pStyle w:val="1073"/>
+        <w:pStyle w:val="1077"/>
         <w:pBdr/>
         <w:spacing/>
         <w:ind/>
@@ -7273,13 +7273,13 @@
       <w:hyperlink w:tooltip="#_Toc130901725" w:anchor="_Toc130901725" w:history="1">
         <w:r>
           <w:rPr>
-            <w:rStyle w:val="1059"/>
+            <w:rStyle w:val="1063"/>
           </w:rPr>
           <w:t xml:space="preserve">APÊNDICE A – </w:t>
         </w:r>
         <w:r>
           <w:rPr>
-            <w:rStyle w:val="1059"/>
+            <w:rStyle w:val="1063"/>
             <w:caps/>
           </w:rPr>
           <w:t xml:space="preserve">Título do apêndice</w:t>
@@ -7320,7 +7320,7 @@
     </w:p>
     <w:p>
       <w:pPr>
-        <w:pStyle w:val="1073"/>
+        <w:pStyle w:val="1077"/>
         <w:pBdr/>
         <w:spacing/>
         <w:ind/>
@@ -7334,13 +7334,13 @@
       <w:hyperlink w:tooltip="#_Toc130901726" w:anchor="_Toc130901726" w:history="1">
         <w:r>
           <w:rPr>
-            <w:rStyle w:val="1059"/>
+            <w:rStyle w:val="1063"/>
           </w:rPr>
           <w:t xml:space="preserve">ANEXO A – T</w:t>
         </w:r>
         <w:r>
           <w:rPr>
-            <w:rStyle w:val="1059"/>
+            <w:rStyle w:val="1063"/>
             <w:caps/>
           </w:rPr>
           <w:t xml:space="preserve">ítulo do anexo</w:t>
@@ -7381,7 +7381,7 @@
     </w:p>
     <w:p>
       <w:pPr>
-        <w:pStyle w:val="1074"/>
+        <w:pStyle w:val="1078"/>
         <w:numPr>
           <w:ilvl w:val="0"/>
           <w:numId w:val="0"/>
@@ -7409,7 +7409,7 @@
     </w:p>
     <w:p>
       <w:pPr>
-        <w:pStyle w:val="1074"/>
+        <w:pStyle w:val="1078"/>
         <w:numPr>
           <w:ilvl w:val="0"/>
           <w:numId w:val="0"/>
@@ -7439,7 +7439,7 @@
     </w:p>
     <w:p>
       <w:pPr>
-        <w:pStyle w:val="1098"/>
+        <w:pStyle w:val="1102"/>
         <w:pBdr/>
         <w:spacing w:line="240" w:lineRule="auto"/>
         <w:ind/>
@@ -7654,7 +7654,7 @@
     </w:p>
     <w:p>
       <w:pPr>
-        <w:pStyle w:val="1041"/>
+        <w:pStyle w:val="1045"/>
         <w:pBdr/>
         <w:spacing/>
         <w:ind/>
@@ -7735,7 +7735,7 @@
     </w:p>
     <w:p>
       <w:pPr>
-        <w:pStyle w:val="1102"/>
+        <w:pStyle w:val="1106"/>
         <w:pBdr/>
         <w:spacing/>
         <w:ind/>
@@ -7759,7 +7759,7 @@
       </w:r>
       <w:r>
         <w:rPr>
-          <w:rStyle w:val="1101"/>
+          <w:rStyle w:val="1105"/>
           <w:color w:val="ff0000"/>
           <w:sz w:val="20"/>
           <w:szCs w:val="20"/>
@@ -7769,7 +7769,7 @@
       </w:r>
       <w:r>
         <w:rPr>
-          <w:rStyle w:val="1101"/>
+          <w:rStyle w:val="1105"/>
           <w:color w:val="ff0000"/>
           <w:sz w:val="20"/>
           <w:szCs w:val="20"/>
@@ -7779,7 +7779,7 @@
       </w:r>
       <w:r>
         <w:rPr>
-          <w:rStyle w:val="1101"/>
+          <w:rStyle w:val="1105"/>
           <w:color w:val="ff0000"/>
           <w:sz w:val="20"/>
           <w:szCs w:val="20"/>
@@ -7789,7 +7789,7 @@
       </w:r>
       <w:r>
         <w:rPr>
-          <w:rStyle w:val="1101"/>
+          <w:rStyle w:val="1105"/>
           <w:color w:val="ff0000"/>
           <w:sz w:val="20"/>
           <w:szCs w:val="20"/>
@@ -7799,7 +7799,7 @@
       </w:r>
       <w:r>
         <w:rPr>
-          <w:rStyle w:val="1101"/>
+          <w:rStyle w:val="1105"/>
           <w:color w:val="ff0000"/>
           <w:sz w:val="20"/>
           <w:szCs w:val="20"/>
@@ -7826,7 +7826,7 @@
     </w:p>
     <w:p>
       <w:pPr>
-        <w:pStyle w:val="1098"/>
+        <w:pStyle w:val="1102"/>
         <w:pBdr/>
         <w:spacing w:line="240" w:lineRule="auto"/>
         <w:ind/>
@@ -7900,7 +7900,7 @@
     </w:p>
     <w:p>
       <w:pPr>
-        <w:pStyle w:val="1042"/>
+        <w:pStyle w:val="1046"/>
         <w:pBdr/>
         <w:spacing/>
         <w:ind/>
@@ -7928,7 +7928,7 @@
     </w:p>
     <w:p>
       <w:pPr>
-        <w:pStyle w:val="1043"/>
+        <w:pStyle w:val="1047"/>
         <w:pBdr/>
         <w:spacing/>
         <w:ind/>
@@ -7956,7 +7956,7 @@
     </w:p>
     <w:p>
       <w:pPr>
-        <w:pStyle w:val="1043"/>
+        <w:pStyle w:val="1047"/>
         <w:pBdr/>
         <w:spacing/>
         <w:ind/>
@@ -7984,7 +7984,7 @@
     </w:p>
     <w:p>
       <w:pPr>
-        <w:pStyle w:val="1042"/>
+        <w:pStyle w:val="1046"/>
         <w:pBdr/>
         <w:spacing/>
         <w:ind/>
@@ -8012,7 +8012,7 @@
     </w:p>
     <w:p>
       <w:pPr>
-        <w:pStyle w:val="1042"/>
+        <w:pStyle w:val="1046"/>
         <w:pBdr/>
         <w:spacing/>
         <w:ind/>
@@ -8112,7 +8112,7 @@
     </w:p>
     <w:p>
       <w:pPr>
-        <w:pStyle w:val="1043"/>
+        <w:pStyle w:val="1047"/>
         <w:pBdr/>
         <w:spacing/>
         <w:ind/>
@@ -8195,7 +8195,7 @@
     </w:p>
     <w:p>
       <w:pPr>
-        <w:pStyle w:val="1043"/>
+        <w:pStyle w:val="1047"/>
         <w:pBdr/>
         <w:spacing/>
         <w:ind/>
@@ -8237,7 +8237,7 @@
     </w:p>
     <w:p>
       <w:pPr>
-        <w:pStyle w:val="1074"/>
+        <w:pStyle w:val="1078"/>
         <w:numPr>
           <w:ilvl w:val="0"/>
           <w:numId w:val="23"/>
@@ -8254,7 +8254,7 @@
     </w:p>
     <w:p>
       <w:pPr>
-        <w:pStyle w:val="1074"/>
+        <w:pStyle w:val="1078"/>
         <w:numPr>
           <w:ilvl w:val="0"/>
           <w:numId w:val="23"/>
@@ -8271,7 +8271,7 @@
     </w:p>
     <w:p>
       <w:pPr>
-        <w:pStyle w:val="1074"/>
+        <w:pStyle w:val="1078"/>
         <w:numPr>
           <w:ilvl w:val="0"/>
           <w:numId w:val="23"/>
@@ -8324,7 +8324,7 @@
     </w:p>
     <w:p>
       <w:pPr>
-        <w:pStyle w:val="1042"/>
+        <w:pStyle w:val="1046"/>
         <w:pBdr/>
         <w:spacing/>
         <w:ind/>
@@ -8352,6 +8352,11 @@
       </w:r>
       <w:r>
         <w:t xml:space="preserve">lacionados; o Capítulo 4 descreve a metodologia; o Capítulo 5 apresenta e discute os resultados; e o Capítulo 6 traz as conclusões e os trabalhos futuros”. Utilize apenas um dos dois lugares (o parágrafo final da introdução ou esta seção) e remova o outro.</w:t>
+      </w:r>
+      <w:r>
+        <w:rPr>
+          <w:highlight w:val="none"/>
+        </w:rPr>
       </w:r>
       <w:r>
         <w:rPr>
@@ -8400,7 +8405,7 @@
     </w:p>
     <w:p>
       <w:pPr>
-        <w:pStyle w:val="1041"/>
+        <w:pStyle w:val="1045"/>
         <w:pBdr/>
         <w:spacing/>
         <w:ind/>
@@ -8477,7 +8482,7 @@
     </w:p>
     <w:p>
       <w:pPr>
-        <w:pStyle w:val="1042"/>
+        <w:pStyle w:val="1046"/>
         <w:pBdr/>
         <w:spacing/>
         <w:ind/>
@@ -8544,7 +8549,7 @@
       </w:r>
       <w:r>
         <w:rPr>
-          <w:rStyle w:val="1094"/>
+          <w:rStyle w:val="1098"/>
         </w:rPr>
         <w:footnoteReference w:id="2"/>
       </w:r>
@@ -8621,7 +8626,7 @@
     </w:p>
     <w:p>
       <w:pPr>
-        <w:pStyle w:val="1061"/>
+        <w:pStyle w:val="1065"/>
         <w:pBdr/>
         <w:spacing/>
         <w:ind/>
@@ -8757,7 +8762,7 @@
     </w:p>
     <w:p>
       <w:pPr>
-        <w:pStyle w:val="1043"/>
+        <w:pStyle w:val="1047"/>
         <w:pBdr/>
         <w:spacing/>
         <w:ind/>
@@ -8820,7 +8825,7 @@
     </w:p>
     <w:p>
       <w:pPr>
-        <w:pStyle w:val="1098"/>
+        <w:pStyle w:val="1102"/>
         <w:pBdr/>
         <w:spacing w:line="240" w:lineRule="auto"/>
         <w:ind/>
@@ -9402,7 +9407,7 @@
     </w:p>
     <w:p>
       <w:pPr>
-        <w:pStyle w:val="1041"/>
+        <w:pStyle w:val="1045"/>
         <w:pBdr/>
         <w:spacing/>
         <w:ind/>
@@ -9461,7 +9466,7 @@
     </w:p>
     <w:p>
       <w:pPr>
-        <w:pStyle w:val="1098"/>
+        <w:pStyle w:val="1102"/>
         <w:pBdr/>
         <w:spacing w:line="240" w:lineRule="auto"/>
         <w:ind/>
@@ -9530,7 +9535,7 @@
     </w:p>
     <w:p>
       <w:pPr>
-        <w:pStyle w:val="1098"/>
+        <w:pStyle w:val="1102"/>
         <w:pBdr/>
         <w:spacing w:line="240" w:lineRule="auto"/>
         <w:ind/>
@@ -9576,7 +9581,7 @@
     </w:p>
     <w:p>
       <w:pPr>
-        <w:pStyle w:val="1098"/>
+        <w:pStyle w:val="1102"/>
         <w:pBdr/>
         <w:spacing w:line="240" w:lineRule="auto"/>
         <w:ind/>
@@ -9622,7 +9627,7 @@
     </w:p>
     <w:p>
       <w:pPr>
-        <w:pStyle w:val="1098"/>
+        <w:pStyle w:val="1102"/>
         <w:pBdr/>
         <w:spacing w:line="240" w:lineRule="auto"/>
         <w:ind/>
@@ -9668,7 +9673,7 @@
     </w:p>
     <w:p>
       <w:pPr>
-        <w:pStyle w:val="1098"/>
+        <w:pStyle w:val="1102"/>
         <w:pBdr/>
         <w:spacing w:line="240" w:lineRule="auto"/>
         <w:ind/>
@@ -9714,7 +9719,7 @@
     </w:p>
     <w:p>
       <w:pPr>
-        <w:pStyle w:val="1098"/>
+        <w:pStyle w:val="1102"/>
         <w:pBdr/>
         <w:spacing w:line="240" w:lineRule="auto"/>
         <w:ind/>
@@ -9760,7 +9765,7 @@
     </w:p>
     <w:p>
       <w:pPr>
-        <w:pStyle w:val="1098"/>
+        <w:pStyle w:val="1102"/>
         <w:pBdr/>
         <w:spacing w:line="240" w:lineRule="auto"/>
         <w:ind/>
@@ -9806,7 +9811,7 @@
     </w:p>
     <w:p>
       <w:pPr>
-        <w:pStyle w:val="1098"/>
+        <w:pStyle w:val="1102"/>
         <w:pBdr/>
         <w:spacing w:line="240" w:lineRule="auto"/>
         <w:ind/>
@@ -9852,7 +9857,7 @@
     </w:p>
     <w:p>
       <w:pPr>
-        <w:pStyle w:val="1098"/>
+        <w:pStyle w:val="1102"/>
         <w:pBdr/>
         <w:spacing w:line="240" w:lineRule="auto"/>
         <w:ind/>
@@ -9898,7 +9903,7 @@
     </w:p>
     <w:p>
       <w:pPr>
-        <w:pStyle w:val="1098"/>
+        <w:pStyle w:val="1102"/>
         <w:pBdr/>
         <w:spacing w:line="240" w:lineRule="auto"/>
         <w:ind/>
@@ -9944,7 +9949,7 @@
     </w:p>
     <w:p>
       <w:pPr>
-        <w:pStyle w:val="1098"/>
+        <w:pStyle w:val="1102"/>
         <w:pBdr/>
         <w:spacing w:line="240" w:lineRule="auto"/>
         <w:ind/>
@@ -9990,7 +9995,7 @@
     </w:p>
     <w:p>
       <w:pPr>
-        <w:pStyle w:val="1098"/>
+        <w:pStyle w:val="1102"/>
         <w:pBdr/>
         <w:spacing w:line="240" w:lineRule="auto"/>
         <w:ind/>
@@ -10036,7 +10041,7 @@
     </w:p>
     <w:p>
       <w:pPr>
-        <w:pStyle w:val="1098"/>
+        <w:pStyle w:val="1102"/>
         <w:pBdr/>
         <w:spacing w:line="240" w:lineRule="auto"/>
         <w:ind/>
@@ -10082,7 +10087,7 @@
     </w:p>
     <w:p>
       <w:pPr>
-        <w:pStyle w:val="1098"/>
+        <w:pStyle w:val="1102"/>
         <w:pBdr/>
         <w:spacing w:line="240" w:lineRule="auto"/>
         <w:ind/>
@@ -10128,7 +10133,7 @@
     </w:p>
     <w:p>
       <w:pPr>
-        <w:pStyle w:val="1098"/>
+        <w:pStyle w:val="1102"/>
         <w:pBdr/>
         <w:spacing w:line="240" w:lineRule="auto"/>
         <w:ind/>
@@ -10174,7 +10179,7 @@
     </w:p>
     <w:p>
       <w:pPr>
-        <w:pStyle w:val="1098"/>
+        <w:pStyle w:val="1102"/>
         <w:pBdr/>
         <w:spacing w:line="240" w:lineRule="auto"/>
         <w:ind/>
@@ -10220,7 +10225,7 @@
     </w:p>
     <w:p>
       <w:pPr>
-        <w:pStyle w:val="1098"/>
+        <w:pStyle w:val="1102"/>
         <w:pBdr/>
         <w:spacing w:line="240" w:lineRule="auto"/>
         <w:ind/>
@@ -10266,7 +10271,7 @@
     </w:p>
     <w:p>
       <w:pPr>
-        <w:pStyle w:val="1098"/>
+        <w:pStyle w:val="1102"/>
         <w:pBdr/>
         <w:spacing w:line="240" w:lineRule="auto"/>
         <w:ind/>
@@ -10312,7 +10317,7 @@
     </w:p>
     <w:p>
       <w:pPr>
-        <w:pStyle w:val="1098"/>
+        <w:pStyle w:val="1102"/>
         <w:pBdr/>
         <w:spacing w:line="240" w:lineRule="auto"/>
         <w:ind/>
@@ -10358,7 +10363,7 @@
     </w:p>
     <w:p>
       <w:pPr>
-        <w:pStyle w:val="1098"/>
+        <w:pStyle w:val="1102"/>
         <w:pBdr/>
         <w:spacing w:line="240" w:lineRule="auto"/>
         <w:ind/>
@@ -10404,7 +10409,7 @@
     </w:p>
     <w:p>
       <w:pPr>
-        <w:pStyle w:val="1098"/>
+        <w:pStyle w:val="1102"/>
         <w:pBdr/>
         <w:spacing w:line="240" w:lineRule="auto"/>
         <w:ind/>
@@ -10450,7 +10455,7 @@
     </w:p>
     <w:p>
       <w:pPr>
-        <w:pStyle w:val="1041"/>
+        <w:pStyle w:val="1045"/>
         <w:pBdr/>
         <w:spacing/>
         <w:ind/>
@@ -10523,7 +10528,7 @@
     </w:p>
     <w:p>
       <w:pPr>
-        <w:pStyle w:val="1098"/>
+        <w:pStyle w:val="1102"/>
         <w:pBdr/>
         <w:shd w:val="clear" w:color="auto" w:fill="ffff00"/>
         <w:spacing w:line="240" w:lineRule="auto"/>
@@ -10607,7 +10612,7 @@
     </w:p>
     <w:p>
       <w:pPr>
-        <w:pStyle w:val="1083"/>
+        <w:pStyle w:val="1087"/>
         <w:pBdr/>
         <w:spacing/>
         <w:ind/>
@@ -10642,7 +10647,7 @@
     </w:p>
     <w:p>
       <w:pPr>
-        <w:pStyle w:val="1080"/>
+        <w:pStyle w:val="1084"/>
         <w:pBdr/>
         <w:spacing/>
         <w:ind/>
@@ -10731,7 +10736,7 @@
     </w:p>
     <w:p>
       <w:pPr>
-        <w:pStyle w:val="1080"/>
+        <w:pStyle w:val="1084"/>
         <w:pBdr/>
         <w:spacing/>
         <w:ind/>
@@ -10763,7 +10768,7 @@
     </w:p>
     <w:p>
       <w:pPr>
-        <w:pStyle w:val="1083"/>
+        <w:pStyle w:val="1087"/>
         <w:pBdr/>
         <w:spacing/>
         <w:ind/>
@@ -10774,7 +10779,7 @@
     </w:p>
     <w:p>
       <w:pPr>
-        <w:pStyle w:val="1083"/>
+        <w:pStyle w:val="1087"/>
         <w:pBdr/>
         <w:spacing/>
         <w:ind/>
@@ -10785,7 +10790,7 @@
     </w:p>
     <w:p>
       <w:pPr>
-        <w:pStyle w:val="1083"/>
+        <w:pStyle w:val="1087"/>
         <w:pBdr/>
         <w:spacing/>
         <w:ind/>
@@ -10796,7 +10801,7 @@
     </w:p>
     <w:p>
       <w:pPr>
-        <w:pStyle w:val="1083"/>
+        <w:pStyle w:val="1087"/>
         <w:pBdr/>
         <w:spacing/>
         <w:ind/>
@@ -10807,7 +10812,7 @@
     </w:p>
     <w:p>
       <w:pPr>
-        <w:pStyle w:val="1083"/>
+        <w:pStyle w:val="1087"/>
         <w:pBdr/>
         <w:spacing/>
         <w:ind/>
@@ -10818,7 +10823,7 @@
     </w:p>
     <w:p>
       <w:pPr>
-        <w:pStyle w:val="1083"/>
+        <w:pStyle w:val="1087"/>
         <w:pBdr/>
         <w:spacing/>
         <w:ind/>
@@ -10829,7 +10834,7 @@
     </w:p>
     <w:p>
       <w:pPr>
-        <w:pStyle w:val="1083"/>
+        <w:pStyle w:val="1087"/>
         <w:pBdr/>
         <w:spacing/>
         <w:ind/>
@@ -10840,7 +10845,7 @@
     </w:p>
     <w:p>
       <w:pPr>
-        <w:pStyle w:val="1080"/>
+        <w:pStyle w:val="1084"/>
         <w:pBdr/>
         <w:spacing/>
         <w:ind/>
@@ -10949,7 +10954,7 @@
           </w:tcPr>
           <w:p>
             <w:pPr>
-              <w:pStyle w:val="1060"/>
+              <w:pStyle w:val="1064"/>
               <w:pBdr/>
               <w:spacing/>
               <w:ind/>
@@ -11757,7 +11762,7 @@
     </w:tbl>
     <w:p>
       <w:pPr>
-        <w:pStyle w:val="1080"/>
+        <w:pStyle w:val="1084"/>
         <w:pBdr/>
         <w:spacing/>
         <w:ind/>
@@ -11786,7 +11791,7 @@
     </w:p>
     <w:p>
       <w:pPr>
-        <w:pStyle w:val="1083"/>
+        <w:pStyle w:val="1087"/>
         <w:pBdr/>
         <w:spacing/>
         <w:ind/>
@@ -13816,7 +13821,7 @@
     </w:tbl>
     <w:p>
       <w:pPr>
-        <w:pStyle w:val="1080"/>
+        <w:pStyle w:val="1084"/>
         <w:pBdr/>
         <w:spacing/>
         <w:ind/>
@@ -13963,7 +13968,7 @@
     </w:p>
     <w:p>
       <w:pPr>
-        <w:pStyle w:val="1103"/>
+        <w:pStyle w:val="1107"/>
         <w:pBdr/>
         <w:spacing/>
         <w:ind/>
@@ -14036,7 +14041,7 @@
     </w:p>
     <w:p>
       <w:pPr>
-        <w:pStyle w:val="1041"/>
+        <w:pStyle w:val="1045"/>
         <w:pBdr/>
         <w:spacing/>
         <w:ind/>
@@ -14088,7 +14093,7 @@
     </w:p>
     <w:p>
       <w:pPr>
-        <w:pStyle w:val="1098"/>
+        <w:pStyle w:val="1102"/>
         <w:pBdr/>
         <w:spacing w:line="240" w:lineRule="auto"/>
         <w:ind/>
@@ -14302,7 +14307,7 @@
     </w:p>
     <w:p>
       <w:pPr>
-        <w:pStyle w:val="1041"/>
+        <w:pStyle w:val="1045"/>
         <w:pBdr/>
         <w:spacing/>
         <w:ind/>
@@ -14391,7 +14396,7 @@
     </w:p>
     <w:p>
       <w:pPr>
-        <w:pStyle w:val="1102"/>
+        <w:pStyle w:val="1106"/>
         <w:pBdr/>
         <w:shd w:val="clear" w:color="auto" w:fill="ffff00"/>
         <w:spacing/>
@@ -14457,7 +14462,7 @@
     </w:p>
     <w:p>
       <w:pPr>
-        <w:pStyle w:val="1042"/>
+        <w:pStyle w:val="1046"/>
         <w:pBdr/>
         <w:spacing/>
         <w:ind/>
@@ -14569,7 +14574,7 @@
     </w:p>
     <w:p>
       <w:pPr>
-        <w:pStyle w:val="1046"/>
+        <w:pStyle w:val="1050"/>
         <w:pBdr/>
         <w:spacing/>
         <w:ind/>
@@ -14974,7 +14979,7 @@
       <w:hyperlink r:id="rId20" w:tooltip="https://more.ufsc.br/" w:history="1">
         <w:r>
           <w:rPr>
-            <w:rStyle w:val="1059"/>
+            <w:rStyle w:val="1063"/>
             <w:rFonts w:ascii="Arial" w:hAnsi="Arial" w:cs="Arial"/>
             <w:sz w:val="20"/>
             <w:szCs w:val="20"/>
@@ -15012,7 +15017,7 @@
     </w:p>
     <w:p>
       <w:pPr>
-        <w:pStyle w:val="1098"/>
+        <w:pStyle w:val="1102"/>
         <w:pBdr/>
         <w:spacing w:line="240" w:lineRule="auto"/>
         <w:ind/>
@@ -15139,6 +15144,11 @@
           <w:highlight w:val="none"/>
         </w:rPr>
       </w:r>
+      <w:r>
+        <w:rPr>
+          <w:highlight w:val="none"/>
+        </w:rPr>
+      </w:r>
     </w:p>
     <w:p>
       <w:pPr>
@@ -15187,6 +15197,11 @@
           <w:highlight w:val="none"/>
         </w:rPr>
       </w:r>
+      <w:r>
+        <w:rPr>
+          <w:highlight w:val="none"/>
+        </w:rPr>
+      </w:r>
     </w:p>
     <w:p>
       <w:pPr>
@@ -15257,6 +15272,11 @@
           <w:highlight w:val="none"/>
         </w:rPr>
       </w:r>
+      <w:r>
+        <w:rPr>
+          <w:highlight w:val="none"/>
+        </w:rPr>
+      </w:r>
     </w:p>
     <w:p>
       <w:pPr>
@@ -15305,6 +15325,11 @@
           <w:highlight w:val="none"/>
         </w:rPr>
       </w:r>
+      <w:r>
+        <w:rPr>
+          <w:highlight w:val="none"/>
+        </w:rPr>
+      </w:r>
     </w:p>
     <w:p>
       <w:pPr>
@@ -15353,6 +15378,11 @@
           <w:highlight w:val="none"/>
         </w:rPr>
       </w:r>
+      <w:r>
+        <w:rPr>
+          <w:highlight w:val="none"/>
+        </w:rPr>
+      </w:r>
     </w:p>
     <w:p>
       <w:pPr>
@@ -15401,6 +15431,11 @@
           <w:highlight w:val="none"/>
         </w:rPr>
       </w:r>
+      <w:r>
+        <w:rPr>
+          <w:highlight w:val="none"/>
+        </w:rPr>
+      </w:r>
     </w:p>
     <w:p>
       <w:pPr>
@@ -15449,6 +15484,11 @@
           <w:highlight w:val="none"/>
         </w:rPr>
       </w:r>
+      <w:r>
+        <w:rPr>
+          <w:highlight w:val="none"/>
+        </w:rPr>
+      </w:r>
     </w:p>
     <w:p>
       <w:pPr>
@@ -15497,6 +15537,11 @@
           <w:highlight w:val="none"/>
         </w:rPr>
       </w:r>
+      <w:r>
+        <w:rPr>
+          <w:highlight w:val="none"/>
+        </w:rPr>
+      </w:r>
     </w:p>
     <w:p>
       <w:pPr>
@@ -15545,6 +15590,11 @@
           <w:highlight w:val="none"/>
         </w:rPr>
       </w:r>
+      <w:r>
+        <w:rPr>
+          <w:highlight w:val="none"/>
+        </w:rPr>
+      </w:r>
     </w:p>
     <w:p>
       <w:pPr>
@@ -15593,6 +15643,11 @@
           <w:highlight w:val="none"/>
         </w:rPr>
       </w:r>
+      <w:r>
+        <w:rPr>
+          <w:highlight w:val="none"/>
+        </w:rPr>
+      </w:r>
     </w:p>
     <w:p>
       <w:pPr>
@@ -15663,6 +15718,11 @@
           <w:highlight w:val="none"/>
         </w:rPr>
       </w:r>
+      <w:r>
+        <w:rPr>
+          <w:highlight w:val="none"/>
+        </w:rPr>
+      </w:r>
     </w:p>
     <w:p>
       <w:pPr>
@@ -15688,7 +15748,7 @@
     </w:p>
     <w:p>
       <w:pPr>
-        <w:pStyle w:val="1098"/>
+        <w:pStyle w:val="1102"/>
         <w:pBdr/>
         <w:spacing/>
         <w:ind/>
@@ -15751,7 +15811,7 @@
     </w:p>
     <w:p>
       <w:pPr>
-        <w:pStyle w:val="1046"/>
+        <w:pStyle w:val="1050"/>
         <w:pBdr/>
         <w:spacing/>
         <w:ind/>
@@ -15784,15 +15844,271 @@
         <w:pBdr/>
         <w:spacing/>
         <w:ind/>
+        <w:rPr>
+          <w:highlight w:val="none"/>
+        </w:rPr>
+      </w:pPr>
+      <w:r>
+        <w:t xml:space="preserve">Os apêndices apres</w:t>
+      </w:r>
+      <w:r>
+        <w:t xml:space="preserve">entam material de apoio elaborado pelo próprio autor, como questionários, termos de consentimento, diagramas completos ou manuais. Cite as fontes normalmente (Knuth, 1984): as obras citadas somente no apêndice são listadas logo abaixo, no próprio apêndice.</w:t>
+      </w:r>
+      <w:r/>
+    </w:p>
+    <w:p>
+      <w:pPr>
+        <w:pBdr/>
+        <w:spacing/>
+        <w:ind/>
         <w:rPr/>
       </w:pPr>
-      <w:r>
-        <w:t xml:space="preserve">Os apêndices apres</w:t>
-      </w:r>
-      <w:r>
-        <w:t xml:space="preserve">entam material de apoio elaborado pelo próprio autor, como questionários, termos de consentimento, diagramas completos ou manuais. Cite as fontes normalmente (Knuth, 1984): as obras citadas somente no apêndice são listadas logo abaixo, no próprio apêndice.</w:t>
-      </w:r>
       <w:r/>
+      <w:r/>
+      <w:r/>
+    </w:p>
+    <w:p>
+      <w:pPr>
+        <w:pBdr/>
+        <w:spacing/>
+        <w:ind/>
+        <w:rPr/>
+      </w:pPr>
+      <w:r/>
+      <w:r/>
+      <w:r/>
+    </w:p>
+    <w:p>
+      <w:pPr>
+        <w:pBdr/>
+        <w:spacing/>
+        <w:ind/>
+        <w:rPr/>
+      </w:pPr>
+      <w:r/>
+      <w:r/>
+      <w:r/>
+    </w:p>
+    <w:p>
+      <w:pPr>
+        <w:pBdr/>
+        <w:spacing/>
+        <w:ind/>
+        <w:rPr/>
+      </w:pPr>
+      <w:r/>
+      <w:r/>
+      <w:r/>
+    </w:p>
+    <w:p>
+      <w:pPr>
+        <w:pBdr/>
+        <w:spacing/>
+        <w:ind/>
+        <w:rPr/>
+      </w:pPr>
+      <w:r/>
+      <w:r/>
+      <w:r/>
+    </w:p>
+    <w:p>
+      <w:pPr>
+        <w:pBdr/>
+        <w:spacing/>
+        <w:ind/>
+        <w:rPr/>
+      </w:pPr>
+      <w:r/>
+      <w:r/>
+      <w:r/>
+    </w:p>
+    <w:p>
+      <w:pPr>
+        <w:pBdr/>
+        <w:spacing/>
+        <w:ind/>
+        <w:rPr/>
+      </w:pPr>
+      <w:r/>
+      <w:r/>
+      <w:r/>
+    </w:p>
+    <w:p>
+      <w:pPr>
+        <w:pBdr/>
+        <w:spacing/>
+        <w:ind/>
+        <w:rPr/>
+      </w:pPr>
+      <w:r/>
+      <w:r/>
+      <w:r/>
+    </w:p>
+    <w:p>
+      <w:pPr>
+        <w:pBdr/>
+        <w:spacing/>
+        <w:ind/>
+        <w:rPr/>
+      </w:pPr>
+      <w:r/>
+      <w:r/>
+      <w:r/>
+    </w:p>
+    <w:p>
+      <w:pPr>
+        <w:pBdr/>
+        <w:spacing/>
+        <w:ind/>
+        <w:rPr/>
+      </w:pPr>
+      <w:r/>
+      <w:r/>
+      <w:r/>
+    </w:p>
+    <w:p>
+      <w:pPr>
+        <w:pBdr/>
+        <w:spacing/>
+        <w:ind/>
+        <w:rPr/>
+      </w:pPr>
+      <w:r/>
+      <w:r/>
+      <w:r/>
+    </w:p>
+    <w:p>
+      <w:pPr>
+        <w:pBdr/>
+        <w:spacing/>
+        <w:ind/>
+        <w:rPr/>
+      </w:pPr>
+      <w:r/>
+      <w:r/>
+      <w:r/>
+    </w:p>
+    <w:p>
+      <w:pPr>
+        <w:pBdr/>
+        <w:spacing/>
+        <w:ind/>
+        <w:rPr/>
+      </w:pPr>
+      <w:r/>
+      <w:r/>
+      <w:r/>
+    </w:p>
+    <w:p>
+      <w:pPr>
+        <w:pBdr/>
+        <w:spacing/>
+        <w:ind/>
+        <w:rPr/>
+      </w:pPr>
+      <w:r/>
+      <w:r/>
+      <w:r/>
+    </w:p>
+    <w:p>
+      <w:pPr>
+        <w:pBdr/>
+        <w:spacing/>
+        <w:ind/>
+        <w:rPr/>
+      </w:pPr>
+      <w:r/>
+      <w:r/>
+      <w:r/>
+    </w:p>
+    <w:p>
+      <w:pPr>
+        <w:pBdr/>
+        <w:spacing/>
+        <w:ind/>
+        <w:rPr/>
+      </w:pPr>
+      <w:r/>
+      <w:r/>
+      <w:r/>
+    </w:p>
+    <w:p>
+      <w:pPr>
+        <w:pBdr/>
+        <w:spacing/>
+        <w:ind/>
+        <w:rPr/>
+      </w:pPr>
+      <w:r/>
+      <w:r/>
+      <w:r/>
+    </w:p>
+    <w:p>
+      <w:pPr>
+        <w:pBdr/>
+        <w:spacing/>
+        <w:ind/>
+        <w:rPr/>
+      </w:pPr>
+      <w:r/>
+      <w:r/>
+      <w:r/>
+    </w:p>
+    <w:p>
+      <w:pPr>
+        <w:pBdr/>
+        <w:spacing/>
+        <w:ind/>
+        <w:rPr/>
+      </w:pPr>
+      <w:r/>
+      <w:r/>
+      <w:r/>
+    </w:p>
+    <w:p>
+      <w:pPr>
+        <w:pBdr/>
+        <w:spacing/>
+        <w:ind/>
+        <w:rPr/>
+      </w:pPr>
+      <w:r/>
+      <w:r/>
+      <w:r/>
+    </w:p>
+    <w:p>
+      <w:pPr>
+        <w:pBdr/>
+        <w:spacing/>
+        <w:ind/>
+        <w:rPr/>
+      </w:pPr>
+      <w:r/>
+      <w:r/>
+      <w:r/>
+    </w:p>
+    <w:p>
+      <w:pPr>
+        <w:pBdr/>
+        <w:spacing/>
+        <w:ind/>
+        <w:rPr/>
+      </w:pPr>
+      <w:r>
+        <w:rPr>
+          <w:highlight w:val="none"/>
+        </w:rPr>
+      </w:r>
+      <w:r>
+        <w:rPr>
+          <w:highlight w:val="none"/>
+        </w:rPr>
+      </w:r>
+      <w:r>
+        <w:rPr>
+          <w:highlight w:val="none"/>
+        </w:rPr>
+      </w:r>
     </w:p>
     <w:p>
       <w:pPr>
@@ -15840,7 +16156,7 @@
     </w:p>
     <w:p>
       <w:pPr>
-        <w:pStyle w:val="1098"/>
+        <w:pStyle w:val="1102"/>
         <w:pBdr/>
         <w:shd w:val="clear" w:color="auto" w:fill="ffff00"/>
         <w:spacing w:line="240" w:lineRule="auto"/>
@@ -15905,66 +16221,7 @@
     </w:p>
     <w:p>
       <w:pPr>
-        <w:pBdr/>
-        <w:spacing/>
-        <w:ind/>
-        <w:rPr>
-          <w:szCs w:val="24"/>
-        </w:rPr>
-      </w:pPr>
-      <w:r>
-        <w:rPr>
-          <w:szCs w:val="24"/>
-        </w:rPr>
-      </w:r>
-      <w:r>
-        <w:rPr>
-          <w:szCs w:val="24"/>
-        </w:rPr>
-      </w:r>
-      <w:r>
-        <w:rPr>
-          <w:szCs w:val="24"/>
-        </w:rPr>
-      </w:r>
-    </w:p>
-    <w:p>
-      <w:pPr>
-        <w:pBdr/>
-        <w:spacing w:line="240" w:lineRule="auto"/>
-        <w:ind w:firstLine="0"/>
-        <w:jc w:val="left"/>
-        <w:rPr>
-          <w:rFonts w:eastAsia="Times New Roman"/>
-          <w:b/>
-          <w:iCs/>
-        </w:rPr>
-      </w:pPr>
-      <w:r/>
-      <w:bookmarkStart w:id="38" w:name="_Toc18663909"/>
-      <w:r/>
-      <w:bookmarkStart w:id="39" w:name="_Toc18664083"/>
-      <w:r>
-        <w:br w:type="page" w:clear="all"/>
-      </w:r>
-      <w:r>
-        <w:rPr>
-          <w:rFonts w:eastAsia="Times New Roman"/>
-          <w:b/>
-          <w:iCs/>
-        </w:rPr>
-      </w:r>
-      <w:r>
-        <w:rPr>
-          <w:rFonts w:eastAsia="Times New Roman"/>
-          <w:b/>
-          <w:iCs/>
-        </w:rPr>
-      </w:r>
-    </w:p>
-    <w:p>
-      <w:pPr>
-        <w:pStyle w:val="1046"/>
+        <w:pStyle w:val="1050"/>
         <w:pBdr/>
         <w:spacing/>
         <w:ind/>
@@ -16024,7 +16281,7 @@
     </w:p>
     <w:p>
       <w:pPr>
-        <w:pStyle w:val="1098"/>
+        <w:pStyle w:val="1102"/>
         <w:pBdr/>
         <w:spacing/>
         <w:ind/>
@@ -16106,7 +16363,7 @@
     </w:p>
     <w:p>
       <w:pPr>
-        <w:pStyle w:val="1046"/>
+        <w:pStyle w:val="1050"/>
         <w:pBdr/>
         <w:spacing/>
         <w:ind/>
@@ -16122,15 +16379,11 @@
           <w:highlight w:val="none"/>
         </w:rPr>
       </w:r>
-      <w:r>
-        <w:rPr>
-          <w:highlight w:val="none"/>
-        </w:rPr>
-      </w:r>
+      <w:r/>
     </w:p>
     <w:p>
       <w:pPr>
-        <w:pStyle w:val="1046"/>
+        <w:pStyle w:val="1050"/>
         <w:pBdr/>
         <w:spacing/>
         <w:ind/>
@@ -16156,7 +16409,7 @@
     </w:p>
     <w:p>
       <w:pPr>
-        <w:pStyle w:val="1046"/>
+        <w:pStyle w:val="1050"/>
         <w:pBdr/>
         <w:spacing/>
         <w:ind/>
@@ -16182,7 +16435,7 @@
     </w:p>
     <w:p>
       <w:pPr>
-        <w:pStyle w:val="1046"/>
+        <w:pStyle w:val="1050"/>
         <w:pBdr/>
         <w:spacing/>
         <w:ind/>
@@ -16208,7 +16461,7 @@
     </w:p>
     <w:p>
       <w:pPr>
-        <w:pStyle w:val="1046"/>
+        <w:pStyle w:val="1050"/>
         <w:pBdr/>
         <w:spacing/>
         <w:ind/>
@@ -16234,7 +16487,7 @@
     </w:p>
     <w:p>
       <w:pPr>
-        <w:pStyle w:val="1046"/>
+        <w:pStyle w:val="1050"/>
         <w:pBdr/>
         <w:spacing/>
         <w:ind/>
@@ -16260,7 +16513,7 @@
     </w:p>
     <w:p>
       <w:pPr>
-        <w:pStyle w:val="1046"/>
+        <w:pStyle w:val="1050"/>
         <w:pBdr/>
         <w:spacing/>
         <w:ind/>
@@ -16286,7 +16539,7 @@
     </w:p>
     <w:p>
       <w:pPr>
-        <w:pStyle w:val="1046"/>
+        <w:pStyle w:val="1050"/>
         <w:pBdr/>
         <w:spacing/>
         <w:ind/>
@@ -16312,7 +16565,7 @@
     </w:p>
     <w:p>
       <w:pPr>
-        <w:pStyle w:val="1046"/>
+        <w:pStyle w:val="1050"/>
         <w:pBdr/>
         <w:spacing/>
         <w:ind/>
@@ -16338,7 +16591,7 @@
     </w:p>
     <w:p>
       <w:pPr>
-        <w:pStyle w:val="1046"/>
+        <w:pStyle w:val="1050"/>
         <w:pBdr/>
         <w:spacing/>
         <w:ind/>
@@ -16364,7 +16617,7 @@
     </w:p>
     <w:p>
       <w:pPr>
-        <w:pStyle w:val="1046"/>
+        <w:pStyle w:val="1050"/>
         <w:pBdr/>
         <w:spacing/>
         <w:ind/>
@@ -16390,7 +16643,7 @@
     </w:p>
     <w:p>
       <w:pPr>
-        <w:pStyle w:val="1046"/>
+        <w:pStyle w:val="1050"/>
         <w:pBdr/>
         <w:spacing/>
         <w:ind/>
@@ -16416,7 +16669,7 @@
     </w:p>
     <w:p>
       <w:pPr>
-        <w:pStyle w:val="1046"/>
+        <w:pStyle w:val="1050"/>
         <w:pBdr/>
         <w:spacing/>
         <w:ind/>
@@ -16442,7 +16695,7 @@
     </w:p>
     <w:p>
       <w:pPr>
-        <w:pStyle w:val="1046"/>
+        <w:pStyle w:val="1050"/>
         <w:pBdr/>
         <w:spacing/>
         <w:ind/>
@@ -16468,7 +16721,7 @@
     </w:p>
     <w:p>
       <w:pPr>
-        <w:pStyle w:val="1046"/>
+        <w:pStyle w:val="1050"/>
         <w:pBdr/>
         <w:spacing/>
         <w:ind/>
@@ -16494,7 +16747,7 @@
     </w:p>
     <w:p>
       <w:pPr>
-        <w:pStyle w:val="1046"/>
+        <w:pStyle w:val="1050"/>
         <w:pBdr/>
         <w:spacing/>
         <w:ind/>
@@ -16520,7 +16773,7 @@
     </w:p>
     <w:p>
       <w:pPr>
-        <w:pStyle w:val="1046"/>
+        <w:pStyle w:val="1050"/>
         <w:pBdr/>
         <w:spacing/>
         <w:ind/>
@@ -16546,7 +16799,7 @@
     </w:p>
     <w:p>
       <w:pPr>
-        <w:pStyle w:val="1046"/>
+        <w:pStyle w:val="1050"/>
         <w:pBdr/>
         <w:spacing/>
         <w:ind/>
@@ -16572,7 +16825,7 @@
     </w:p>
     <w:p>
       <w:pPr>
-        <w:pStyle w:val="1046"/>
+        <w:pStyle w:val="1050"/>
         <w:pBdr/>
         <w:spacing/>
         <w:ind/>
@@ -16598,7 +16851,7 @@
     </w:p>
     <w:p>
       <w:pPr>
-        <w:pStyle w:val="1046"/>
+        <w:pStyle w:val="1050"/>
         <w:pBdr/>
         <w:spacing/>
         <w:ind/>
@@ -16624,7 +16877,7 @@
     </w:p>
     <w:p>
       <w:pPr>
-        <w:pStyle w:val="1046"/>
+        <w:pStyle w:val="1050"/>
         <w:pBdr/>
         <w:spacing/>
         <w:ind/>
@@ -16650,7 +16903,7 @@
     </w:p>
     <w:p>
       <w:pPr>
-        <w:pStyle w:val="1046"/>
+        <w:pStyle w:val="1050"/>
         <w:pBdr/>
         <w:spacing/>
         <w:ind/>
@@ -16676,7 +16929,7 @@
     </w:p>
     <w:p>
       <w:pPr>
-        <w:pStyle w:val="1046"/>
+        <w:pStyle w:val="1050"/>
         <w:pBdr/>
         <w:spacing/>
         <w:ind/>
@@ -16702,7 +16955,7 @@
     </w:p>
     <w:p>
       <w:pPr>
-        <w:pStyle w:val="1046"/>
+        <w:pStyle w:val="1050"/>
         <w:pBdr/>
         <w:spacing/>
         <w:ind/>
@@ -16728,7 +16981,7 @@
     </w:p>
     <w:p>
       <w:pPr>
-        <w:pStyle w:val="1046"/>
+        <w:pStyle w:val="1050"/>
         <w:pBdr/>
         <w:spacing/>
         <w:ind/>
@@ -16754,7 +17007,7 @@
     </w:p>
     <w:p>
       <w:pPr>
-        <w:pStyle w:val="1046"/>
+        <w:pStyle w:val="1050"/>
         <w:pBdr/>
         <w:spacing/>
         <w:ind/>
@@ -16780,7 +17033,7 @@
     </w:p>
     <w:p>
       <w:pPr>
-        <w:pStyle w:val="1046"/>
+        <w:pStyle w:val="1050"/>
         <w:pBdr/>
         <w:spacing/>
         <w:ind/>
@@ -16806,7 +17059,7 @@
     </w:p>
     <w:p>
       <w:pPr>
-        <w:pStyle w:val="1046"/>
+        <w:pStyle w:val="1050"/>
         <w:pBdr/>
         <w:spacing/>
         <w:ind/>
@@ -16832,7 +17085,7 @@
     </w:p>
     <w:p>
       <w:pPr>
-        <w:pStyle w:val="1046"/>
+        <w:pStyle w:val="1050"/>
         <w:pBdr/>
         <w:spacing/>
         <w:ind/>
@@ -16858,7 +17111,7 @@
     </w:p>
     <w:p>
       <w:pPr>
-        <w:pStyle w:val="1046"/>
+        <w:pStyle w:val="1050"/>
         <w:pBdr/>
         <w:spacing/>
         <w:ind/>
@@ -16884,7 +17137,7 @@
     </w:p>
     <w:p>
       <w:pPr>
-        <w:pStyle w:val="1046"/>
+        <w:pStyle w:val="1050"/>
         <w:pBdr/>
         <w:spacing/>
         <w:ind/>
@@ -16910,7 +17163,7 @@
     </w:p>
     <w:p>
       <w:pPr>
-        <w:pStyle w:val="1046"/>
+        <w:pStyle w:val="1050"/>
         <w:pBdr/>
         <w:spacing/>
         <w:ind/>
@@ -16936,7 +17189,7 @@
     </w:p>
     <w:p>
       <w:pPr>
-        <w:pStyle w:val="1046"/>
+        <w:pStyle w:val="1050"/>
         <w:pBdr/>
         <w:spacing/>
         <w:ind/>
@@ -16962,7 +17215,7 @@
     </w:p>
     <w:p>
       <w:pPr>
-        <w:pStyle w:val="1046"/>
+        <w:pStyle w:val="1050"/>
         <w:pBdr/>
         <w:spacing/>
         <w:ind/>
@@ -16973,7 +17226,11 @@
       <w:r>
         <w:t xml:space="preserve">ANEXO B – Título do outro anexo</w:t>
       </w:r>
-      <w:r/>
+      <w:r>
+        <w:rPr>
+          <w:highlight w:val="none"/>
+        </w:rPr>
+      </w:r>
     </w:p>
     <w:p>
       <w:pPr>
@@ -17338,7 +17595,7 @@
 <w:ftr xmlns:wpc="http://schemas.microsoft.com/office/word/2010/wordprocessingCanvas" xmlns:mc="http://schemas.openxmlformats.org/markup-compatibility/2006" xmlns:o="urn:schemas-microsoft-com:office:office" xmlns:r="http://schemas.openxmlformats.org/officeDocument/2006/relationships" xmlns:m="http://schemas.openxmlformats.org/officeDocument/2006/math" xmlns:v="urn:schemas-microsoft-com:vml" xmlns:wp14="http://schemas.microsoft.com/office/word/2010/wordprocessingDrawing" xmlns:wp="http://schemas.openxmlformats.org/drawingml/2006/wordprocessingDrawing" xmlns:w10="urn:schemas-microsoft-com:office:word" xmlns:w="http://schemas.openxmlformats.org/wordprocessingml/2006/main" xmlns:w14="http://schemas.microsoft.com/office/word/2010/wordml" xmlns:w15="http://schemas.microsoft.com/office/word/2012/wordml" xmlns:wpg="http://schemas.microsoft.com/office/word/2010/wordprocessingGroup" xmlns:wpi="http://schemas.microsoft.com/office/word/2010/wordprocessingInk" xmlns:wne="http://schemas.microsoft.com/office/word/2006/wordml" xmlns:a="http://schemas.openxmlformats.org/drawingml/2006/main" xmlns:wps="http://schemas.microsoft.com/office/word/2010/wordprocessingShape" mc:Ignorable="w14 w15 wp14">
   <w:p>
     <w:pPr>
-      <w:pStyle w:val="1078"/>
+      <w:pStyle w:val="1082"/>
       <w:pBdr/>
       <w:spacing/>
       <w:ind w:firstLine="0"/>
@@ -17354,7 +17611,7 @@
 <w:ftr xmlns:wpc="http://schemas.microsoft.com/office/word/2010/wordprocessingCanvas" xmlns:mc="http://schemas.openxmlformats.org/markup-compatibility/2006" xmlns:o="urn:schemas-microsoft-com:office:office" xmlns:r="http://schemas.openxmlformats.org/officeDocument/2006/relationships" xmlns:m="http://schemas.openxmlformats.org/officeDocument/2006/math" xmlns:v="urn:schemas-microsoft-com:vml" xmlns:wp14="http://schemas.microsoft.com/office/word/2010/wordprocessingDrawing" xmlns:wp="http://schemas.openxmlformats.org/drawingml/2006/wordprocessingDrawing" xmlns:w10="urn:schemas-microsoft-com:office:word" xmlns:w="http://schemas.openxmlformats.org/wordprocessingml/2006/main" xmlns:w14="http://schemas.microsoft.com/office/word/2010/wordml" xmlns:w15="http://schemas.microsoft.com/office/word/2012/wordml" xmlns:wpg="http://schemas.microsoft.com/office/word/2010/wordprocessingGroup" xmlns:wpi="http://schemas.microsoft.com/office/word/2010/wordprocessingInk" xmlns:wne="http://schemas.microsoft.com/office/word/2006/wordml" xmlns:a="http://schemas.openxmlformats.org/drawingml/2006/main" xmlns:wps="http://schemas.microsoft.com/office/word/2010/wordprocessingShape" mc:Ignorable="w14 w15 wp14">
   <w:p>
     <w:pPr>
-      <w:pStyle w:val="1078"/>
+      <w:pStyle w:val="1082"/>
       <w:pBdr/>
       <w:spacing/>
       <w:ind w:firstLine="0"/>
@@ -17370,7 +17627,7 @@
 <w:ftr xmlns:wpc="http://schemas.microsoft.com/office/word/2010/wordprocessingCanvas" xmlns:mc="http://schemas.openxmlformats.org/markup-compatibility/2006" xmlns:o="urn:schemas-microsoft-com:office:office" xmlns:r="http://schemas.openxmlformats.org/officeDocument/2006/relationships" xmlns:m="http://schemas.openxmlformats.org/officeDocument/2006/math" xmlns:v="urn:schemas-microsoft-com:vml" xmlns:wp14="http://schemas.microsoft.com/office/word/2010/wordprocessingDrawing" xmlns:wp="http://schemas.openxmlformats.org/drawingml/2006/wordprocessingDrawing" xmlns:w10="urn:schemas-microsoft-com:office:word" xmlns:w="http://schemas.openxmlformats.org/wordprocessingml/2006/main" xmlns:w14="http://schemas.microsoft.com/office/word/2010/wordml" xmlns:w15="http://schemas.microsoft.com/office/word/2012/wordml" xmlns:wpg="http://schemas.microsoft.com/office/word/2010/wordprocessingGroup" xmlns:wpi="http://schemas.microsoft.com/office/word/2010/wordprocessingInk" xmlns:wne="http://schemas.microsoft.com/office/word/2006/wordml" xmlns:a="http://schemas.openxmlformats.org/drawingml/2006/main" xmlns:wps="http://schemas.microsoft.com/office/word/2010/wordprocessingShape" mc:Ignorable="w14 w15 wp14">
   <w:p>
     <w:pPr>
-      <w:pStyle w:val="1078"/>
+      <w:pStyle w:val="1082"/>
       <w:pBdr/>
       <w:spacing/>
       <w:ind/>
@@ -17415,7 +17672,7 @@
   <w:footnote w:id="2">
     <w:p>
       <w:pPr>
-        <w:pStyle w:val="1095"/>
+        <w:pStyle w:val="1099"/>
         <w:pBdr/>
         <w:spacing/>
         <w:ind/>
@@ -17423,7 +17680,7 @@
       </w:pPr>
       <w:r>
         <w:rPr>
-          <w:rStyle w:val="1094"/>
+          <w:rStyle w:val="1098"/>
         </w:rPr>
         <w:footnoteRef/>
       </w:r>
@@ -17476,7 +17733,7 @@
 <w:hdr xmlns:wpc="http://schemas.microsoft.com/office/word/2010/wordprocessingCanvas" xmlns:mc="http://schemas.openxmlformats.org/markup-compatibility/2006" xmlns:o="urn:schemas-microsoft-com:office:office" xmlns:r="http://schemas.openxmlformats.org/officeDocument/2006/relationships" xmlns:m="http://schemas.openxmlformats.org/officeDocument/2006/math" xmlns:v="urn:schemas-microsoft-com:vml" xmlns:wp14="http://schemas.microsoft.com/office/word/2010/wordprocessingDrawing" xmlns:wp="http://schemas.openxmlformats.org/drawingml/2006/wordprocessingDrawing" xmlns:w10="urn:schemas-microsoft-com:office:word" xmlns:w="http://schemas.openxmlformats.org/wordprocessingml/2006/main" xmlns:w14="http://schemas.microsoft.com/office/word/2010/wordml" xmlns:w15="http://schemas.microsoft.com/office/word/2012/wordml" xmlns:wpg="http://schemas.microsoft.com/office/word/2010/wordprocessingGroup" xmlns:wpi="http://schemas.microsoft.com/office/word/2010/wordprocessingInk" xmlns:wne="http://schemas.microsoft.com/office/word/2006/wordml" xmlns:a="http://schemas.openxmlformats.org/drawingml/2006/main" xmlns:wps="http://schemas.microsoft.com/office/word/2010/wordprocessingShape" mc:Ignorable="w14 w15 wp14">
   <w:p>
     <w:pPr>
-      <w:pStyle w:val="1076"/>
+      <w:pStyle w:val="1080"/>
       <w:pBdr/>
       <w:spacing/>
       <w:ind/>
@@ -17503,7 +17760,7 @@
   </w:p>
   <w:p>
     <w:pPr>
-      <w:pStyle w:val="1076"/>
+      <w:pStyle w:val="1080"/>
       <w:pBdr/>
       <w:spacing/>
       <w:ind/>
@@ -17519,7 +17776,7 @@
 <w:hdr xmlns:wpc="http://schemas.microsoft.com/office/word/2010/wordprocessingCanvas" xmlns:mc="http://schemas.openxmlformats.org/markup-compatibility/2006" xmlns:o="urn:schemas-microsoft-com:office:office" xmlns:r="http://schemas.openxmlformats.org/officeDocument/2006/relationships" xmlns:m="http://schemas.openxmlformats.org/officeDocument/2006/math" xmlns:v="urn:schemas-microsoft-com:vml" xmlns:wp14="http://schemas.microsoft.com/office/word/2010/wordprocessingDrawing" xmlns:wp="http://schemas.openxmlformats.org/drawingml/2006/wordprocessingDrawing" xmlns:w10="urn:schemas-microsoft-com:office:word" xmlns:w="http://schemas.openxmlformats.org/wordprocessingml/2006/main" xmlns:w14="http://schemas.microsoft.com/office/word/2010/wordml" xmlns:w15="http://schemas.microsoft.com/office/word/2012/wordml" xmlns:wpg="http://schemas.microsoft.com/office/word/2010/wordprocessingGroup" xmlns:wpi="http://schemas.microsoft.com/office/word/2010/wordprocessingInk" xmlns:wne="http://schemas.microsoft.com/office/word/2006/wordml" xmlns:a="http://schemas.openxmlformats.org/drawingml/2006/main" xmlns:wps="http://schemas.microsoft.com/office/word/2010/wordprocessingShape" mc:Ignorable="w14 w15 wp14">
   <w:p>
     <w:pPr>
-      <w:pStyle w:val="1076"/>
+      <w:pStyle w:val="1080"/>
       <w:pBdr/>
       <w:spacing/>
       <w:ind w:firstLine="0"/>
@@ -17549,7 +17806,7 @@
   </w:p>
   <w:p>
     <w:pPr>
-      <w:pStyle w:val="1076"/>
+      <w:pStyle w:val="1080"/>
       <w:pBdr/>
       <w:spacing/>
       <w:ind/>
@@ -17565,7 +17822,7 @@
 <w:hdr xmlns:wpc="http://schemas.microsoft.com/office/word/2010/wordprocessingCanvas" xmlns:mc="http://schemas.openxmlformats.org/markup-compatibility/2006" xmlns:o="urn:schemas-microsoft-com:office:office" xmlns:r="http://schemas.openxmlformats.org/officeDocument/2006/relationships" xmlns:m="http://schemas.openxmlformats.org/officeDocument/2006/math" xmlns:v="urn:schemas-microsoft-com:vml" xmlns:wp14="http://schemas.microsoft.com/office/word/2010/wordprocessingDrawing" xmlns:wp="http://schemas.openxmlformats.org/drawingml/2006/wordprocessingDrawing" xmlns:w10="urn:schemas-microsoft-com:office:word" xmlns:w="http://schemas.openxmlformats.org/wordprocessingml/2006/main" xmlns:w14="http://schemas.microsoft.com/office/word/2010/wordml" xmlns:w15="http://schemas.microsoft.com/office/word/2012/wordml" xmlns:wpg="http://schemas.microsoft.com/office/word/2010/wordprocessingGroup" xmlns:wpi="http://schemas.microsoft.com/office/word/2010/wordprocessingInk" xmlns:wne="http://schemas.microsoft.com/office/word/2006/wordml" xmlns:a="http://schemas.openxmlformats.org/drawingml/2006/main" xmlns:wps="http://schemas.microsoft.com/office/word/2010/wordprocessingShape" mc:Ignorable="w14 w15 wp14">
   <w:p>
     <w:pPr>
-      <w:pStyle w:val="1076"/>
+      <w:pStyle w:val="1080"/>
       <w:pBdr/>
       <w:spacing/>
       <w:ind/>
@@ -17582,7 +17839,7 @@
 <w:hdr xmlns:wpc="http://schemas.microsoft.com/office/word/2010/wordprocessingCanvas" xmlns:mc="http://schemas.openxmlformats.org/markup-compatibility/2006" xmlns:o="urn:schemas-microsoft-com:office:office" xmlns:r="http://schemas.openxmlformats.org/officeDocument/2006/relationships" xmlns:m="http://schemas.openxmlformats.org/officeDocument/2006/math" xmlns:v="urn:schemas-microsoft-com:vml" xmlns:wp14="http://schemas.microsoft.com/office/word/2010/wordprocessingDrawing" xmlns:wp="http://schemas.openxmlformats.org/drawingml/2006/wordprocessingDrawing" xmlns:w10="urn:schemas-microsoft-com:office:word" xmlns:w="http://schemas.openxmlformats.org/wordprocessingml/2006/main" xmlns:w14="http://schemas.microsoft.com/office/word/2010/wordml" xmlns:w15="http://schemas.microsoft.com/office/word/2012/wordml" xmlns:wpg="http://schemas.microsoft.com/office/word/2010/wordprocessingGroup" xmlns:wpi="http://schemas.microsoft.com/office/word/2010/wordprocessingInk" xmlns:wne="http://schemas.microsoft.com/office/word/2006/wordml" xmlns:a="http://schemas.openxmlformats.org/drawingml/2006/main" xmlns:wps="http://schemas.microsoft.com/office/word/2010/wordprocessingShape" mc:Ignorable="w14 w15 wp14">
   <w:p>
     <w:pPr>
-      <w:pStyle w:val="1076"/>
+      <w:pStyle w:val="1080"/>
       <w:pBdr/>
       <w:spacing/>
       <w:ind/>
@@ -17598,7 +17855,7 @@
 <w:hdr xmlns:wpc="http://schemas.microsoft.com/office/word/2010/wordprocessingCanvas" xmlns:mc="http://schemas.openxmlformats.org/markup-compatibility/2006" xmlns:o="urn:schemas-microsoft-com:office:office" xmlns:r="http://schemas.openxmlformats.org/officeDocument/2006/relationships" xmlns:m="http://schemas.openxmlformats.org/officeDocument/2006/math" xmlns:v="urn:schemas-microsoft-com:vml" xmlns:wp14="http://schemas.microsoft.com/office/word/2010/wordprocessingDrawing" xmlns:wp="http://schemas.openxmlformats.org/drawingml/2006/wordprocessingDrawing" xmlns:w10="urn:schemas-microsoft-com:office:word" xmlns:w="http://schemas.openxmlformats.org/wordprocessingml/2006/main" xmlns:w14="http://schemas.microsoft.com/office/word/2010/wordml" xmlns:w15="http://schemas.microsoft.com/office/word/2012/wordml" xmlns:wpg="http://schemas.microsoft.com/office/word/2010/wordprocessingGroup" xmlns:wpi="http://schemas.microsoft.com/office/word/2010/wordprocessingInk" xmlns:wne="http://schemas.microsoft.com/office/word/2006/wordml" xmlns:a="http://schemas.openxmlformats.org/drawingml/2006/main" xmlns:wps="http://schemas.microsoft.com/office/word/2010/wordprocessingShape" mc:Ignorable="w14 w15 wp14">
   <w:p>
     <w:pPr>
-      <w:pStyle w:val="1076"/>
+      <w:pStyle w:val="1080"/>
       <w:pBdr/>
       <w:spacing/>
       <w:ind/>
@@ -17655,7 +17912,7 @@
 <w:hdr xmlns:wpc="http://schemas.microsoft.com/office/word/2010/wordprocessingCanvas" xmlns:mc="http://schemas.openxmlformats.org/markup-compatibility/2006" xmlns:o="urn:schemas-microsoft-com:office:office" xmlns:r="http://schemas.openxmlformats.org/officeDocument/2006/relationships" xmlns:m="http://schemas.openxmlformats.org/officeDocument/2006/math" xmlns:v="urn:schemas-microsoft-com:vml" xmlns:wp14="http://schemas.microsoft.com/office/word/2010/wordprocessingDrawing" xmlns:wp="http://schemas.openxmlformats.org/drawingml/2006/wordprocessingDrawing" xmlns:w10="urn:schemas-microsoft-com:office:word" xmlns:w="http://schemas.openxmlformats.org/wordprocessingml/2006/main" xmlns:w14="http://schemas.microsoft.com/office/word/2010/wordml" xmlns:w15="http://schemas.microsoft.com/office/word/2012/wordml" xmlns:wpg="http://schemas.microsoft.com/office/word/2010/wordprocessingGroup" xmlns:wpi="http://schemas.microsoft.com/office/word/2010/wordprocessingInk" xmlns:wne="http://schemas.microsoft.com/office/word/2006/wordml" xmlns:a="http://schemas.openxmlformats.org/drawingml/2006/main" xmlns:wps="http://schemas.microsoft.com/office/word/2010/wordprocessingShape" mc:Ignorable="w14 w15 wp14">
   <w:p>
     <w:pPr>
-      <w:pStyle w:val="1076"/>
+      <w:pStyle w:val="1080"/>
       <w:pBdr/>
       <w:spacing/>
       <w:ind/>
@@ -17707,7 +17964,7 @@
   </w:p>
   <w:p>
     <w:pPr>
-      <w:pStyle w:val="1076"/>
+      <w:pStyle w:val="1080"/>
       <w:pBdr/>
       <w:spacing/>
       <w:ind/>
@@ -18271,7 +18528,7 @@
         <w:spacing/>
         <w:ind w:hanging="360" w:left="1933"/>
       </w:pPr>
-      <w:pStyle w:val="1074"/>
+      <w:pStyle w:val="1078"/>
       <w:rPr/>
       <w:start w:val="1"/>
       <w:suff w:val="tab"/>
@@ -19774,7 +20031,7 @@
         <w:spacing/>
         <w:ind w:hanging="360" w:left="360"/>
       </w:pPr>
-      <w:pStyle w:val="1041"/>
+      <w:pStyle w:val="1045"/>
       <w:rPr>
         <w:rFonts w:hint="default"/>
       </w:rPr>
@@ -19791,7 +20048,7 @@
         <w:spacing/>
         <w:ind w:hanging="576" w:left="576"/>
       </w:pPr>
-      <w:pStyle w:val="1042"/>
+      <w:pStyle w:val="1046"/>
       <w:rPr/>
       <w:start w:val="1"/>
       <w:suff w:val="tab"/>
@@ -19806,7 +20063,7 @@
         <w:spacing/>
         <w:ind w:hanging="720" w:left="720"/>
       </w:pPr>
-      <w:pStyle w:val="1043"/>
+      <w:pStyle w:val="1047"/>
       <w:rPr/>
       <w:start w:val="1"/>
       <w:suff w:val="tab"/>
@@ -19821,7 +20078,7 @@
         <w:spacing/>
         <w:ind w:hanging="864" w:left="864"/>
       </w:pPr>
-      <w:pStyle w:val="1044"/>
+      <w:pStyle w:val="1048"/>
       <w:rPr/>
       <w:start w:val="1"/>
       <w:suff w:val="tab"/>
@@ -19836,7 +20093,7 @@
         <w:spacing/>
         <w:ind w:hanging="1008" w:left="1008"/>
       </w:pPr>
-      <w:pStyle w:val="1045"/>
+      <w:pStyle w:val="1049"/>
       <w:rPr/>
       <w:start w:val="1"/>
       <w:suff w:val="tab"/>
@@ -19879,7 +20136,7 @@
         <w:spacing/>
         <w:ind w:hanging="1440" w:left="1440"/>
       </w:pPr>
-      <w:pStyle w:val="1048"/>
+      <w:pStyle w:val="1052"/>
       <w:rPr/>
       <w:start w:val="1"/>
       <w:suff w:val="tab"/>
@@ -19894,7 +20151,7 @@
         <w:spacing/>
         <w:ind w:hanging="1584" w:left="1584"/>
       </w:pPr>
-      <w:pStyle w:val="1049"/>
+      <w:pStyle w:val="1053"/>
       <w:rPr/>
       <w:start w:val="1"/>
       <w:suff w:val="tab"/>
@@ -21069,9 +21326,9 @@
     <w:lsdException w:name="Bibliography" w:uiPriority="37"/>
     <w:lsdException w:name="TOC Heading" w:uiPriority="39" w:qFormat="1"/>
   </w:latentStyles>
-  <w:style w:type="table" w:styleId="883">
+  <w:style w:type="table" w:styleId="887">
     <w:name w:val="Table Grid Light"/>
-    <w:basedOn w:val="1051"/>
+    <w:basedOn w:val="1055"/>
     <w:uiPriority w:val="59"/>
     <w:pPr>
       <w:pBdr/>
@@ -21268,9 +21525,9 @@
       </w:tcPr>
     </w:tblStylePr>
   </w:style>
-  <w:style w:type="table" w:styleId="884">
+  <w:style w:type="table" w:styleId="888">
     <w:name w:val="Plain Table 1"/>
-    <w:basedOn w:val="1051"/>
+    <w:basedOn w:val="1055"/>
     <w:uiPriority w:val="59"/>
     <w:pPr>
       <w:pBdr/>
@@ -21493,9 +21750,9 @@
       </w:tcPr>
     </w:tblStylePr>
   </w:style>
-  <w:style w:type="table" w:styleId="885">
+  <w:style w:type="table" w:styleId="889">
     <w:name w:val="Plain Table 2"/>
-    <w:basedOn w:val="1051"/>
+    <w:basedOn w:val="1055"/>
     <w:uiPriority w:val="59"/>
     <w:pPr>
       <w:pBdr/>
@@ -21726,9 +21983,9 @@
       </w:tcPr>
     </w:tblStylePr>
   </w:style>
-  <w:style w:type="table" w:styleId="886">
+  <w:style w:type="table" w:styleId="890">
     <w:name w:val="Plain Table 3"/>
-    <w:basedOn w:val="1051"/>
+    <w:basedOn w:val="1055"/>
     <w:uiPriority w:val="99"/>
     <w:pPr>
       <w:pBdr/>
@@ -21956,9 +22213,9 @@
       </w:tcPr>
     </w:tblStylePr>
   </w:style>
-  <w:style w:type="table" w:styleId="887">
+  <w:style w:type="table" w:styleId="891">
     <w:name w:val="Plain Table 4"/>
-    <w:basedOn w:val="1051"/>
+    <w:basedOn w:val="1055"/>
     <w:uiPriority w:val="99"/>
     <w:pPr>
       <w:pBdr/>
@@ -22172,9 +22429,9 @@
       </w:tcPr>
     </w:tblStylePr>
   </w:style>
-  <w:style w:type="table" w:styleId="888">
+  <w:style w:type="table" w:styleId="892">
     <w:name w:val="Plain Table 5"/>
-    <w:basedOn w:val="1051"/>
+    <w:basedOn w:val="1055"/>
     <w:uiPriority w:val="99"/>
     <w:pPr>
       <w:pBdr/>
@@ -22405,9 +22662,9 @@
       </w:tcPr>
     </w:tblStylePr>
   </w:style>
-  <w:style w:type="table" w:styleId="889">
+  <w:style w:type="table" w:styleId="893">
     <w:name w:val="Grid Table 1 Light"/>
-    <w:basedOn w:val="1051"/>
+    <w:basedOn w:val="1055"/>
     <w:uiPriority w:val="99"/>
     <w:pPr>
       <w:pBdr/>
@@ -22628,9 +22885,9 @@
       </w:tcPr>
     </w:tblStylePr>
   </w:style>
-  <w:style w:type="table" w:styleId="890">
+  <w:style w:type="table" w:styleId="894">
     <w:name w:val="Grid Table 1 Light - Accent 1"/>
-    <w:basedOn w:val="1051"/>
+    <w:basedOn w:val="1055"/>
     <w:uiPriority w:val="99"/>
     <w:pPr>
       <w:pBdr/>
@@ -22851,9 +23108,9 @@
       </w:tcPr>
     </w:tblStylePr>
   </w:style>
-  <w:style w:type="table" w:styleId="891">
+  <w:style w:type="table" w:styleId="895">
     <w:name w:val="Grid Table 1 Light - Accent 2"/>
-    <w:basedOn w:val="1051"/>
+    <w:basedOn w:val="1055"/>
     <w:uiPriority w:val="99"/>
     <w:pPr>
       <w:pBdr/>
@@ -23074,9 +23331,9 @@
       </w:tcPr>
     </w:tblStylePr>
   </w:style>
-  <w:style w:type="table" w:styleId="892">
+  <w:style w:type="table" w:styleId="896">
     <w:name w:val="Grid Table 1 Light - Accent 3"/>
-    <w:basedOn w:val="1051"/>
+    <w:basedOn w:val="1055"/>
     <w:uiPriority w:val="99"/>
     <w:pPr>
       <w:pBdr/>
@@ -23297,9 +23554,9 @@
       </w:tcPr>
     </w:tblStylePr>
   </w:style>
-  <w:style w:type="table" w:styleId="893">
+  <w:style w:type="table" w:styleId="897">
     <w:name w:val="Grid Table 1 Light - Accent 4"/>
-    <w:basedOn w:val="1051"/>
+    <w:basedOn w:val="1055"/>
     <w:uiPriority w:val="99"/>
     <w:pPr>
       <w:pBdr/>
@@ -23520,9 +23777,9 @@
       </w:tcPr>
     </w:tblStylePr>
   </w:style>
-  <w:style w:type="table" w:styleId="894">
+  <w:style w:type="table" w:styleId="898">
     <w:name w:val="Grid Table 1 Light - Accent 5"/>
-    <w:basedOn w:val="1051"/>
+    <w:basedOn w:val="1055"/>
     <w:uiPriority w:val="99"/>
     <w:pPr>
       <w:pBdr/>
@@ -23743,9 +24000,9 @@
       </w:tcPr>
     </w:tblStylePr>
   </w:style>
-  <w:style w:type="table" w:styleId="895">
+  <w:style w:type="table" w:styleId="899">
     <w:name w:val="Grid Table 1 Light - Accent 6"/>
-    <w:basedOn w:val="1051"/>
+    <w:basedOn w:val="1055"/>
     <w:uiPriority w:val="99"/>
     <w:pPr>
       <w:pBdr/>
@@ -23966,9 +24223,9 @@
       </w:tcPr>
     </w:tblStylePr>
   </w:style>
-  <w:style w:type="table" w:styleId="896">
+  <w:style w:type="table" w:styleId="900">
     <w:name w:val="Grid Table 2"/>
-    <w:basedOn w:val="1051"/>
+    <w:basedOn w:val="1055"/>
     <w:uiPriority w:val="99"/>
     <w:pPr>
       <w:pBdr/>
@@ -24198,9 +24455,9 @@
       </w:tcPr>
     </w:tblStylePr>
   </w:style>
-  <w:style w:type="table" w:styleId="897">
+  <w:style w:type="table" w:styleId="901">
     <w:name w:val="Grid Table 2 - Accent 1"/>
-    <w:basedOn w:val="1051"/>
+    <w:basedOn w:val="1055"/>
     <w:uiPriority w:val="99"/>
     <w:pPr>
       <w:pBdr/>
@@ -24430,9 +24687,9 @@
       </w:tcPr>
     </w:tblStylePr>
   </w:style>
-  <w:style w:type="table" w:styleId="898">
+  <w:style w:type="table" w:styleId="902">
     <w:name w:val="Grid Table 2 - Accent 2"/>
-    <w:basedOn w:val="1051"/>
+    <w:basedOn w:val="1055"/>
     <w:uiPriority w:val="99"/>
     <w:pPr>
       <w:pBdr/>
@@ -24662,9 +24919,9 @@
       </w:tcPr>
     </w:tblStylePr>
   </w:style>
-  <w:style w:type="table" w:styleId="899">
+  <w:style w:type="table" w:styleId="903">
     <w:name w:val="Grid Table 2 - Accent 3"/>
-    <w:basedOn w:val="1051"/>
+    <w:basedOn w:val="1055"/>
     <w:uiPriority w:val="99"/>
     <w:pPr>
       <w:pBdr/>
@@ -24894,9 +25151,9 @@
       </w:tcPr>
     </w:tblStylePr>
   </w:style>
-  <w:style w:type="table" w:styleId="900">
+  <w:style w:type="table" w:styleId="904">
     <w:name w:val="Grid Table 2 - Accent 4"/>
-    <w:basedOn w:val="1051"/>
+    <w:basedOn w:val="1055"/>
     <w:uiPriority w:val="99"/>
     <w:pPr>
       <w:pBdr/>
@@ -25126,9 +25383,9 @@
       </w:tcPr>
     </w:tblStylePr>
   </w:style>
-  <w:style w:type="table" w:styleId="901">
+  <w:style w:type="table" w:styleId="905">
     <w:name w:val="Grid Table 2 - Accent 5"/>
-    <w:basedOn w:val="1051"/>
+    <w:basedOn w:val="1055"/>
     <w:uiPriority w:val="99"/>
     <w:pPr>
       <w:pBdr/>
@@ -25358,9 +25615,9 @@
       </w:tcPr>
     </w:tblStylePr>
   </w:style>
-  <w:style w:type="table" w:styleId="902">
+  <w:style w:type="table" w:styleId="906">
     <w:name w:val="Grid Table 2 - Accent 6"/>
-    <w:basedOn w:val="1051"/>
+    <w:basedOn w:val="1055"/>
     <w:uiPriority w:val="99"/>
     <w:pPr>
       <w:pBdr/>
@@ -25590,9 +25847,9 @@
       </w:tcPr>
     </w:tblStylePr>
   </w:style>
-  <w:style w:type="table" w:styleId="903">
+  <w:style w:type="table" w:styleId="907">
     <w:name w:val="Grid Table 3"/>
-    <w:basedOn w:val="1051"/>
+    <w:basedOn w:val="1055"/>
     <w:uiPriority w:val="99"/>
     <w:pPr>
       <w:pBdr/>
@@ -25835,9 +26092,9 @@
       </w:tcPr>
     </w:tblStylePr>
   </w:style>
-  <w:style w:type="table" w:styleId="904">
+  <w:style w:type="table" w:styleId="908">
     <w:name w:val="Grid Table 3 - Accent 1"/>
-    <w:basedOn w:val="1051"/>
+    <w:basedOn w:val="1055"/>
     <w:uiPriority w:val="99"/>
     <w:pPr>
       <w:pBdr/>
@@ -26080,9 +26337,9 @@
       </w:tcPr>
     </w:tblStylePr>
   </w:style>
-  <w:style w:type="table" w:styleId="905">
+  <w:style w:type="table" w:styleId="909">
     <w:name w:val="Grid Table 3 - Accent 2"/>
-    <w:basedOn w:val="1051"/>
+    <w:basedOn w:val="1055"/>
     <w:uiPriority w:val="99"/>
     <w:pPr>
       <w:pBdr/>
@@ -26325,9 +26582,9 @@
       </w:tcPr>
     </w:tblStylePr>
   </w:style>
-  <w:style w:type="table" w:styleId="906">
+  <w:style w:type="table" w:styleId="910">
     <w:name w:val="Grid Table 3 - Accent 3"/>
-    <w:basedOn w:val="1051"/>
+    <w:basedOn w:val="1055"/>
     <w:uiPriority w:val="99"/>
     <w:pPr>
       <w:pBdr/>
@@ -26570,9 +26827,9 @@
       </w:tcPr>
     </w:tblStylePr>
   </w:style>
-  <w:style w:type="table" w:styleId="907">
+  <w:style w:type="table" w:styleId="911">
     <w:name w:val="Grid Table 3 - Accent 4"/>
-    <w:basedOn w:val="1051"/>
+    <w:basedOn w:val="1055"/>
     <w:uiPriority w:val="99"/>
     <w:pPr>
       <w:pBdr/>
@@ -26815,9 +27072,9 @@
       </w:tcPr>
     </w:tblStylePr>
   </w:style>
-  <w:style w:type="table" w:styleId="908">
+  <w:style w:type="table" w:styleId="912">
     <w:name w:val="Grid Table 3 - Accent 5"/>
-    <w:basedOn w:val="1051"/>
+    <w:basedOn w:val="1055"/>
     <w:uiPriority w:val="99"/>
     <w:pPr>
       <w:pBdr/>
@@ -27060,9 +27317,9 @@
       </w:tcPr>
     </w:tblStylePr>
   </w:style>
-  <w:style w:type="table" w:styleId="909">
+  <w:style w:type="table" w:styleId="913">
     <w:name w:val="Grid Table 3 - Accent 6"/>
-    <w:basedOn w:val="1051"/>
+    <w:basedOn w:val="1055"/>
     <w:uiPriority w:val="99"/>
     <w:pPr>
       <w:pBdr/>
@@ -27305,9 +27562,9 @@
       </w:tcPr>
     </w:tblStylePr>
   </w:style>
-  <w:style w:type="table" w:styleId="910">
+  <w:style w:type="table" w:styleId="914">
     <w:name w:val="Grid Table 4"/>
-    <w:basedOn w:val="1051"/>
+    <w:basedOn w:val="1055"/>
     <w:uiPriority w:val="59"/>
     <w:pPr>
       <w:pBdr/>
@@ -27538,9 +27795,9 @@
       </w:tcPr>
     </w:tblStylePr>
   </w:style>
-  <w:style w:type="table" w:styleId="911">
+  <w:style w:type="table" w:styleId="915">
     <w:name w:val="Grid Table 4 - Accent 1"/>
-    <w:basedOn w:val="1051"/>
+    <w:basedOn w:val="1055"/>
     <w:uiPriority w:val="59"/>
     <w:pPr>
       <w:pBdr/>
@@ -27771,9 +28028,9 @@
       </w:tcPr>
     </w:tblStylePr>
   </w:style>
-  <w:style w:type="table" w:styleId="912">
+  <w:style w:type="table" w:styleId="916">
     <w:name w:val="Grid Table 4 - Accent 2"/>
-    <w:basedOn w:val="1051"/>
+    <w:basedOn w:val="1055"/>
     <w:uiPriority w:val="59"/>
     <w:pPr>
       <w:pBdr/>
@@ -28004,9 +28261,9 @@
       </w:tcPr>
     </w:tblStylePr>
   </w:style>
-  <w:style w:type="table" w:styleId="913">
+  <w:style w:type="table" w:styleId="917">
     <w:name w:val="Grid Table 4 - Accent 3"/>
-    <w:basedOn w:val="1051"/>
+    <w:basedOn w:val="1055"/>
     <w:uiPriority w:val="59"/>
     <w:pPr>
       <w:pBdr/>
@@ -28237,9 +28494,9 @@
       </w:tcPr>
     </w:tblStylePr>
   </w:style>
-  <w:style w:type="table" w:styleId="914">
+  <w:style w:type="table" w:styleId="918">
     <w:name w:val="Grid Table 4 - Accent 4"/>
-    <w:basedOn w:val="1051"/>
+    <w:basedOn w:val="1055"/>
     <w:uiPriority w:val="59"/>
     <w:pPr>
       <w:pBdr/>
@@ -28470,9 +28727,9 @@
       </w:tcPr>
     </w:tblStylePr>
   </w:style>
-  <w:style w:type="table" w:styleId="915">
+  <w:style w:type="table" w:styleId="919">
     <w:name w:val="Grid Table 4 - Accent 5"/>
-    <w:basedOn w:val="1051"/>
+    <w:basedOn w:val="1055"/>
     <w:uiPriority w:val="59"/>
     <w:pPr>
       <w:pBdr/>
@@ -28703,9 +28960,9 @@
       </w:tcPr>
     </w:tblStylePr>
   </w:style>
-  <w:style w:type="table" w:styleId="916">
+  <w:style w:type="table" w:styleId="920">
     <w:name w:val="Grid Table 4 - Accent 6"/>
-    <w:basedOn w:val="1051"/>
+    <w:basedOn w:val="1055"/>
     <w:uiPriority w:val="59"/>
     <w:pPr>
       <w:pBdr/>
@@ -28936,9 +29193,9 @@
       </w:tcPr>
     </w:tblStylePr>
   </w:style>
-  <w:style w:type="table" w:styleId="917">
+  <w:style w:type="table" w:styleId="921">
     <w:name w:val="Grid Table 5 Dark"/>
-    <w:basedOn w:val="1051"/>
+    <w:basedOn w:val="1055"/>
     <w:uiPriority w:val="99"/>
     <w:pPr>
       <w:pBdr/>
@@ -29164,9 +29421,9 @@
       </w:tcPr>
     </w:tblStylePr>
   </w:style>
-  <w:style w:type="table" w:styleId="918">
+  <w:style w:type="table" w:styleId="922">
     <w:name w:val="Grid Table 5 Dark- Accent 1"/>
-    <w:basedOn w:val="1051"/>
+    <w:basedOn w:val="1055"/>
     <w:uiPriority w:val="99"/>
     <w:pPr>
       <w:pBdr/>
@@ -29392,9 +29649,9 @@
       </w:tcPr>
     </w:tblStylePr>
   </w:style>
-  <w:style w:type="table" w:styleId="919">
+  <w:style w:type="table" w:styleId="923">
     <w:name w:val="Grid Table 5 Dark - Accent 2"/>
-    <w:basedOn w:val="1051"/>
+    <w:basedOn w:val="1055"/>
     <w:uiPriority w:val="99"/>
     <w:pPr>
       <w:pBdr/>
@@ -29620,9 +29877,9 @@
       </w:tcPr>
     </w:tblStylePr>
   </w:style>
-  <w:style w:type="table" w:styleId="920">
+  <w:style w:type="table" w:styleId="924">
     <w:name w:val="Grid Table 5 Dark - Accent 3"/>
-    <w:basedOn w:val="1051"/>
+    <w:basedOn w:val="1055"/>
     <w:uiPriority w:val="99"/>
     <w:pPr>
       <w:pBdr/>
@@ -29848,9 +30105,9 @@
       </w:tcPr>
     </w:tblStylePr>
   </w:style>
-  <w:style w:type="table" w:styleId="921">
+  <w:style w:type="table" w:styleId="925">
     <w:name w:val="Grid Table 5 Dark- Accent 4"/>
-    <w:basedOn w:val="1051"/>
+    <w:basedOn w:val="1055"/>
     <w:uiPriority w:val="99"/>
     <w:pPr>
       <w:pBdr/>
@@ -30076,9 +30333,9 @@
       </w:tcPr>
     </w:tblStylePr>
   </w:style>
-  <w:style w:type="table" w:styleId="922">
+  <w:style w:type="table" w:styleId="926">
     <w:name w:val="Grid Table 5 Dark - Accent 5"/>
-    <w:basedOn w:val="1051"/>
+    <w:basedOn w:val="1055"/>
     <w:uiPriority w:val="99"/>
     <w:pPr>
       <w:pBdr/>
@@ -30304,9 +30561,9 @@
       </w:tcPr>
     </w:tblStylePr>
   </w:style>
-  <w:style w:type="table" w:styleId="923">
+  <w:style w:type="table" w:styleId="927">
     <w:name w:val="Grid Table 5 Dark - Accent 6"/>
-    <w:basedOn w:val="1051"/>
+    <w:basedOn w:val="1055"/>
     <w:uiPriority w:val="99"/>
     <w:pPr>
       <w:pBdr/>
@@ -30532,9 +30789,9 @@
       </w:tcPr>
     </w:tblStylePr>
   </w:style>
-  <w:style w:type="table" w:styleId="924">
+  <w:style w:type="table" w:styleId="928">
     <w:name w:val="Grid Table 6 Colorful"/>
-    <w:basedOn w:val="1051"/>
+    <w:basedOn w:val="1055"/>
     <w:uiPriority w:val="99"/>
     <w:pPr>
       <w:pBdr/>
@@ -30762,9 +31019,9 @@
       </w:tcPr>
     </w:tblStylePr>
   </w:style>
-  <w:style w:type="table" w:styleId="925">
+  <w:style w:type="table" w:styleId="929">
     <w:name w:val="Grid Table 6 Colorful - Accent 1"/>
-    <w:basedOn w:val="1051"/>
+    <w:basedOn w:val="1055"/>
     <w:uiPriority w:val="99"/>
     <w:pPr>
       <w:pBdr/>
@@ -30992,9 +31249,9 @@
       </w:tcPr>
     </w:tblStylePr>
   </w:style>
-  <w:style w:type="table" w:styleId="926">
+  <w:style w:type="table" w:styleId="930">
     <w:name w:val="Grid Table 6 Colorful - Accent 2"/>
-    <w:basedOn w:val="1051"/>
+    <w:basedOn w:val="1055"/>
     <w:uiPriority w:val="99"/>
     <w:pPr>
       <w:pBdr/>
@@ -31222,9 +31479,9 @@
       </w:tcPr>
     </w:tblStylePr>
   </w:style>
-  <w:style w:type="table" w:styleId="927">
+  <w:style w:type="table" w:styleId="931">
     <w:name w:val="Grid Table 6 Colorful - Accent 3"/>
-    <w:basedOn w:val="1051"/>
+    <w:basedOn w:val="1055"/>
     <w:uiPriority w:val="99"/>
     <w:pPr>
       <w:pBdr/>
@@ -31452,9 +31709,9 @@
       </w:tcPr>
     </w:tblStylePr>
   </w:style>
-  <w:style w:type="table" w:styleId="928">
+  <w:style w:type="table" w:styleId="932">
     <w:name w:val="Grid Table 6 Colorful - Accent 4"/>
-    <w:basedOn w:val="1051"/>
+    <w:basedOn w:val="1055"/>
     <w:uiPriority w:val="99"/>
     <w:pPr>
       <w:pBdr/>
@@ -31682,9 +31939,9 @@
       </w:tcPr>
     </w:tblStylePr>
   </w:style>
-  <w:style w:type="table" w:styleId="929">
+  <w:style w:type="table" w:styleId="933">
     <w:name w:val="Grid Table 6 Colorful - Accent 5"/>
-    <w:basedOn w:val="1051"/>
+    <w:basedOn w:val="1055"/>
     <w:uiPriority w:val="99"/>
     <w:pPr>
       <w:pBdr/>
@@ -31912,9 +32169,9 @@
       </w:tcPr>
     </w:tblStylePr>
   </w:style>
-  <w:style w:type="table" w:styleId="930">
+  <w:style w:type="table" w:styleId="934">
     <w:name w:val="Grid Table 6 Colorful - Accent 6"/>
-    <w:basedOn w:val="1051"/>
+    <w:basedOn w:val="1055"/>
     <w:uiPriority w:val="99"/>
     <w:pPr>
       <w:pBdr/>
@@ -32142,9 +32399,9 @@
       </w:tcPr>
     </w:tblStylePr>
   </w:style>
-  <w:style w:type="table" w:styleId="931">
+  <w:style w:type="table" w:styleId="935">
     <w:name w:val="Grid Table 7 Colorful"/>
-    <w:basedOn w:val="1051"/>
+    <w:basedOn w:val="1055"/>
     <w:uiPriority w:val="99"/>
     <w:pPr>
       <w:pBdr/>
@@ -32396,9 +32653,9 @@
       </w:tcPr>
     </w:tblStylePr>
   </w:style>
-  <w:style w:type="table" w:styleId="932">
+  <w:style w:type="table" w:styleId="936">
     <w:name w:val="Grid Table 7 Colorful - Accent 1"/>
-    <w:basedOn w:val="1051"/>
+    <w:basedOn w:val="1055"/>
     <w:uiPriority w:val="99"/>
     <w:pPr>
       <w:pBdr/>
@@ -32650,9 +32907,9 @@
       </w:tcPr>
     </w:tblStylePr>
   </w:style>
-  <w:style w:type="table" w:styleId="933">
+  <w:style w:type="table" w:styleId="937">
     <w:name w:val="Grid Table 7 Colorful - Accent 2"/>
-    <w:basedOn w:val="1051"/>
+    <w:basedOn w:val="1055"/>
     <w:uiPriority w:val="99"/>
     <w:pPr>
       <w:pBdr/>
@@ -32904,9 +33161,9 @@
       </w:tcPr>
     </w:tblStylePr>
   </w:style>
-  <w:style w:type="table" w:styleId="934">
+  <w:style w:type="table" w:styleId="938">
     <w:name w:val="Grid Table 7 Colorful - Accent 3"/>
-    <w:basedOn w:val="1051"/>
+    <w:basedOn w:val="1055"/>
     <w:uiPriority w:val="99"/>
     <w:pPr>
       <w:pBdr/>
@@ -33158,9 +33415,9 @@
       </w:tcPr>
     </w:tblStylePr>
   </w:style>
-  <w:style w:type="table" w:styleId="935">
+  <w:style w:type="table" w:styleId="939">
     <w:name w:val="Grid Table 7 Colorful - Accent 4"/>
-    <w:basedOn w:val="1051"/>
+    <w:basedOn w:val="1055"/>
     <w:uiPriority w:val="99"/>
     <w:pPr>
       <w:pBdr/>
@@ -33412,9 +33669,9 @@
       </w:tcPr>
     </w:tblStylePr>
   </w:style>
-  <w:style w:type="table" w:styleId="936">
+  <w:style w:type="table" w:styleId="940">
     <w:name w:val="Grid Table 7 Colorful - Accent 5"/>
-    <w:basedOn w:val="1051"/>
+    <w:basedOn w:val="1055"/>
     <w:uiPriority w:val="99"/>
     <w:pPr>
       <w:pBdr/>
@@ -33666,9 +33923,9 @@
       </w:tcPr>
     </w:tblStylePr>
   </w:style>
-  <w:style w:type="table" w:styleId="937">
+  <w:style w:type="table" w:styleId="941">
     <w:name w:val="Grid Table 7 Colorful - Accent 6"/>
-    <w:basedOn w:val="1051"/>
+    <w:basedOn w:val="1055"/>
     <w:uiPriority w:val="99"/>
     <w:pPr>
       <w:pBdr/>
@@ -33920,9 +34177,9 @@
       </w:tcPr>
     </w:tblStylePr>
   </w:style>
-  <w:style w:type="table" w:styleId="938">
+  <w:style w:type="table" w:styleId="942">
     <w:name w:val="List Table 1 Light"/>
-    <w:basedOn w:val="1051"/>
+    <w:basedOn w:val="1055"/>
     <w:uiPriority w:val="99"/>
     <w:pPr>
       <w:pBdr/>
@@ -34136,9 +34393,9 @@
       </w:tcPr>
     </w:tblStylePr>
   </w:style>
-  <w:style w:type="table" w:styleId="939">
+  <w:style w:type="table" w:styleId="943">
     <w:name w:val="List Table 1 Light - Accent 1"/>
-    <w:basedOn w:val="1051"/>
+    <w:basedOn w:val="1055"/>
     <w:uiPriority w:val="99"/>
     <w:pPr>
       <w:pBdr/>
@@ -34352,9 +34609,9 @@
       </w:tcPr>
     </w:tblStylePr>
   </w:style>
-  <w:style w:type="table" w:styleId="940">
+  <w:style w:type="table" w:styleId="944">
     <w:name w:val="List Table 1 Light - Accent 2"/>
-    <w:basedOn w:val="1051"/>
+    <w:basedOn w:val="1055"/>
     <w:uiPriority w:val="99"/>
     <w:pPr>
       <w:pBdr/>
@@ -34568,9 +34825,9 @@
       </w:tcPr>
     </w:tblStylePr>
   </w:style>
-  <w:style w:type="table" w:styleId="941">
+  <w:style w:type="table" w:styleId="945">
     <w:name w:val="List Table 1 Light - Accent 3"/>
-    <w:basedOn w:val="1051"/>
+    <w:basedOn w:val="1055"/>
     <w:uiPriority w:val="99"/>
     <w:pPr>
       <w:pBdr/>
@@ -34784,9 +35041,9 @@
       </w:tcPr>
     </w:tblStylePr>
   </w:style>
-  <w:style w:type="table" w:styleId="942">
+  <w:style w:type="table" w:styleId="946">
     <w:name w:val="List Table 1 Light - Accent 4"/>
-    <w:basedOn w:val="1051"/>
+    <w:basedOn w:val="1055"/>
     <w:uiPriority w:val="99"/>
     <w:pPr>
       <w:pBdr/>
@@ -35000,9 +35257,9 @@
       </w:tcPr>
     </w:tblStylePr>
   </w:style>
-  <w:style w:type="table" w:styleId="943">
+  <w:style w:type="table" w:styleId="947">
     <w:name w:val="List Table 1 Light - Accent 5"/>
-    <w:basedOn w:val="1051"/>
+    <w:basedOn w:val="1055"/>
     <w:uiPriority w:val="99"/>
     <w:pPr>
       <w:pBdr/>
@@ -35216,9 +35473,9 @@
       </w:tcPr>
     </w:tblStylePr>
   </w:style>
-  <w:style w:type="table" w:styleId="944">
+  <w:style w:type="table" w:styleId="948">
     <w:name w:val="List Table 1 Light - Accent 6"/>
-    <w:basedOn w:val="1051"/>
+    <w:basedOn w:val="1055"/>
     <w:uiPriority w:val="99"/>
     <w:pPr>
       <w:pBdr/>
@@ -35432,9 +35689,9 @@
       </w:tcPr>
     </w:tblStylePr>
   </w:style>
-  <w:style w:type="table" w:styleId="945">
+  <w:style w:type="table" w:styleId="949">
     <w:name w:val="List Table 2"/>
-    <w:basedOn w:val="1051"/>
+    <w:basedOn w:val="1055"/>
     <w:uiPriority w:val="99"/>
     <w:pPr>
       <w:pBdr/>
@@ -35670,9 +35927,9 @@
       </w:tcPr>
     </w:tblStylePr>
   </w:style>
-  <w:style w:type="table" w:styleId="946">
+  <w:style w:type="table" w:styleId="950">
     <w:name w:val="List Table 2 - Accent 1"/>
-    <w:basedOn w:val="1051"/>
+    <w:basedOn w:val="1055"/>
     <w:uiPriority w:val="99"/>
     <w:pPr>
       <w:pBdr/>
@@ -35908,9 +36165,9 @@
       </w:tcPr>
     </w:tblStylePr>
   </w:style>
-  <w:style w:type="table" w:styleId="947">
+  <w:style w:type="table" w:styleId="951">
     <w:name w:val="List Table 2 - Accent 2"/>
-    <w:basedOn w:val="1051"/>
+    <w:basedOn w:val="1055"/>
     <w:uiPriority w:val="99"/>
     <w:pPr>
       <w:pBdr/>
@@ -36146,9 +36403,9 @@
       </w:tcPr>
     </w:tblStylePr>
   </w:style>
-  <w:style w:type="table" w:styleId="948">
+  <w:style w:type="table" w:styleId="952">
     <w:name w:val="List Table 2 - Accent 3"/>
-    <w:basedOn w:val="1051"/>
+    <w:basedOn w:val="1055"/>
     <w:uiPriority w:val="99"/>
     <w:pPr>
       <w:pBdr/>
@@ -36384,9 +36641,9 @@
       </w:tcPr>
     </w:tblStylePr>
   </w:style>
-  <w:style w:type="table" w:styleId="949">
+  <w:style w:type="table" w:styleId="953">
     <w:name w:val="List Table 2 - Accent 4"/>
-    <w:basedOn w:val="1051"/>
+    <w:basedOn w:val="1055"/>
     <w:uiPriority w:val="99"/>
     <w:pPr>
       <w:pBdr/>
@@ -36622,9 +36879,9 @@
       </w:tcPr>
     </w:tblStylePr>
   </w:style>
-  <w:style w:type="table" w:styleId="950">
+  <w:style w:type="table" w:styleId="954">
     <w:name w:val="List Table 2 - Accent 5"/>
-    <w:basedOn w:val="1051"/>
+    <w:basedOn w:val="1055"/>
     <w:uiPriority w:val="99"/>
     <w:pPr>
       <w:pBdr/>
@@ -36860,9 +37117,9 @@
       </w:tcPr>
     </w:tblStylePr>
   </w:style>
-  <w:style w:type="table" w:styleId="951">
+  <w:style w:type="table" w:styleId="955">
     <w:name w:val="List Table 2 - Accent 6"/>
-    <w:basedOn w:val="1051"/>
+    <w:basedOn w:val="1055"/>
     <w:uiPriority w:val="99"/>
     <w:pPr>
       <w:pBdr/>
@@ -37098,9 +37355,9 @@
       </w:tcPr>
     </w:tblStylePr>
   </w:style>
-  <w:style w:type="table" w:styleId="952">
+  <w:style w:type="table" w:styleId="956">
     <w:name w:val="List Table 3"/>
-    <w:basedOn w:val="1051"/>
+    <w:basedOn w:val="1055"/>
     <w:uiPriority w:val="99"/>
     <w:pPr>
       <w:pBdr/>
@@ -37326,9 +37583,9 @@
       </w:tcPr>
     </w:tblStylePr>
   </w:style>
-  <w:style w:type="table" w:styleId="953">
+  <w:style w:type="table" w:styleId="957">
     <w:name w:val="List Table 3 - Accent 1"/>
-    <w:basedOn w:val="1051"/>
+    <w:basedOn w:val="1055"/>
     <w:uiPriority w:val="99"/>
     <w:pPr>
       <w:pBdr/>
@@ -37554,9 +37811,9 @@
       </w:tcPr>
     </w:tblStylePr>
   </w:style>
-  <w:style w:type="table" w:styleId="954">
+  <w:style w:type="table" w:styleId="958">
     <w:name w:val="List Table 3 - Accent 2"/>
-    <w:basedOn w:val="1051"/>
+    <w:basedOn w:val="1055"/>
     <w:uiPriority w:val="99"/>
     <w:pPr>
       <w:pBdr/>
@@ -37782,9 +38039,9 @@
       </w:tcPr>
     </w:tblStylePr>
   </w:style>
-  <w:style w:type="table" w:styleId="955">
+  <w:style w:type="table" w:styleId="959">
     <w:name w:val="List Table 3 - Accent 3"/>
-    <w:basedOn w:val="1051"/>
+    <w:basedOn w:val="1055"/>
     <w:uiPriority w:val="99"/>
     <w:pPr>
       <w:pBdr/>
@@ -38010,9 +38267,9 @@
       </w:tcPr>
     </w:tblStylePr>
   </w:style>
-  <w:style w:type="table" w:styleId="956">
+  <w:style w:type="table" w:styleId="960">
     <w:name w:val="List Table 3 - Accent 4"/>
-    <w:basedOn w:val="1051"/>
+    <w:basedOn w:val="1055"/>
     <w:uiPriority w:val="99"/>
     <w:pPr>
       <w:pBdr/>
@@ -38238,9 +38495,9 @@
       </w:tcPr>
     </w:tblStylePr>
   </w:style>
-  <w:style w:type="table" w:styleId="957">
+  <w:style w:type="table" w:styleId="961">
     <w:name w:val="List Table 3 - Accent 5"/>
-    <w:basedOn w:val="1051"/>
+    <w:basedOn w:val="1055"/>
     <w:uiPriority w:val="99"/>
     <w:pPr>
       <w:pBdr/>
@@ -38466,9 +38723,9 @@
       </w:tcPr>
     </w:tblStylePr>
   </w:style>
-  <w:style w:type="table" w:styleId="958">
+  <w:style w:type="table" w:styleId="962">
     <w:name w:val="List Table 3 - Accent 6"/>
-    <w:basedOn w:val="1051"/>
+    <w:basedOn w:val="1055"/>
     <w:uiPriority w:val="99"/>
     <w:pPr>
       <w:pBdr/>
@@ -38694,9 +38951,9 @@
       </w:tcPr>
     </w:tblStylePr>
   </w:style>
-  <w:style w:type="table" w:styleId="959">
+  <w:style w:type="table" w:styleId="963">
     <w:name w:val="List Table 4"/>
-    <w:basedOn w:val="1051"/>
+    <w:basedOn w:val="1055"/>
     <w:uiPriority w:val="99"/>
     <w:pPr>
       <w:pBdr/>
@@ -38919,9 +39176,9 @@
       </w:tcPr>
     </w:tblStylePr>
   </w:style>
-  <w:style w:type="table" w:styleId="960">
+  <w:style w:type="table" w:styleId="964">
     <w:name w:val="List Table 4 - Accent 1"/>
-    <w:basedOn w:val="1051"/>
+    <w:basedOn w:val="1055"/>
     <w:uiPriority w:val="99"/>
     <w:pPr>
       <w:pBdr/>
@@ -39144,9 +39401,9 @@
       </w:tcPr>
     </w:tblStylePr>
   </w:style>
-  <w:style w:type="table" w:styleId="961">
+  <w:style w:type="table" w:styleId="965">
     <w:name w:val="List Table 4 - Accent 2"/>
-    <w:basedOn w:val="1051"/>
+    <w:basedOn w:val="1055"/>
     <w:uiPriority w:val="99"/>
     <w:pPr>
       <w:pBdr/>
@@ -39369,9 +39626,9 @@
       </w:tcPr>
     </w:tblStylePr>
   </w:style>
-  <w:style w:type="table" w:styleId="962">
+  <w:style w:type="table" w:styleId="966">
     <w:name w:val="List Table 4 - Accent 3"/>
-    <w:basedOn w:val="1051"/>
+    <w:basedOn w:val="1055"/>
     <w:uiPriority w:val="99"/>
     <w:pPr>
       <w:pBdr/>
@@ -39594,9 +39851,9 @@
       </w:tcPr>
     </w:tblStylePr>
   </w:style>
-  <w:style w:type="table" w:styleId="963">
+  <w:style w:type="table" w:styleId="967">
     <w:name w:val="List Table 4 - Accent 4"/>
-    <w:basedOn w:val="1051"/>
+    <w:basedOn w:val="1055"/>
     <w:uiPriority w:val="99"/>
     <w:pPr>
       <w:pBdr/>
@@ -39819,9 +40076,9 @@
       </w:tcPr>
     </w:tblStylePr>
   </w:style>
-  <w:style w:type="table" w:styleId="964">
+  <w:style w:type="table" w:styleId="968">
     <w:name w:val="List Table 4 - Accent 5"/>
-    <w:basedOn w:val="1051"/>
+    <w:basedOn w:val="1055"/>
     <w:uiPriority w:val="99"/>
     <w:pPr>
       <w:pBdr/>
@@ -40044,9 +40301,9 @@
       </w:tcPr>
     </w:tblStylePr>
   </w:style>
-  <w:style w:type="table" w:styleId="965">
+  <w:style w:type="table" w:styleId="969">
     <w:name w:val="List Table 4 - Accent 6"/>
-    <w:basedOn w:val="1051"/>
+    <w:basedOn w:val="1055"/>
     <w:uiPriority w:val="99"/>
     <w:pPr>
       <w:pBdr/>
@@ -40269,9 +40526,9 @@
       </w:tcPr>
     </w:tblStylePr>
   </w:style>
-  <w:style w:type="table" w:styleId="966">
+  <w:style w:type="table" w:styleId="970">
     <w:name w:val="List Table 5 Dark"/>
-    <w:basedOn w:val="1051"/>
+    <w:basedOn w:val="1055"/>
     <w:uiPriority w:val="99"/>
     <w:pPr>
       <w:pBdr/>
@@ -40511,9 +40768,9 @@
       </w:tcPr>
     </w:tblStylePr>
   </w:style>
-  <w:style w:type="table" w:styleId="967">
+  <w:style w:type="table" w:styleId="971">
     <w:name w:val="List Table 5 Dark - Accent 1"/>
-    <w:basedOn w:val="1051"/>
+    <w:basedOn w:val="1055"/>
     <w:uiPriority w:val="99"/>
     <w:pPr>
       <w:pBdr/>
@@ -40753,9 +41010,9 @@
       </w:tcPr>
     </w:tblStylePr>
   </w:style>
-  <w:style w:type="table" w:styleId="968">
+  <w:style w:type="table" w:styleId="972">
     <w:name w:val="List Table 5 Dark - Accent 2"/>
-    <w:basedOn w:val="1051"/>
+    <w:basedOn w:val="1055"/>
     <w:uiPriority w:val="99"/>
     <w:pPr>
       <w:pBdr/>
@@ -40995,9 +41252,9 @@
       </w:tcPr>
     </w:tblStylePr>
   </w:style>
-  <w:style w:type="table" w:styleId="969">
+  <w:style w:type="table" w:styleId="973">
     <w:name w:val="List Table 5 Dark - Accent 3"/>
-    <w:basedOn w:val="1051"/>
+    <w:basedOn w:val="1055"/>
     <w:uiPriority w:val="99"/>
     <w:pPr>
       <w:pBdr/>
@@ -41237,9 +41494,9 @@
       </w:tcPr>
     </w:tblStylePr>
   </w:style>
-  <w:style w:type="table" w:styleId="970">
+  <w:style w:type="table" w:styleId="974">
     <w:name w:val="List Table 5 Dark - Accent 4"/>
-    <w:basedOn w:val="1051"/>
+    <w:basedOn w:val="1055"/>
     <w:uiPriority w:val="99"/>
     <w:pPr>
       <w:pBdr/>
@@ -41479,9 +41736,9 @@
       </w:tcPr>
     </w:tblStylePr>
   </w:style>
-  <w:style w:type="table" w:styleId="971">
+  <w:style w:type="table" w:styleId="975">
     <w:name w:val="List Table 5 Dark - Accent 5"/>
-    <w:basedOn w:val="1051"/>
+    <w:basedOn w:val="1055"/>
     <w:uiPriority w:val="99"/>
     <w:pPr>
       <w:pBdr/>
@@ -41721,9 +41978,9 @@
       </w:tcPr>
     </w:tblStylePr>
   </w:style>
-  <w:style w:type="table" w:styleId="972">
+  <w:style w:type="table" w:styleId="976">
     <w:name w:val="List Table 5 Dark - Accent 6"/>
-    <w:basedOn w:val="1051"/>
+    <w:basedOn w:val="1055"/>
     <w:uiPriority w:val="99"/>
     <w:pPr>
       <w:pBdr/>
@@ -41963,9 +42220,9 @@
       </w:tcPr>
     </w:tblStylePr>
   </w:style>
-  <w:style w:type="table" w:styleId="973">
+  <w:style w:type="table" w:styleId="977">
     <w:name w:val="List Table 6 Colorful"/>
-    <w:basedOn w:val="1051"/>
+    <w:basedOn w:val="1055"/>
     <w:uiPriority w:val="99"/>
     <w:pPr>
       <w:pBdr/>
@@ -42186,9 +42443,9 @@
       </w:tcPr>
     </w:tblStylePr>
   </w:style>
-  <w:style w:type="table" w:styleId="974">
+  <w:style w:type="table" w:styleId="978">
     <w:name w:val="List Table 6 Colorful - Accent 1"/>
-    <w:basedOn w:val="1051"/>
+    <w:basedOn w:val="1055"/>
     <w:uiPriority w:val="99"/>
     <w:pPr>
       <w:pBdr/>
@@ -42409,9 +42666,9 @@
       </w:tcPr>
     </w:tblStylePr>
   </w:style>
-  <w:style w:type="table" w:styleId="975">
+  <w:style w:type="table" w:styleId="979">
     <w:name w:val="List Table 6 Colorful - Accent 2"/>
-    <w:basedOn w:val="1051"/>
+    <w:basedOn w:val="1055"/>
     <w:uiPriority w:val="99"/>
     <w:pPr>
       <w:pBdr/>
@@ -42632,9 +42889,9 @@
       </w:tcPr>
     </w:tblStylePr>
   </w:style>
-  <w:style w:type="table" w:styleId="976">
+  <w:style w:type="table" w:styleId="980">
     <w:name w:val="List Table 6 Colorful - Accent 3"/>
-    <w:basedOn w:val="1051"/>
+    <w:basedOn w:val="1055"/>
     <w:uiPriority w:val="99"/>
     <w:pPr>
       <w:pBdr/>
@@ -42855,9 +43112,9 @@
       </w:tcPr>
     </w:tblStylePr>
   </w:style>
-  <w:style w:type="table" w:styleId="977">
+  <w:style w:type="table" w:styleId="981">
     <w:name w:val="List Table 6 Colorful - Accent 4"/>
-    <w:basedOn w:val="1051"/>
+    <w:basedOn w:val="1055"/>
     <w:uiPriority w:val="99"/>
     <w:pPr>
       <w:pBdr/>
@@ -43078,9 +43335,9 @@
       </w:tcPr>
     </w:tblStylePr>
   </w:style>
-  <w:style w:type="table" w:styleId="978">
+  <w:style w:type="table" w:styleId="982">
     <w:name w:val="List Table 6 Colorful - Accent 5"/>
-    <w:basedOn w:val="1051"/>
+    <w:basedOn w:val="1055"/>
     <w:uiPriority w:val="99"/>
     <w:pPr>
       <w:pBdr/>
@@ -43301,9 +43558,9 @@
       </w:tcPr>
     </w:tblStylePr>
   </w:style>
-  <w:style w:type="table" w:styleId="979">
+  <w:style w:type="table" w:styleId="983">
     <w:name w:val="List Table 6 Colorful - Accent 6"/>
-    <w:basedOn w:val="1051"/>
+    <w:basedOn w:val="1055"/>
     <w:uiPriority w:val="99"/>
     <w:pPr>
       <w:pBdr/>
@@ -43524,9 +43781,9 @@
       </w:tcPr>
     </w:tblStylePr>
   </w:style>
-  <w:style w:type="table" w:styleId="980">
+  <w:style w:type="table" w:styleId="984">
     <w:name w:val="List Table 7 Colorful"/>
-    <w:basedOn w:val="1051"/>
+    <w:basedOn w:val="1055"/>
     <w:uiPriority w:val="99"/>
     <w:pPr>
       <w:pBdr/>
@@ -43780,9 +44037,9 @@
       </w:tcPr>
     </w:tblStylePr>
   </w:style>
-  <w:style w:type="table" w:styleId="981">
+  <w:style w:type="table" w:styleId="985">
     <w:name w:val="List Table 7 Colorful - Accent 1"/>
-    <w:basedOn w:val="1051"/>
+    <w:basedOn w:val="1055"/>
     <w:uiPriority w:val="99"/>
     <w:pPr>
       <w:pBdr/>
@@ -44036,9 +44293,9 @@
       </w:tcPr>
     </w:tblStylePr>
   </w:style>
-  <w:style w:type="table" w:styleId="982">
+  <w:style w:type="table" w:styleId="986">
     <w:name w:val="List Table 7 Colorful - Accent 2"/>
-    <w:basedOn w:val="1051"/>
+    <w:basedOn w:val="1055"/>
     <w:uiPriority w:val="99"/>
     <w:pPr>
       <w:pBdr/>
@@ -44292,9 +44549,9 @@
       </w:tcPr>
     </w:tblStylePr>
   </w:style>
-  <w:style w:type="table" w:styleId="983">
+  <w:style w:type="table" w:styleId="987">
     <w:name w:val="List Table 7 Colorful - Accent 3"/>
-    <w:basedOn w:val="1051"/>
+    <w:basedOn w:val="1055"/>
     <w:uiPriority w:val="99"/>
     <w:pPr>
       <w:pBdr/>
@@ -44548,9 +44805,9 @@
       </w:tcPr>
     </w:tblStylePr>
   </w:style>
-  <w:style w:type="table" w:styleId="984">
+  <w:style w:type="table" w:styleId="988">
     <w:name w:val="List Table 7 Colorful - Accent 4"/>
-    <w:basedOn w:val="1051"/>
+    <w:basedOn w:val="1055"/>
     <w:uiPriority w:val="99"/>
     <w:pPr>
       <w:pBdr/>
@@ -44804,9 +45061,9 @@
       </w:tcPr>
     </w:tblStylePr>
   </w:style>
-  <w:style w:type="table" w:styleId="985">
+  <w:style w:type="table" w:styleId="989">
     <w:name w:val="List Table 7 Colorful - Accent 5"/>
-    <w:basedOn w:val="1051"/>
+    <w:basedOn w:val="1055"/>
     <w:uiPriority w:val="99"/>
     <w:pPr>
       <w:pBdr/>
@@ -45060,9 +45317,9 @@
       </w:tcPr>
     </w:tblStylePr>
   </w:style>
-  <w:style w:type="table" w:styleId="986">
+  <w:style w:type="table" w:styleId="990">
     <w:name w:val="List Table 7 Colorful - Accent 6"/>
-    <w:basedOn w:val="1051"/>
+    <w:basedOn w:val="1055"/>
     <w:uiPriority w:val="99"/>
     <w:pPr>
       <w:pBdr/>
@@ -45316,9 +45573,9 @@
       </w:tcPr>
     </w:tblStylePr>
   </w:style>
-  <w:style w:type="table" w:styleId="987">
+  <w:style w:type="table" w:styleId="991">
     <w:name w:val="Lined - Accent"/>
-    <w:basedOn w:val="1051"/>
+    <w:basedOn w:val="1055"/>
     <w:uiPriority w:val="99"/>
     <w:pPr>
       <w:pBdr/>
@@ -45553,9 +45810,9 @@
       </w:tcPr>
     </w:tblStylePr>
   </w:style>
-  <w:style w:type="table" w:styleId="988">
+  <w:style w:type="table" w:styleId="992">
     <w:name w:val="Lined - Accent 1"/>
-    <w:basedOn w:val="1051"/>
+    <w:basedOn w:val="1055"/>
     <w:uiPriority w:val="99"/>
     <w:pPr>
       <w:pBdr/>
@@ -45790,9 +46047,9 @@
       </w:tcPr>
     </w:tblStylePr>
   </w:style>
-  <w:style w:type="table" w:styleId="989">
+  <w:style w:type="table" w:styleId="993">
     <w:name w:val="Lined - Accent 2"/>
-    <w:basedOn w:val="1051"/>
+    <w:basedOn w:val="1055"/>
     <w:uiPriority w:val="99"/>
     <w:pPr>
       <w:pBdr/>
@@ -46027,9 +46284,9 @@
       </w:tcPr>
     </w:tblStylePr>
   </w:style>
-  <w:style w:type="table" w:styleId="990">
+  <w:style w:type="table" w:styleId="994">
     <w:name w:val="Lined - Accent 3"/>
-    <w:basedOn w:val="1051"/>
+    <w:basedOn w:val="1055"/>
     <w:uiPriority w:val="99"/>
     <w:pPr>
       <w:pBdr/>
@@ -46264,9 +46521,9 @@
       </w:tcPr>
     </w:tblStylePr>
   </w:style>
-  <w:style w:type="table" w:styleId="991">
+  <w:style w:type="table" w:styleId="995">
     <w:name w:val="Lined - Accent 4"/>
-    <w:basedOn w:val="1051"/>
+    <w:basedOn w:val="1055"/>
     <w:uiPriority w:val="99"/>
     <w:pPr>
       <w:pBdr/>
@@ -46501,9 +46758,9 @@
       </w:tcPr>
     </w:tblStylePr>
   </w:style>
-  <w:style w:type="table" w:styleId="992">
+  <w:style w:type="table" w:styleId="996">
     <w:name w:val="Lined - Accent 5"/>
-    <w:basedOn w:val="1051"/>
+    <w:basedOn w:val="1055"/>
     <w:uiPriority w:val="99"/>
     <w:pPr>
       <w:pBdr/>
@@ -46738,9 +46995,9 @@
       </w:tcPr>
     </w:tblStylePr>
   </w:style>
-  <w:style w:type="table" w:styleId="993">
+  <w:style w:type="table" w:styleId="997">
     <w:name w:val="Lined - Accent 6"/>
-    <w:basedOn w:val="1051"/>
+    <w:basedOn w:val="1055"/>
     <w:uiPriority w:val="99"/>
     <w:pPr>
       <w:pBdr/>
@@ -46975,9 +47232,9 @@
       </w:tcPr>
     </w:tblStylePr>
   </w:style>
-  <w:style w:type="table" w:styleId="994">
+  <w:style w:type="table" w:styleId="998">
     <w:name w:val="Bordered &amp; Lined - Accent"/>
-    <w:basedOn w:val="1051"/>
+    <w:basedOn w:val="1055"/>
     <w:uiPriority w:val="99"/>
     <w:pPr>
       <w:pBdr/>
@@ -47219,9 +47476,9 @@
       </w:tcPr>
     </w:tblStylePr>
   </w:style>
-  <w:style w:type="table" w:styleId="995">
+  <w:style w:type="table" w:styleId="999">
     <w:name w:val="Bordered &amp; Lined - Accent 1"/>
-    <w:basedOn w:val="1051"/>
+    <w:basedOn w:val="1055"/>
     <w:uiPriority w:val="99"/>
     <w:pPr>
       <w:pBdr/>
@@ -47463,9 +47720,9 @@
       </w:tcPr>
     </w:tblStylePr>
   </w:style>
-  <w:style w:type="table" w:styleId="996">
+  <w:style w:type="table" w:styleId="1000">
     <w:name w:val="Bordered &amp; Lined - Accent 2"/>
-    <w:basedOn w:val="1051"/>
+    <w:basedOn w:val="1055"/>
     <w:uiPriority w:val="99"/>
     <w:pPr>
       <w:pBdr/>
@@ -47707,9 +47964,9 @@
       </w:tcPr>
     </w:tblStylePr>
   </w:style>
-  <w:style w:type="table" w:styleId="997">
+  <w:style w:type="table" w:styleId="1001">
     <w:name w:val="Bordered &amp; Lined - Accent 3"/>
-    <w:basedOn w:val="1051"/>
+    <w:basedOn w:val="1055"/>
     <w:uiPriority w:val="99"/>
     <w:pPr>
       <w:pBdr/>
@@ -47951,9 +48208,9 @@
       </w:tcPr>
     </w:tblStylePr>
   </w:style>
-  <w:style w:type="table" w:styleId="998">
+  <w:style w:type="table" w:styleId="1002">
     <w:name w:val="Bordered &amp; Lined - Accent 4"/>
-    <w:basedOn w:val="1051"/>
+    <w:basedOn w:val="1055"/>
     <w:uiPriority w:val="99"/>
     <w:pPr>
       <w:pBdr/>
@@ -48195,9 +48452,9 @@
       </w:tcPr>
     </w:tblStylePr>
   </w:style>
-  <w:style w:type="table" w:styleId="999">
+  <w:style w:type="table" w:styleId="1003">
     <w:name w:val="Bordered &amp; Lined - Accent 5"/>
-    <w:basedOn w:val="1051"/>
+    <w:basedOn w:val="1055"/>
     <w:uiPriority w:val="99"/>
     <w:pPr>
       <w:pBdr/>
@@ -48439,9 +48696,9 @@
       </w:tcPr>
     </w:tblStylePr>
   </w:style>
-  <w:style w:type="table" w:styleId="1000">
+  <w:style w:type="table" w:styleId="1004">
     <w:name w:val="Bordered &amp; Lined - Accent 6"/>
-    <w:basedOn w:val="1051"/>
+    <w:basedOn w:val="1055"/>
     <w:uiPriority w:val="99"/>
     <w:pPr>
       <w:pBdr/>
@@ -48683,9 +48940,9 @@
       </w:tcPr>
     </w:tblStylePr>
   </w:style>
-  <w:style w:type="table" w:styleId="1001">
+  <w:style w:type="table" w:styleId="1005">
     <w:name w:val="Bordered"/>
-    <w:basedOn w:val="1051"/>
+    <w:basedOn w:val="1055"/>
     <w:uiPriority w:val="99"/>
     <w:pPr>
       <w:pBdr/>
@@ -48914,9 +49171,9 @@
       </w:tcPr>
     </w:tblStylePr>
   </w:style>
-  <w:style w:type="table" w:styleId="1002">
+  <w:style w:type="table" w:styleId="1006">
     <w:name w:val="Bordered - Accent 1"/>
-    <w:basedOn w:val="1051"/>
+    <w:basedOn w:val="1055"/>
     <w:uiPriority w:val="99"/>
     <w:pPr>
       <w:pBdr/>
@@ -49145,9 +49402,9 @@
       </w:tcPr>
     </w:tblStylePr>
   </w:style>
-  <w:style w:type="table" w:styleId="1003">
+  <w:style w:type="table" w:styleId="1007">
     <w:name w:val="Bordered - Accent 2"/>
-    <w:basedOn w:val="1051"/>
+    <w:basedOn w:val="1055"/>
     <w:uiPriority w:val="99"/>
     <w:pPr>
       <w:pBdr/>
@@ -49376,9 +49633,9 @@
       </w:tcPr>
     </w:tblStylePr>
   </w:style>
-  <w:style w:type="table" w:styleId="1004">
+  <w:style w:type="table" w:styleId="1008">
     <w:name w:val="Bordered - Accent 3"/>
-    <w:basedOn w:val="1051"/>
+    <w:basedOn w:val="1055"/>
     <w:uiPriority w:val="99"/>
     <w:pPr>
       <w:pBdr/>
@@ -49607,9 +49864,9 @@
       </w:tcPr>
     </w:tblStylePr>
   </w:style>
-  <w:style w:type="table" w:styleId="1005">
+  <w:style w:type="table" w:styleId="1009">
     <w:name w:val="Bordered - Accent 4"/>
-    <w:basedOn w:val="1051"/>
+    <w:basedOn w:val="1055"/>
     <w:uiPriority w:val="99"/>
     <w:pPr>
       <w:pBdr/>
@@ -49838,9 +50095,9 @@
       </w:tcPr>
     </w:tblStylePr>
   </w:style>
-  <w:style w:type="table" w:styleId="1006">
+  <w:style w:type="table" w:styleId="1010">
     <w:name w:val="Bordered - Accent 5"/>
-    <w:basedOn w:val="1051"/>
+    <w:basedOn w:val="1055"/>
     <w:uiPriority w:val="99"/>
     <w:pPr>
       <w:pBdr/>
@@ -50069,9 +50326,9 @@
       </w:tcPr>
     </w:tblStylePr>
   </w:style>
-  <w:style w:type="table" w:styleId="1007">
+  <w:style w:type="table" w:styleId="1011">
     <w:name w:val="Bordered - Accent 6"/>
-    <w:basedOn w:val="1051"/>
+    <w:basedOn w:val="1055"/>
     <w:uiPriority w:val="99"/>
     <w:pPr>
       <w:pBdr/>
@@ -50300,10 +50557,10 @@
       </w:tcPr>
     </w:tblStylePr>
   </w:style>
-  <w:style w:type="character" w:styleId="1008">
+  <w:style w:type="character" w:styleId="1012">
     <w:name w:val="Heading 1 Char"/>
-    <w:basedOn w:val="1050"/>
-    <w:link w:val="1041"/>
+    <w:basedOn w:val="1054"/>
+    <w:link w:val="1045"/>
     <w:uiPriority w:val="9"/>
     <w:pPr>
       <w:pBdr/>
@@ -50317,10 +50574,10 @@
       <w:szCs w:val="40"/>
     </w:rPr>
   </w:style>
-  <w:style w:type="character" w:styleId="1009">
+  <w:style w:type="character" w:styleId="1013">
     <w:name w:val="Heading 2 Char"/>
-    <w:basedOn w:val="1050"/>
-    <w:link w:val="1042"/>
+    <w:basedOn w:val="1054"/>
+    <w:link w:val="1046"/>
     <w:uiPriority w:val="9"/>
     <w:pPr>
       <w:pBdr/>
@@ -50334,10 +50591,10 @@
       <w:szCs w:val="32"/>
     </w:rPr>
   </w:style>
-  <w:style w:type="character" w:styleId="1010">
+  <w:style w:type="character" w:styleId="1014">
     <w:name w:val="Heading 3 Char"/>
-    <w:basedOn w:val="1050"/>
-    <w:link w:val="1043"/>
+    <w:basedOn w:val="1054"/>
+    <w:link w:val="1047"/>
     <w:uiPriority w:val="9"/>
     <w:pPr>
       <w:pBdr/>
@@ -50351,10 +50608,10 @@
       <w:szCs w:val="28"/>
     </w:rPr>
   </w:style>
-  <w:style w:type="character" w:styleId="1011">
+  <w:style w:type="character" w:styleId="1015">
     <w:name w:val="Heading 4 Char"/>
-    <w:basedOn w:val="1050"/>
-    <w:link w:val="1044"/>
+    <w:basedOn w:val="1054"/>
+    <w:link w:val="1048"/>
     <w:uiPriority w:val="9"/>
     <w:pPr>
       <w:pBdr/>
@@ -50368,10 +50625,10 @@
       <w:color w:val="0f4761" w:themeColor="accent1" w:themeShade="BF"/>
     </w:rPr>
   </w:style>
-  <w:style w:type="character" w:styleId="1012">
+  <w:style w:type="character" w:styleId="1016">
     <w:name w:val="Heading 5 Char"/>
-    <w:basedOn w:val="1050"/>
-    <w:link w:val="1045"/>
+    <w:basedOn w:val="1054"/>
+    <w:link w:val="1049"/>
     <w:uiPriority w:val="9"/>
     <w:pPr>
       <w:pBdr/>
@@ -50383,10 +50640,10 @@
       <w:color w:val="0f4761" w:themeColor="accent1" w:themeShade="BF"/>
     </w:rPr>
   </w:style>
-  <w:style w:type="character" w:styleId="1013">
+  <w:style w:type="character" w:styleId="1017">
     <w:name w:val="Heading 6 Char"/>
-    <w:basedOn w:val="1050"/>
-    <w:link w:val="1046"/>
+    <w:basedOn w:val="1054"/>
+    <w:link w:val="1050"/>
     <w:uiPriority w:val="9"/>
     <w:pPr>
       <w:pBdr/>
@@ -50400,10 +50657,10 @@
       <w:color w:val="595959" w:themeColor="text1" w:themeTint="A6"/>
     </w:rPr>
   </w:style>
-  <w:style w:type="character" w:styleId="1014">
+  <w:style w:type="character" w:styleId="1018">
     <w:name w:val="Heading 7 Char"/>
-    <w:basedOn w:val="1050"/>
-    <w:link w:val="1047"/>
+    <w:basedOn w:val="1054"/>
+    <w:link w:val="1051"/>
     <w:uiPriority w:val="9"/>
     <w:pPr>
       <w:pBdr/>
@@ -50415,10 +50672,10 @@
       <w:color w:val="595959" w:themeColor="text1" w:themeTint="A6"/>
     </w:rPr>
   </w:style>
-  <w:style w:type="character" w:styleId="1015">
+  <w:style w:type="character" w:styleId="1019">
     <w:name w:val="Heading 8 Char"/>
-    <w:basedOn w:val="1050"/>
-    <w:link w:val="1048"/>
+    <w:basedOn w:val="1054"/>
+    <w:link w:val="1052"/>
     <w:uiPriority w:val="9"/>
     <w:pPr>
       <w:pBdr/>
@@ -50432,10 +50689,10 @@
       <w:color w:val="272727" w:themeColor="text1" w:themeTint="D8"/>
     </w:rPr>
   </w:style>
-  <w:style w:type="character" w:styleId="1016">
+  <w:style w:type="character" w:styleId="1020">
     <w:name w:val="Heading 9 Char"/>
-    <w:basedOn w:val="1050"/>
-    <w:link w:val="1049"/>
+    <w:basedOn w:val="1054"/>
+    <w:link w:val="1053"/>
     <w:uiPriority w:val="9"/>
     <w:pPr>
       <w:pBdr/>
@@ -50449,10 +50706,10 @@
       <w:color w:val="272727" w:themeColor="text1" w:themeTint="D8"/>
     </w:rPr>
   </w:style>
-  <w:style w:type="character" w:styleId="1017">
+  <w:style w:type="character" w:styleId="1021">
     <w:name w:val="Title Char"/>
-    <w:basedOn w:val="1050"/>
-    <w:link w:val="1089"/>
+    <w:basedOn w:val="1054"/>
+    <w:link w:val="1093"/>
     <w:uiPriority w:val="10"/>
     <w:pPr>
       <w:pBdr/>
@@ -50466,11 +50723,11 @@
       <w:szCs w:val="56"/>
     </w:rPr>
   </w:style>
-  <w:style w:type="paragraph" w:styleId="1018">
+  <w:style w:type="paragraph" w:styleId="1022">
     <w:name w:val="Subtitle"/>
-    <w:basedOn w:val="1040"/>
-    <w:next w:val="1040"/>
-    <w:link w:val="1019"/>
+    <w:basedOn w:val="1044"/>
+    <w:next w:val="1044"/>
+    <w:link w:val="1023"/>
     <w:uiPriority w:val="11"/>
     <w:qFormat/>
     <w:pPr>
@@ -50488,10 +50745,10 @@
       <w:szCs w:val="28"/>
     </w:rPr>
   </w:style>
-  <w:style w:type="character" w:styleId="1019">
+  <w:style w:type="character" w:styleId="1023">
     <w:name w:val="Subtitle Char"/>
-    <w:basedOn w:val="1050"/>
-    <w:link w:val="1018"/>
+    <w:basedOn w:val="1054"/>
+    <w:link w:val="1022"/>
     <w:uiPriority w:val="11"/>
     <w:pPr>
       <w:pBdr/>
@@ -50505,10 +50762,10 @@
       <w:szCs w:val="28"/>
     </w:rPr>
   </w:style>
-  <w:style w:type="character" w:styleId="1020">
+  <w:style w:type="character" w:styleId="1024">
     <w:name w:val="Quote Char"/>
-    <w:basedOn w:val="1050"/>
-    <w:link w:val="1061"/>
+    <w:basedOn w:val="1054"/>
+    <w:link w:val="1065"/>
     <w:uiPriority w:val="29"/>
     <w:pPr>
       <w:pBdr/>
@@ -50521,9 +50778,9 @@
       <w:color w:val="404040" w:themeColor="text1" w:themeTint="BF"/>
     </w:rPr>
   </w:style>
-  <w:style w:type="character" w:styleId="1021">
+  <w:style w:type="character" w:styleId="1025">
     <w:name w:val="Intense Emphasis"/>
-    <w:basedOn w:val="1050"/>
+    <w:basedOn w:val="1054"/>
     <w:uiPriority w:val="21"/>
     <w:qFormat/>
     <w:pPr>
@@ -50537,11 +50794,11 @@
       <w:color w:val="0f4761" w:themeColor="accent1" w:themeShade="BF"/>
     </w:rPr>
   </w:style>
-  <w:style w:type="paragraph" w:styleId="1022">
+  <w:style w:type="paragraph" w:styleId="1026">
     <w:name w:val="Intense Quote"/>
-    <w:basedOn w:val="1040"/>
-    <w:next w:val="1040"/>
-    <w:link w:val="1023"/>
+    <w:basedOn w:val="1044"/>
+    <w:next w:val="1044"/>
+    <w:link w:val="1027"/>
     <w:uiPriority w:val="30"/>
     <w:qFormat/>
     <w:pPr>
@@ -50559,10 +50816,10 @@
       <w:color w:val="0f4761" w:themeColor="accent1" w:themeShade="BF"/>
     </w:rPr>
   </w:style>
-  <w:style w:type="character" w:styleId="1023">
+  <w:style w:type="character" w:styleId="1027">
     <w:name w:val="Intense Quote Char"/>
-    <w:basedOn w:val="1050"/>
-    <w:link w:val="1022"/>
+    <w:basedOn w:val="1054"/>
+    <w:link w:val="1026"/>
     <w:uiPriority w:val="30"/>
     <w:pPr>
       <w:pBdr/>
@@ -50575,9 +50832,9 @@
       <w:color w:val="0f4761" w:themeColor="accent1" w:themeShade="BF"/>
     </w:rPr>
   </w:style>
-  <w:style w:type="character" w:styleId="1024">
+  <w:style w:type="character" w:styleId="1028">
     <w:name w:val="Intense Reference"/>
-    <w:basedOn w:val="1050"/>
+    <w:basedOn w:val="1054"/>
     <w:uiPriority w:val="32"/>
     <w:qFormat/>
     <w:pPr>
@@ -50593,9 +50850,9 @@
       <w:spacing w:val="5"/>
     </w:rPr>
   </w:style>
-  <w:style w:type="character" w:styleId="1025">
+  <w:style w:type="character" w:styleId="1029">
     <w:name w:val="Subtle Emphasis"/>
-    <w:basedOn w:val="1050"/>
+    <w:basedOn w:val="1054"/>
     <w:uiPriority w:val="19"/>
     <w:qFormat/>
     <w:pPr>
@@ -50609,9 +50866,9 @@
       <w:color w:val="404040" w:themeColor="text1" w:themeTint="BF"/>
     </w:rPr>
   </w:style>
-  <w:style w:type="character" w:styleId="1026">
+  <w:style w:type="character" w:styleId="1030">
     <w:name w:val="Emphasis"/>
-    <w:basedOn w:val="1050"/>
+    <w:basedOn w:val="1054"/>
     <w:uiPriority w:val="20"/>
     <w:qFormat/>
     <w:pPr>
@@ -50624,9 +50881,9 @@
       <w:iCs/>
     </w:rPr>
   </w:style>
-  <w:style w:type="character" w:styleId="1027">
+  <w:style w:type="character" w:styleId="1031">
     <w:name w:val="Strong"/>
-    <w:basedOn w:val="1050"/>
+    <w:basedOn w:val="1054"/>
     <w:uiPriority w:val="22"/>
     <w:qFormat/>
     <w:pPr>
@@ -50639,9 +50896,9 @@
       <w:bCs/>
     </w:rPr>
   </w:style>
-  <w:style w:type="character" w:styleId="1028">
+  <w:style w:type="character" w:styleId="1032">
     <w:name w:val="Subtle Reference"/>
-    <w:basedOn w:val="1050"/>
+    <w:basedOn w:val="1054"/>
     <w:uiPriority w:val="31"/>
     <w:qFormat/>
     <w:pPr>
@@ -50654,9 +50911,9 @@
       <w:color w:val="5a5a5a" w:themeColor="text1" w:themeTint="A5"/>
     </w:rPr>
   </w:style>
-  <w:style w:type="character" w:styleId="1029">
+  <w:style w:type="character" w:styleId="1033">
     <w:name w:val="Book Title"/>
-    <w:basedOn w:val="1050"/>
+    <w:basedOn w:val="1054"/>
     <w:uiPriority w:val="33"/>
     <w:qFormat/>
     <w:pPr>
@@ -50672,10 +50929,10 @@
       <w:spacing w:val="5"/>
     </w:rPr>
   </w:style>
-  <w:style w:type="character" w:styleId="1030">
+  <w:style w:type="character" w:styleId="1034">
     <w:name w:val="Header Char"/>
-    <w:basedOn w:val="1050"/>
-    <w:link w:val="1076"/>
+    <w:basedOn w:val="1054"/>
+    <w:link w:val="1080"/>
     <w:uiPriority w:val="99"/>
     <w:pPr>
       <w:pBdr/>
@@ -50683,10 +50940,10 @@
       <w:ind/>
     </w:pPr>
   </w:style>
-  <w:style w:type="character" w:styleId="1031">
+  <w:style w:type="character" w:styleId="1035">
     <w:name w:val="Footer Char"/>
-    <w:basedOn w:val="1050"/>
-    <w:link w:val="1078"/>
+    <w:basedOn w:val="1054"/>
+    <w:link w:val="1082"/>
     <w:uiPriority w:val="99"/>
     <w:pPr>
       <w:pBdr/>
@@ -50694,10 +50951,10 @@
       <w:ind/>
     </w:pPr>
   </w:style>
-  <w:style w:type="character" w:styleId="1032">
+  <w:style w:type="character" w:styleId="1036">
     <w:name w:val="Footnote Text Char"/>
-    <w:basedOn w:val="1050"/>
-    <w:link w:val="1092"/>
+    <w:basedOn w:val="1054"/>
+    <w:link w:val="1096"/>
     <w:uiPriority w:val="99"/>
     <w:semiHidden/>
     <w:pPr>
@@ -50710,10 +50967,10 @@
       <w:szCs w:val="20"/>
     </w:rPr>
   </w:style>
-  <w:style w:type="paragraph" w:styleId="1033">
+  <w:style w:type="paragraph" w:styleId="1037">
     <w:name w:val="endnote text"/>
-    <w:basedOn w:val="1040"/>
-    <w:link w:val="1034"/>
+    <w:basedOn w:val="1044"/>
+    <w:link w:val="1038"/>
     <w:uiPriority w:val="99"/>
     <w:semiHidden/>
     <w:unhideWhenUsed/>
@@ -50727,10 +50984,10 @@
       <w:szCs w:val="20"/>
     </w:rPr>
   </w:style>
-  <w:style w:type="character" w:styleId="1034">
+  <w:style w:type="character" w:styleId="1038">
     <w:name w:val="Endnote Text Char"/>
-    <w:basedOn w:val="1050"/>
-    <w:link w:val="1033"/>
+    <w:basedOn w:val="1054"/>
+    <w:link w:val="1037"/>
     <w:uiPriority w:val="99"/>
     <w:semiHidden/>
     <w:pPr>
@@ -50743,9 +51000,9 @@
       <w:szCs w:val="20"/>
     </w:rPr>
   </w:style>
-  <w:style w:type="character" w:styleId="1035">
+  <w:style w:type="character" w:styleId="1039">
     <w:name w:val="endnote reference"/>
-    <w:basedOn w:val="1050"/>
+    <w:basedOn w:val="1054"/>
     <w:uiPriority w:val="99"/>
     <w:semiHidden/>
     <w:unhideWhenUsed/>
@@ -50758,10 +51015,10 @@
       <w:vertAlign w:val="superscript"/>
     </w:rPr>
   </w:style>
-  <w:style w:type="paragraph" w:styleId="1036">
+  <w:style w:type="paragraph" w:styleId="1040">
     <w:name w:val="toc 7"/>
-    <w:basedOn w:val="1040"/>
-    <w:next w:val="1040"/>
+    <w:basedOn w:val="1044"/>
+    <w:next w:val="1044"/>
     <w:uiPriority w:val="39"/>
     <w:unhideWhenUsed/>
     <w:pPr>
@@ -50770,10 +51027,10 @@
       <w:ind w:left="1320"/>
     </w:pPr>
   </w:style>
-  <w:style w:type="paragraph" w:styleId="1037">
+  <w:style w:type="paragraph" w:styleId="1041">
     <w:name w:val="toc 8"/>
-    <w:basedOn w:val="1040"/>
-    <w:next w:val="1040"/>
+    <w:basedOn w:val="1044"/>
+    <w:next w:val="1044"/>
     <w:uiPriority w:val="39"/>
     <w:unhideWhenUsed/>
     <w:pPr>
@@ -50782,10 +51039,10 @@
       <w:ind w:left="1540"/>
     </w:pPr>
   </w:style>
-  <w:style w:type="paragraph" w:styleId="1038">
+  <w:style w:type="paragraph" w:styleId="1042">
     <w:name w:val="toc 9"/>
-    <w:basedOn w:val="1040"/>
-    <w:next w:val="1040"/>
+    <w:basedOn w:val="1044"/>
+    <w:next w:val="1044"/>
     <w:uiPriority w:val="39"/>
     <w:unhideWhenUsed/>
     <w:pPr>
@@ -50794,9 +51051,9 @@
       <w:ind w:left="1760"/>
     </w:pPr>
   </w:style>
-  <w:style w:type="character" w:styleId="1039">
+  <w:style w:type="character" w:styleId="1043">
     <w:name w:val="Placeholder Text"/>
-    <w:basedOn w:val="1050"/>
+    <w:basedOn w:val="1054"/>
     <w:uiPriority w:val="99"/>
     <w:semiHidden/>
     <w:pPr>
@@ -50808,7 +51065,7 @@
       <w:color w:val="666666"/>
     </w:rPr>
   </w:style>
-  <w:style w:type="paragraph" w:styleId="1040" w:default="1">
+  <w:style w:type="paragraph" w:styleId="1044" w:default="1">
     <w:name w:val="Normal"/>
     <w:qFormat/>
     <w:pPr>
@@ -50823,11 +51080,11 @@
       <w:szCs w:val="22"/>
     </w:rPr>
   </w:style>
-  <w:style w:type="paragraph" w:styleId="1041">
+  <w:style w:type="paragraph" w:styleId="1045">
     <w:name w:val="Heading 1"/>
-    <w:basedOn w:val="1040"/>
-    <w:next w:val="1040"/>
-    <w:link w:val="1053"/>
+    <w:basedOn w:val="1044"/>
+    <w:next w:val="1044"/>
+    <w:link w:val="1057"/>
     <w:uiPriority w:val="9"/>
     <w:qFormat/>
     <w:pPr>
@@ -50853,11 +51110,11 @@
       <w:szCs w:val="28"/>
     </w:rPr>
   </w:style>
-  <w:style w:type="paragraph" w:styleId="1042">
+  <w:style w:type="paragraph" w:styleId="1046">
     <w:name w:val="Heading 2"/>
-    <w:basedOn w:val="1040"/>
-    <w:next w:val="1040"/>
-    <w:link w:val="1054"/>
+    <w:basedOn w:val="1044"/>
+    <w:next w:val="1044"/>
+    <w:link w:val="1058"/>
     <w:uiPriority w:val="9"/>
     <w:unhideWhenUsed/>
     <w:qFormat/>
@@ -50884,11 +51141,11 @@
       <w:szCs w:val="26"/>
     </w:rPr>
   </w:style>
-  <w:style w:type="paragraph" w:styleId="1043">
+  <w:style w:type="paragraph" w:styleId="1047">
     <w:name w:val="Heading 3"/>
-    <w:basedOn w:val="1040"/>
-    <w:next w:val="1040"/>
-    <w:link w:val="1055"/>
+    <w:basedOn w:val="1044"/>
+    <w:next w:val="1044"/>
+    <w:link w:val="1059"/>
     <w:uiPriority w:val="9"/>
     <w:unhideWhenUsed/>
     <w:qFormat/>
@@ -50913,11 +51170,11 @@
       <w:bCs/>
     </w:rPr>
   </w:style>
-  <w:style w:type="paragraph" w:styleId="1044">
+  <w:style w:type="paragraph" w:styleId="1048">
     <w:name w:val="Heading 4"/>
-    <w:basedOn w:val="1040"/>
-    <w:next w:val="1040"/>
-    <w:link w:val="1056"/>
+    <w:basedOn w:val="1044"/>
+    <w:next w:val="1044"/>
+    <w:link w:val="1060"/>
     <w:uiPriority w:val="9"/>
     <w:unhideWhenUsed/>
     <w:qFormat/>
@@ -50944,11 +51201,11 @@
       <w:iCs/>
     </w:rPr>
   </w:style>
-  <w:style w:type="paragraph" w:styleId="1045">
+  <w:style w:type="paragraph" w:styleId="1049">
     <w:name w:val="Heading 5"/>
-    <w:basedOn w:val="1040"/>
-    <w:next w:val="1040"/>
-    <w:link w:val="1057"/>
+    <w:basedOn w:val="1044"/>
+    <w:next w:val="1044"/>
+    <w:link w:val="1061"/>
     <w:uiPriority w:val="9"/>
     <w:unhideWhenUsed/>
     <w:qFormat/>
@@ -50972,11 +51229,11 @@
       <w:rFonts w:eastAsia="Times New Roman"/>
     </w:rPr>
   </w:style>
-  <w:style w:type="paragraph" w:styleId="1046">
+  <w:style w:type="paragraph" w:styleId="1050">
     <w:name w:val="Heading 6"/>
-    <w:basedOn w:val="1040"/>
-    <w:next w:val="1040"/>
-    <w:link w:val="1058"/>
+    <w:basedOn w:val="1044"/>
+    <w:next w:val="1044"/>
+    <w:link w:val="1062"/>
     <w:uiPriority w:val="9"/>
     <w:unhideWhenUsed/>
     <w:qFormat/>
@@ -50995,11 +51252,11 @@
       <w:iCs/>
     </w:rPr>
   </w:style>
-  <w:style w:type="paragraph" w:styleId="1047">
+  <w:style w:type="paragraph" w:styleId="1051">
     <w:name w:val="Heading 7"/>
-    <w:basedOn w:val="1040"/>
-    <w:next w:val="1040"/>
-    <w:link w:val="1063"/>
+    <w:basedOn w:val="1044"/>
+    <w:next w:val="1044"/>
+    <w:link w:val="1067"/>
     <w:uiPriority w:val="9"/>
     <w:unhideWhenUsed/>
     <w:pPr>
@@ -51017,11 +51274,11 @@
       <w:iCs/>
     </w:rPr>
   </w:style>
-  <w:style w:type="paragraph" w:styleId="1048">
+  <w:style w:type="paragraph" w:styleId="1052">
     <w:name w:val="Heading 8"/>
-    <w:basedOn w:val="1040"/>
-    <w:next w:val="1040"/>
-    <w:link w:val="1064"/>
+    <w:basedOn w:val="1044"/>
+    <w:next w:val="1044"/>
+    <w:link w:val="1068"/>
     <w:uiPriority w:val="9"/>
     <w:unhideWhenUsed/>
     <w:pPr>
@@ -51043,11 +51300,11 @@
       <w:szCs w:val="20"/>
     </w:rPr>
   </w:style>
-  <w:style w:type="paragraph" w:styleId="1049">
+  <w:style w:type="paragraph" w:styleId="1053">
     <w:name w:val="Heading 9"/>
-    <w:basedOn w:val="1040"/>
-    <w:next w:val="1040"/>
-    <w:link w:val="1065"/>
+    <w:basedOn w:val="1044"/>
+    <w:next w:val="1044"/>
+    <w:link w:val="1069"/>
     <w:uiPriority w:val="9"/>
     <w:unhideWhenUsed/>
     <w:pPr>
@@ -51071,7 +51328,7 @@
       <w:szCs w:val="20"/>
     </w:rPr>
   </w:style>
-  <w:style w:type="character" w:styleId="1050" w:default="1">
+  <w:style w:type="character" w:styleId="1054" w:default="1">
     <w:name w:val="Default Paragraph Font"/>
     <w:uiPriority w:val="1"/>
     <w:unhideWhenUsed/>
@@ -51081,7 +51338,7 @@
       <w:ind/>
     </w:pPr>
   </w:style>
-  <w:style w:type="table" w:styleId="1051" w:default="1">
+  <w:style w:type="table" w:styleId="1055" w:default="1">
     <w:name w:val="Normal Table"/>
     <w:uiPriority w:val="99"/>
     <w:semiHidden/>
@@ -51274,7 +51531,7 @@
       </w:tcPr>
     </w:tblStylePr>
   </w:style>
-  <w:style w:type="numbering" w:styleId="1052" w:default="1">
+  <w:style w:type="numbering" w:styleId="1056" w:default="1">
     <w:name w:val="No List"/>
     <w:uiPriority w:val="99"/>
     <w:semiHidden/>
@@ -51285,9 +51542,9 @@
       <w:ind/>
     </w:pPr>
   </w:style>
-  <w:style w:type="character" w:styleId="1053" w:customStyle="1">
+  <w:style w:type="character" w:styleId="1057" w:customStyle="1">
     <w:name w:val="Título 1 Char"/>
-    <w:link w:val="1041"/>
+    <w:link w:val="1045"/>
     <w:uiPriority w:val="9"/>
     <w:pPr>
       <w:pBdr/>
@@ -51303,9 +51560,9 @@
       <w:szCs w:val="28"/>
     </w:rPr>
   </w:style>
-  <w:style w:type="character" w:styleId="1054" w:customStyle="1">
+  <w:style w:type="character" w:styleId="1058" w:customStyle="1">
     <w:name w:val="Título 2 Char"/>
-    <w:link w:val="1042"/>
+    <w:link w:val="1046"/>
     <w:uiPriority w:val="9"/>
     <w:pPr>
       <w:pBdr/>
@@ -51320,9 +51577,9 @@
       <w:szCs w:val="26"/>
     </w:rPr>
   </w:style>
-  <w:style w:type="character" w:styleId="1055" w:customStyle="1">
+  <w:style w:type="character" w:styleId="1059" w:customStyle="1">
     <w:name w:val="Título 3 Char"/>
-    <w:link w:val="1043"/>
+    <w:link w:val="1047"/>
     <w:uiPriority w:val="9"/>
     <w:pPr>
       <w:pBdr/>
@@ -51336,9 +51593,9 @@
       <w:szCs w:val="22"/>
     </w:rPr>
   </w:style>
-  <w:style w:type="character" w:styleId="1056" w:customStyle="1">
+  <w:style w:type="character" w:styleId="1060" w:customStyle="1">
     <w:name w:val="Título 4 Char"/>
-    <w:link w:val="1044"/>
+    <w:link w:val="1048"/>
     <w:uiPriority w:val="9"/>
     <w:pPr>
       <w:pBdr/>
@@ -51354,9 +51611,9 @@
       <w:szCs w:val="22"/>
     </w:rPr>
   </w:style>
-  <w:style w:type="character" w:styleId="1057" w:customStyle="1">
+  <w:style w:type="character" w:styleId="1061" w:customStyle="1">
     <w:name w:val="Título 5 Char"/>
-    <w:link w:val="1045"/>
+    <w:link w:val="1049"/>
     <w:uiPriority w:val="9"/>
     <w:pPr>
       <w:pBdr/>
@@ -51369,9 +51626,9 @@
       <w:szCs w:val="22"/>
     </w:rPr>
   </w:style>
-  <w:style w:type="character" w:styleId="1058" w:customStyle="1">
+  <w:style w:type="character" w:styleId="1062" w:customStyle="1">
     <w:name w:val="Título 6 Char"/>
-    <w:link w:val="1046"/>
+    <w:link w:val="1050"/>
     <w:uiPriority w:val="9"/>
     <w:pPr>
       <w:pBdr/>
@@ -51385,7 +51642,7 @@
       <w:sz w:val="24"/>
     </w:rPr>
   </w:style>
-  <w:style w:type="character" w:styleId="1059">
+  <w:style w:type="character" w:styleId="1063">
     <w:name w:val="Hyperlink"/>
     <w:uiPriority w:val="99"/>
     <w:pPr>
@@ -51398,9 +51655,9 @@
       <w:u w:val="single"/>
     </w:rPr>
   </w:style>
-  <w:style w:type="paragraph" w:styleId="1060" w:customStyle="1">
+  <w:style w:type="paragraph" w:styleId="1064" w:customStyle="1">
     <w:name w:val="CorpoTabela"/>
-    <w:basedOn w:val="1040"/>
+    <w:basedOn w:val="1044"/>
     <w:uiPriority w:val="34"/>
     <w:pPr>
       <w:pBdr/>
@@ -51412,11 +51669,11 @@
       <w:szCs w:val="24"/>
     </w:rPr>
   </w:style>
-  <w:style w:type="paragraph" w:styleId="1061">
+  <w:style w:type="paragraph" w:styleId="1065">
     <w:name w:val="Quote"/>
-    <w:basedOn w:val="1040"/>
-    <w:next w:val="1040"/>
-    <w:link w:val="1062"/>
+    <w:basedOn w:val="1044"/>
+    <w:next w:val="1044"/>
+    <w:link w:val="1066"/>
     <w:uiPriority w:val="29"/>
     <w:qFormat/>
     <w:pPr>
@@ -51430,9 +51687,9 @@
       <w:sz w:val="20"/>
     </w:rPr>
   </w:style>
-  <w:style w:type="character" w:styleId="1062" w:customStyle="1">
+  <w:style w:type="character" w:styleId="1066" w:customStyle="1">
     <w:name w:val="Citação Char"/>
-    <w:link w:val="1061"/>
+    <w:link w:val="1065"/>
     <w:uiPriority w:val="29"/>
     <w:pPr>
       <w:pBdr/>
@@ -51445,9 +51702,9 @@
       <w:szCs w:val="22"/>
     </w:rPr>
   </w:style>
-  <w:style w:type="character" w:styleId="1063" w:customStyle="1">
+  <w:style w:type="character" w:styleId="1067" w:customStyle="1">
     <w:name w:val="Título 7 Char"/>
-    <w:link w:val="1047"/>
+    <w:link w:val="1051"/>
     <w:uiPriority w:val="9"/>
     <w:pPr>
       <w:pBdr/>
@@ -51461,9 +51718,9 @@
       <w:sz w:val="21"/>
     </w:rPr>
   </w:style>
-  <w:style w:type="character" w:styleId="1064" w:customStyle="1">
+  <w:style w:type="character" w:styleId="1068" w:customStyle="1">
     <w:name w:val="Título 8 Char"/>
-    <w:link w:val="1048"/>
+    <w:link w:val="1052"/>
     <w:uiPriority w:val="9"/>
     <w:pPr>
       <w:pBdr/>
@@ -51477,9 +51734,9 @@
       <w:szCs w:val="20"/>
     </w:rPr>
   </w:style>
-  <w:style w:type="character" w:styleId="1065" w:customStyle="1">
+  <w:style w:type="character" w:styleId="1069" w:customStyle="1">
     <w:name w:val="Título 9 Char"/>
-    <w:link w:val="1049"/>
+    <w:link w:val="1053"/>
     <w:uiPriority w:val="9"/>
     <w:pPr>
       <w:pBdr/>
@@ -51495,10 +51752,10 @@
       <w:szCs w:val="20"/>
     </w:rPr>
   </w:style>
-  <w:style w:type="paragraph" w:styleId="1066">
+  <w:style w:type="paragraph" w:styleId="1070">
     <w:name w:val="toc 2"/>
-    <w:basedOn w:val="1040"/>
-    <w:next w:val="1040"/>
+    <w:basedOn w:val="1044"/>
+    <w:next w:val="1044"/>
     <w:uiPriority w:val="39"/>
     <w:unhideWhenUsed/>
     <w:pPr>
@@ -51511,10 +51768,10 @@
       <w:ind w:firstLine="0"/>
     </w:pPr>
   </w:style>
-  <w:style w:type="paragraph" w:styleId="1067">
+  <w:style w:type="paragraph" w:styleId="1071">
     <w:name w:val="toc 1"/>
-    <w:basedOn w:val="1040"/>
-    <w:next w:val="1040"/>
+    <w:basedOn w:val="1044"/>
+    <w:next w:val="1044"/>
     <w:uiPriority w:val="39"/>
     <w:unhideWhenUsed/>
     <w:pPr>
@@ -51532,10 +51789,10 @@
       <w:b/>
     </w:rPr>
   </w:style>
-  <w:style w:type="paragraph" w:styleId="1068">
+  <w:style w:type="paragraph" w:styleId="1072">
     <w:name w:val="toc 3"/>
-    <w:basedOn w:val="1040"/>
-    <w:next w:val="1040"/>
+    <w:basedOn w:val="1044"/>
+    <w:next w:val="1044"/>
     <w:uiPriority w:val="39"/>
     <w:unhideWhenUsed/>
     <w:pPr>
@@ -51551,10 +51808,10 @@
       <w:b/>
     </w:rPr>
   </w:style>
-  <w:style w:type="paragraph" w:styleId="1069">
+  <w:style w:type="paragraph" w:styleId="1073">
     <w:name w:val="toc 4"/>
-    <w:basedOn w:val="1040"/>
-    <w:next w:val="1040"/>
+    <w:basedOn w:val="1044"/>
+    <w:next w:val="1044"/>
     <w:uiPriority w:val="39"/>
     <w:unhideWhenUsed/>
     <w:pPr>
@@ -51570,10 +51827,10 @@
       <w:i/>
     </w:rPr>
   </w:style>
-  <w:style w:type="paragraph" w:styleId="1070">
+  <w:style w:type="paragraph" w:styleId="1074">
     <w:name w:val="TOC Heading"/>
-    <w:basedOn w:val="1041"/>
-    <w:next w:val="1040"/>
+    <w:basedOn w:val="1045"/>
+    <w:next w:val="1044"/>
     <w:uiPriority w:val="39"/>
     <w:semiHidden/>
     <w:unhideWhenUsed/>
@@ -51593,10 +51850,10 @@
       <w:sz w:val="28"/>
     </w:rPr>
   </w:style>
-  <w:style w:type="paragraph" w:styleId="1071">
+  <w:style w:type="paragraph" w:styleId="1075">
     <w:name w:val="Balloon Text"/>
-    <w:basedOn w:val="1040"/>
-    <w:link w:val="1072"/>
+    <w:basedOn w:val="1044"/>
+    <w:link w:val="1076"/>
     <w:uiPriority w:val="99"/>
     <w:semiHidden/>
     <w:unhideWhenUsed/>
@@ -51611,9 +51868,9 @@
       <w:szCs w:val="16"/>
     </w:rPr>
   </w:style>
-  <w:style w:type="character" w:styleId="1072" w:customStyle="1">
+  <w:style w:type="character" w:styleId="1076" w:customStyle="1">
     <w:name w:val="Texto de balão Char"/>
-    <w:link w:val="1071"/>
+    <w:link w:val="1075"/>
     <w:uiPriority w:val="99"/>
     <w:semiHidden/>
     <w:pPr>
@@ -51627,10 +51884,10 @@
       <w:szCs w:val="16"/>
     </w:rPr>
   </w:style>
-  <w:style w:type="paragraph" w:styleId="1073">
+  <w:style w:type="paragraph" w:styleId="1077">
     <w:name w:val="toc 6"/>
-    <w:basedOn w:val="1040"/>
-    <w:next w:val="1040"/>
+    <w:basedOn w:val="1044"/>
+    <w:next w:val="1044"/>
     <w:uiPriority w:val="39"/>
     <w:unhideWhenUsed/>
     <w:pPr>
@@ -51645,7 +51902,7 @@
       <w:b/>
     </w:rPr>
   </w:style>
-  <w:style w:type="paragraph" w:styleId="1074">
+  <w:style w:type="paragraph" w:styleId="1078">
     <w:name w:val="No Spacing"/>
     <w:uiPriority w:val="1"/>
     <w:qFormat/>
@@ -51664,10 +51921,10 @@
       <w:szCs w:val="22"/>
     </w:rPr>
   </w:style>
-  <w:style w:type="paragraph" w:styleId="1075">
+  <w:style w:type="paragraph" w:styleId="1079">
     <w:name w:val="toc 5"/>
-    <w:basedOn w:val="1040"/>
-    <w:next w:val="1040"/>
+    <w:basedOn w:val="1044"/>
+    <w:next w:val="1044"/>
     <w:uiPriority w:val="39"/>
     <w:unhideWhenUsed/>
     <w:pPr>
@@ -51683,10 +51940,10 @@
       <w:rFonts w:cs="Arial"/>
     </w:rPr>
   </w:style>
-  <w:style w:type="paragraph" w:styleId="1076">
+  <w:style w:type="paragraph" w:styleId="1080">
     <w:name w:val="Header"/>
-    <w:basedOn w:val="1040"/>
-    <w:link w:val="1077"/>
+    <w:basedOn w:val="1044"/>
+    <w:link w:val="1081"/>
     <w:uiPriority w:val="99"/>
     <w:unhideWhenUsed/>
     <w:pPr>
@@ -51699,9 +51956,9 @@
       <w:ind/>
     </w:pPr>
   </w:style>
-  <w:style w:type="character" w:styleId="1077" w:customStyle="1">
+  <w:style w:type="character" w:styleId="1081" w:customStyle="1">
     <w:name w:val="Cabeçalho Char"/>
-    <w:link w:val="1076"/>
+    <w:link w:val="1080"/>
     <w:uiPriority w:val="99"/>
     <w:pPr>
       <w:pBdr/>
@@ -51713,10 +51970,10 @@
       <w:sz w:val="21"/>
     </w:rPr>
   </w:style>
-  <w:style w:type="paragraph" w:styleId="1078">
+  <w:style w:type="paragraph" w:styleId="1082">
     <w:name w:val="Footer"/>
-    <w:basedOn w:val="1040"/>
-    <w:link w:val="1079"/>
+    <w:basedOn w:val="1044"/>
+    <w:link w:val="1083"/>
     <w:uiPriority w:val="99"/>
     <w:unhideWhenUsed/>
     <w:pPr>
@@ -51729,9 +51986,9 @@
       <w:ind/>
     </w:pPr>
   </w:style>
-  <w:style w:type="character" w:styleId="1079" w:customStyle="1">
+  <w:style w:type="character" w:styleId="1083" w:customStyle="1">
     <w:name w:val="Rodapé Char"/>
-    <w:link w:val="1078"/>
+    <w:link w:val="1082"/>
     <w:uiPriority w:val="99"/>
     <w:pPr>
       <w:pBdr/>
@@ -51743,10 +52000,10 @@
       <w:sz w:val="21"/>
     </w:rPr>
   </w:style>
-  <w:style w:type="paragraph" w:styleId="1080">
+  <w:style w:type="paragraph" w:styleId="1084">
     <w:name w:val="Caption"/>
-    <w:basedOn w:val="1040"/>
-    <w:next w:val="1040"/>
+    <w:basedOn w:val="1044"/>
+    <w:next w:val="1044"/>
     <w:uiPriority w:val="35"/>
     <w:unhideWhenUsed/>
     <w:qFormat/>
@@ -51761,9 +52018,9 @@
       <w:szCs w:val="18"/>
     </w:rPr>
   </w:style>
-  <w:style w:type="table" w:styleId="1081">
+  <w:style w:type="table" w:styleId="1085">
     <w:name w:val="Table Grid"/>
-    <w:basedOn w:val="1051"/>
+    <w:basedOn w:val="1055"/>
     <w:pPr>
       <w:pBdr/>
       <w:spacing/>
@@ -51955,10 +52212,10 @@
       </w:tcPr>
     </w:tblStylePr>
   </w:style>
-  <w:style w:type="paragraph" w:styleId="1082">
+  <w:style w:type="paragraph" w:styleId="1086">
     <w:name w:val="table of figures"/>
-    <w:basedOn w:val="1040"/>
-    <w:next w:val="1040"/>
+    <w:basedOn w:val="1044"/>
+    <w:next w:val="1044"/>
     <w:uiPriority w:val="99"/>
     <w:unhideWhenUsed/>
     <w:pPr>
@@ -51967,10 +52224,10 @@
       <w:ind/>
     </w:pPr>
   </w:style>
-  <w:style w:type="paragraph" w:styleId="1083">
+  <w:style w:type="paragraph" w:styleId="1087">
     <w:name w:val="List Paragraph"/>
-    <w:basedOn w:val="1040"/>
-    <w:next w:val="1040"/>
+    <w:basedOn w:val="1044"/>
+    <w:next w:val="1044"/>
     <w:uiPriority w:val="34"/>
     <w:pPr>
       <w:pBdr/>
@@ -51980,7 +52237,7 @@
       <w:jc w:val="center"/>
     </w:pPr>
   </w:style>
-  <w:style w:type="character" w:styleId="1084">
+  <w:style w:type="character" w:styleId="1088">
     <w:name w:val="annotation reference"/>
     <w:uiPriority w:val="99"/>
     <w:semiHidden/>
@@ -51995,10 +52252,10 @@
       <w:szCs w:val="16"/>
     </w:rPr>
   </w:style>
-  <w:style w:type="paragraph" w:styleId="1085">
+  <w:style w:type="paragraph" w:styleId="1089">
     <w:name w:val="annotation text"/>
-    <w:basedOn w:val="1040"/>
-    <w:link w:val="1086"/>
+    <w:basedOn w:val="1044"/>
+    <w:link w:val="1090"/>
     <w:uiPriority w:val="99"/>
     <w:semiHidden/>
     <w:unhideWhenUsed/>
@@ -52012,9 +52269,9 @@
       <w:szCs w:val="20"/>
     </w:rPr>
   </w:style>
-  <w:style w:type="character" w:styleId="1086" w:customStyle="1">
+  <w:style w:type="character" w:styleId="1090" w:customStyle="1">
     <w:name w:val="Texto de comentário Char"/>
-    <w:link w:val="1085"/>
+    <w:link w:val="1089"/>
     <w:uiPriority w:val="99"/>
     <w:semiHidden/>
     <w:pPr>
@@ -52028,11 +52285,11 @@
       <w:szCs w:val="20"/>
     </w:rPr>
   </w:style>
-  <w:style w:type="paragraph" w:styleId="1087">
+  <w:style w:type="paragraph" w:styleId="1091">
     <w:name w:val="annotation subject"/>
-    <w:basedOn w:val="1085"/>
-    <w:next w:val="1085"/>
-    <w:link w:val="1088"/>
+    <w:basedOn w:val="1089"/>
+    <w:next w:val="1089"/>
+    <w:link w:val="1092"/>
     <w:uiPriority w:val="99"/>
     <w:semiHidden/>
     <w:unhideWhenUsed/>
@@ -52046,9 +52303,9 @@
       <w:bCs/>
     </w:rPr>
   </w:style>
-  <w:style w:type="character" w:styleId="1088" w:customStyle="1">
+  <w:style w:type="character" w:styleId="1092" w:customStyle="1">
     <w:name w:val="Assunto do comentário Char"/>
-    <w:link w:val="1087"/>
+    <w:link w:val="1091"/>
     <w:uiPriority w:val="99"/>
     <w:semiHidden/>
     <w:pPr>
@@ -52064,11 +52321,11 @@
       <w:szCs w:val="20"/>
     </w:rPr>
   </w:style>
-  <w:style w:type="paragraph" w:styleId="1089">
+  <w:style w:type="paragraph" w:styleId="1093">
     <w:name w:val="Title"/>
-    <w:basedOn w:val="1040"/>
-    <w:next w:val="1040"/>
-    <w:link w:val="1090"/>
+    <w:basedOn w:val="1044"/>
+    <w:next w:val="1044"/>
+    <w:link w:val="1094"/>
     <w:uiPriority w:val="10"/>
     <w:pPr>
       <w:pBdr>
@@ -52086,9 +52343,9 @@
       <w:szCs w:val="52"/>
     </w:rPr>
   </w:style>
-  <w:style w:type="character" w:styleId="1090" w:customStyle="1">
+  <w:style w:type="character" w:styleId="1094" w:customStyle="1">
     <w:name w:val="Título Char"/>
-    <w:link w:val="1089"/>
+    <w:link w:val="1093"/>
     <w:uiPriority w:val="10"/>
     <w:pPr>
       <w:pBdr/>
@@ -52103,7 +52360,7 @@
       <w:szCs w:val="52"/>
     </w:rPr>
   </w:style>
-  <w:style w:type="character" w:styleId="1091">
+  <w:style w:type="character" w:styleId="1095">
     <w:name w:val="FollowedHyperlink"/>
     <w:uiPriority w:val="99"/>
     <w:semiHidden/>
@@ -52118,10 +52375,10 @@
       <w:u w:val="single"/>
     </w:rPr>
   </w:style>
-  <w:style w:type="paragraph" w:styleId="1092">
+  <w:style w:type="paragraph" w:styleId="1096">
     <w:name w:val="footnote text"/>
-    <w:basedOn w:val="1040"/>
-    <w:link w:val="1093"/>
+    <w:basedOn w:val="1044"/>
+    <w:link w:val="1097"/>
     <w:uiPriority w:val="99"/>
     <w:semiHidden/>
     <w:unhideWhenUsed/>
@@ -52135,10 +52392,10 @@
       <w:szCs w:val="20"/>
     </w:rPr>
   </w:style>
-  <w:style w:type="character" w:styleId="1093" w:customStyle="1">
+  <w:style w:type="character" w:styleId="1097" w:customStyle="1">
     <w:name w:val="Texto de nota de rodapé Char"/>
-    <w:basedOn w:val="1050"/>
-    <w:link w:val="1092"/>
+    <w:basedOn w:val="1054"/>
+    <w:link w:val="1096"/>
     <w:uiPriority w:val="99"/>
     <w:semiHidden/>
     <w:pPr>
@@ -52150,9 +52407,9 @@
       <w:rFonts w:ascii="Times New Roman" w:hAnsi="Times New Roman"/>
     </w:rPr>
   </w:style>
-  <w:style w:type="character" w:styleId="1094">
+  <w:style w:type="character" w:styleId="1098">
     <w:name w:val="footnote reference"/>
-    <w:basedOn w:val="1050"/>
+    <w:basedOn w:val="1054"/>
     <w:uiPriority w:val="99"/>
     <w:semiHidden/>
     <w:unhideWhenUsed/>
@@ -52165,10 +52422,10 @@
       <w:vertAlign w:val="superscript"/>
     </w:rPr>
   </w:style>
-  <w:style w:type="paragraph" w:styleId="1095" w:customStyle="1">
+  <w:style w:type="paragraph" w:styleId="1099" w:customStyle="1">
     <w:name w:val="Nota de Rodapé"/>
-    <w:basedOn w:val="1092"/>
-    <w:link w:val="1096"/>
+    <w:basedOn w:val="1096"/>
+    <w:link w:val="1100"/>
     <w:qFormat/>
     <w:pPr>
       <w:pBdr/>
@@ -52177,10 +52434,10 @@
       <w:jc w:val="left"/>
     </w:pPr>
   </w:style>
-  <w:style w:type="character" w:styleId="1096" w:customStyle="1">
+  <w:style w:type="character" w:styleId="1100" w:customStyle="1">
     <w:name w:val="Nota de Rodapé Char"/>
-    <w:basedOn w:val="1093"/>
-    <w:link w:val="1095"/>
+    <w:basedOn w:val="1097"/>
+    <w:link w:val="1099"/>
     <w:pPr>
       <w:pBdr/>
       <w:spacing/>
@@ -52190,10 +52447,10 @@
       <w:rFonts w:ascii="Times New Roman" w:hAnsi="Times New Roman"/>
     </w:rPr>
   </w:style>
-  <w:style w:type="character" w:styleId="1097" w:customStyle="1">
+  <w:style w:type="character" w:styleId="1101" w:customStyle="1">
     <w:name w:val="Corpo de texto ok Char"/>
-    <w:basedOn w:val="1050"/>
-    <w:link w:val="1098"/>
+    <w:basedOn w:val="1054"/>
+    <w:link w:val="1102"/>
     <w:pPr>
       <w:pBdr/>
       <w:spacing/>
@@ -52206,10 +52463,10 @@
       <w:szCs w:val="22"/>
     </w:rPr>
   </w:style>
-  <w:style w:type="paragraph" w:styleId="1098" w:customStyle="1">
+  <w:style w:type="paragraph" w:styleId="1102" w:customStyle="1">
     <w:name w:val="Corpo de texto ok"/>
-    <w:basedOn w:val="1040"/>
-    <w:link w:val="1097"/>
+    <w:basedOn w:val="1044"/>
+    <w:link w:val="1101"/>
     <w:pPr>
       <w:pBdr/>
       <w:spacing w:after="200" w:line="276" w:lineRule="auto"/>
@@ -52219,9 +52476,9 @@
       <w:color w:val="ff0000"/>
     </w:rPr>
   </w:style>
-  <w:style w:type="paragraph" w:styleId="1099" w:customStyle="1">
+  <w:style w:type="paragraph" w:styleId="1103" w:customStyle="1">
     <w:name w:val="western"/>
-    <w:basedOn w:val="1040"/>
+    <w:basedOn w:val="1044"/>
     <w:pPr>
       <w:pBdr/>
       <w:spacing w:after="119" w:before="100" w:beforeAutospacing="1" w:line="240" w:lineRule="auto"/>
@@ -52235,9 +52492,9 @@
       <w:szCs w:val="20"/>
     </w:rPr>
   </w:style>
-  <w:style w:type="character" w:styleId="1100" w:customStyle="1">
+  <w:style w:type="character" w:styleId="1104" w:customStyle="1">
     <w:name w:val="Unresolved Mention"/>
-    <w:basedOn w:val="1050"/>
+    <w:basedOn w:val="1054"/>
     <w:uiPriority w:val="99"/>
     <w:semiHidden/>
     <w:unhideWhenUsed/>
@@ -52251,9 +52508,9 @@
       <w:shd w:val="clear" w:color="auto" w:fill="e1dfdd"/>
     </w:rPr>
   </w:style>
-  <w:style w:type="character" w:styleId="1101" w:customStyle="1">
+  <w:style w:type="character" w:styleId="1105" w:customStyle="1">
     <w:name w:val="Texto Char"/>
-    <w:link w:val="1102"/>
+    <w:link w:val="1106"/>
     <w:pPr>
       <w:pBdr/>
       <w:spacing/>
@@ -52266,9 +52523,9 @@
       <w:lang w:eastAsia="zh-CN" w:bidi="hi-IN"/>
     </w:rPr>
   </w:style>
-  <w:style w:type="paragraph" w:styleId="1102" w:customStyle="1">
+  <w:style w:type="paragraph" w:styleId="1106" w:customStyle="1">
     <w:name w:val="Texto"/>
-    <w:link w:val="1101"/>
+    <w:link w:val="1105"/>
     <w:pPr>
       <w:pBdr/>
       <w:spacing/>
@@ -52282,9 +52539,9 @@
       <w:lang w:eastAsia="zh-CN" w:bidi="hi-IN"/>
     </w:rPr>
   </w:style>
-  <w:style w:type="paragraph" w:styleId="1103" w:customStyle="1">
+  <w:style w:type="paragraph" w:styleId="1107" w:customStyle="1">
     <w:name w:val="1 texto"/>
-    <w:basedOn w:val="1040"/>
+    <w:basedOn w:val="1044"/>
     <w:pPr>
       <w:widowControl w:val="false"/>
       <w:pBdr/>

--- a/tcc/exemplo-tcc.docx
+++ b/tcc/exemplo-tcc.docx
@@ -5368,173 +5368,7 @@
           <w:szCs w:val="20"/>
           <w:highlight w:val="yellow"/>
         </w:rPr>
-        <w:t xml:space="preserve">COMENTÁRIO:</w:t>
-      </w:r>
-      <w:r>
-        <w:rPr>
-          <w:rFonts w:ascii="Arial" w:hAnsi="Arial" w:cs="Arial"/>
-          <w:color w:val="ff0000"/>
-          <w:sz w:val="20"/>
-          <w:szCs w:val="20"/>
-          <w:highlight w:val="yellow"/>
-          <w:lang w:val="en-US"/>
-        </w:rPr>
-        <w:t xml:space="preserve"> </w:t>
-      </w:r>
-      <w:r>
-        <w:rPr>
-          <w:rFonts w:ascii="Arial" w:hAnsi="Arial" w:cs="Arial"/>
-          <w:color w:val="ff0000"/>
-          <w:sz w:val="20"/>
-          <w:szCs w:val="20"/>
-          <w:highlight w:val="yellow"/>
-          <w:lang w:val="en-US"/>
-        </w:rPr>
-        <w:t xml:space="preserve">ITEM OPCIONAL. </w:t>
-      </w:r>
-      <w:r>
-        <w:rPr>
-          <w:rFonts w:ascii="Arial" w:hAnsi="Arial" w:cs="Arial"/>
-          <w:color w:val="ff0000"/>
-          <w:sz w:val="20"/>
-          <w:szCs w:val="20"/>
-          <w:highlight w:val="yellow"/>
-        </w:rPr>
-        <w:t xml:space="preserve">Recomenda-se a elaboração de lista própria para cada tipo. A Lista de figuras (figuras, gravuras, desenhos, mapas e outros.) </w:t>
-      </w:r>
-      <w:r>
-        <w:rPr>
-          <w:rFonts w:ascii="Arial" w:hAnsi="Arial" w:cs="Arial"/>
-          <w:color w:val="ff0000"/>
-          <w:sz w:val="20"/>
-          <w:szCs w:val="20"/>
-          <w:highlight w:val="yellow"/>
-        </w:rPr>
-        <w:t xml:space="preserve">deve</w:t>
-      </w:r>
-      <w:r>
-        <w:rPr>
-          <w:rFonts w:ascii="Arial" w:hAnsi="Arial" w:cs="Arial"/>
-          <w:color w:val="ff0000"/>
-          <w:sz w:val="20"/>
-          <w:szCs w:val="20"/>
-          <w:highlight w:val="yellow"/>
-        </w:rPr>
-        <w:t xml:space="preserve"> ser elaborada de acordo com a ordem em que os elementos se apresentam no texto, com indicação do seu número e da página em que se encontra. A relação da Lista de figuras pode ser atualizada automaticamente, conforme os passos a seguir:</w:t>
-      </w:r>
-      <w:r>
-        <w:rPr>
-          <w:rFonts w:ascii="Arial" w:hAnsi="Arial" w:cs="Arial"/>
-          <w:color w:val="ff0000"/>
-          <w:sz w:val="20"/>
-          <w:szCs w:val="20"/>
-          <w:highlight w:val="yellow"/>
-        </w:rPr>
-        <w:t xml:space="preserve"> a) c</w:t>
-      </w:r>
-      <w:r>
-        <w:rPr>
-          <w:rFonts w:ascii="Arial" w:hAnsi="Arial" w:cs="Arial"/>
-          <w:color w:val="ff0000"/>
-          <w:sz w:val="20"/>
-          <w:szCs w:val="20"/>
-          <w:highlight w:val="yellow"/>
-        </w:rPr>
-        <w:t xml:space="preserve">lique com o botão direito do mouse sob o título </w:t>
-      </w:r>
-      <w:r>
-        <w:rPr>
-          <w:rFonts w:ascii="Arial" w:hAnsi="Arial" w:cs="Arial"/>
-          <w:color w:val="ff0000"/>
-          <w:sz w:val="20"/>
-          <w:szCs w:val="20"/>
-          <w:highlight w:val="yellow"/>
-        </w:rPr>
-        <w:t xml:space="preserve">acima </w:t>
-      </w:r>
-      <w:r>
-        <w:rPr>
-          <w:rFonts w:ascii="Arial" w:hAnsi="Arial" w:cs="Arial"/>
-          <w:i/>
-          <w:iCs/>
-          <w:color w:val="ff0000"/>
-          <w:sz w:val="20"/>
-          <w:szCs w:val="20"/>
-          <w:highlight w:val="yellow"/>
-        </w:rPr>
-        <w:t xml:space="preserve">Figura</w:t>
-      </w:r>
-      <w:r>
-        <w:rPr>
-          <w:rFonts w:ascii="Arial" w:hAnsi="Arial" w:cs="Arial"/>
-          <w:i/>
-          <w:iCs/>
-          <w:color w:val="ff0000"/>
-          <w:sz w:val="20"/>
-          <w:szCs w:val="20"/>
-          <w:highlight w:val="yellow"/>
-        </w:rPr>
-        <w:t xml:space="preserve"> 1;</w:t>
-      </w:r>
-      <w:r>
-        <w:rPr>
-          <w:rFonts w:ascii="Arial" w:hAnsi="Arial" w:cs="Arial"/>
-          <w:i/>
-          <w:iCs/>
-          <w:color w:val="ff0000"/>
-          <w:sz w:val="20"/>
-          <w:szCs w:val="20"/>
-          <w:highlight w:val="yellow"/>
-        </w:rPr>
-        <w:t xml:space="preserve"> b) c</w:t>
-      </w:r>
-      <w:r>
-        <w:rPr>
-          <w:rFonts w:ascii="Arial" w:hAnsi="Arial" w:cs="Arial"/>
-          <w:color w:val="ff0000"/>
-          <w:sz w:val="20"/>
-          <w:szCs w:val="20"/>
-          <w:highlight w:val="yellow"/>
-        </w:rPr>
-        <w:t xml:space="preserve">lique em Atualizar campo,</w:t>
-      </w:r>
-      <w:r>
-        <w:rPr>
-          <w:rFonts w:ascii="Arial" w:hAnsi="Arial" w:cs="Arial"/>
-          <w:color w:val="ff0000"/>
-          <w:sz w:val="20"/>
-          <w:szCs w:val="20"/>
-          <w:highlight w:val="yellow"/>
-        </w:rPr>
-        <w:t xml:space="preserve"> e c) clique em a</w:t>
-      </w:r>
-      <w:r>
-        <w:rPr>
-          <w:rFonts w:ascii="Arial" w:hAnsi="Arial" w:cs="Arial"/>
-          <w:color w:val="ff0000"/>
-          <w:sz w:val="20"/>
-          <w:szCs w:val="20"/>
-          <w:highlight w:val="yellow"/>
-        </w:rPr>
-        <w:t xml:space="preserve">tualizar o índice inteiro.</w:t>
-      </w:r>
-      <w:r>
-        <w:rPr>
-          <w:rFonts w:ascii="Arial" w:hAnsi="Arial" w:cs="Arial"/>
-          <w:color w:val="ff0000"/>
-          <w:sz w:val="20"/>
-          <w:szCs w:val="20"/>
-          <w:highlight w:val="yellow"/>
-        </w:rPr>
-      </w:r>
-      <w:r>
-        <w:rPr>
-          <w:rFonts w:ascii="Arial" w:hAnsi="Arial" w:cs="Arial"/>
-          <w:color w:val="ff0000"/>
-          <w:sz w:val="20"/>
-          <w:szCs w:val="20"/>
-          <w:highlight w:val="yellow"/>
-        </w:rPr>
+        <w:t xml:space="preserve">COMENTÁRIO: ITEM OPCIONAL. Recomenda-se a elaboração de lista própria para cada tipo. A Lista de Figuras (figuras, gravuras, desenhos, mapas e outros) deve ser elaborada de acordo com a ordem em que os elementos se apresentam no texto, com indicação do seu número e da página em que se encontra. A relação da Lista de Figuras pode ser atualizada automaticamente, conforme os passos a seguir: a) clique com o botão direito do mouse sob o título acima Figura 1; b) clique em Atualizar campo, e c) clique em atualizar o índice inteiro.</w:t>
       </w:r>
     </w:p>
     <w:p>
@@ -7471,185 +7305,7 @@
           <w:szCs w:val="20"/>
           <w:highlight w:val="yellow"/>
         </w:rPr>
-        <w:t xml:space="preserve">COMENTÁRIO:</w:t>
-      </w:r>
-      <w:r>
-        <w:rPr>
-          <w:rFonts w:ascii="Arial" w:hAnsi="Arial" w:cs="Arial"/>
-          <w:sz w:val="20"/>
-          <w:szCs w:val="20"/>
-          <w:highlight w:val="yellow"/>
-        </w:rPr>
-        <w:t xml:space="preserve"> Elaborado conforme a ABNT NBR 6027. </w:t>
-      </w:r>
-      <w:r>
-        <w:rPr>
-          <w:rFonts w:ascii="Arial" w:hAnsi="Arial" w:cs="Arial"/>
-          <w:sz w:val="20"/>
-          <w:szCs w:val="20"/>
-          <w:highlight w:val="yellow"/>
-        </w:rPr>
-        <w:t xml:space="preserve">O sumário c</w:t>
-      </w:r>
-      <w:r>
-        <w:rPr>
-          <w:rFonts w:ascii="Arial" w:hAnsi="Arial" w:cs="Arial"/>
-          <w:sz w:val="20"/>
-          <w:szCs w:val="20"/>
-          <w:highlight w:val="yellow"/>
-        </w:rPr>
-        <w:t xml:space="preserve">onsiste na enumeração dos capítulos e subcapítulos do trabalho, na ordem em que aparecem no texto, com a indicação da página inicial de cada </w:t>
-      </w:r>
-      <w:r>
-        <w:rPr>
-          <w:rFonts w:ascii="Arial" w:hAnsi="Arial" w:cs="Arial"/>
-          <w:sz w:val="20"/>
-          <w:szCs w:val="20"/>
-          <w:highlight w:val="yellow"/>
-        </w:rPr>
-        <w:t xml:space="preserve">seção</w:t>
-      </w:r>
-      <w:r>
-        <w:rPr>
-          <w:rFonts w:ascii="Arial" w:hAnsi="Arial" w:cs="Arial"/>
-          <w:sz w:val="20"/>
-          <w:szCs w:val="20"/>
-          <w:highlight w:val="yellow"/>
-        </w:rPr>
-        <w:t xml:space="preserve">. </w:t>
-      </w:r>
-      <w:r>
-        <w:rPr>
-          <w:rFonts w:ascii="Arial" w:hAnsi="Arial" w:cs="Arial"/>
-          <w:sz w:val="20"/>
-          <w:szCs w:val="20"/>
-          <w:highlight w:val="yellow"/>
-        </w:rPr>
-        <w:t xml:space="preserve">O</w:t>
-      </w:r>
-      <w:r>
-        <w:rPr>
-          <w:rFonts w:ascii="Arial" w:hAnsi="Arial" w:cs="Arial"/>
-          <w:sz w:val="20"/>
-          <w:szCs w:val="20"/>
-          <w:highlight w:val="yellow"/>
-        </w:rPr>
-        <w:t xml:space="preserve">s elementos pré-textuais não devem constar no sumário</w:t>
-      </w:r>
-      <w:r>
-        <w:rPr>
-          <w:rFonts w:ascii="Arial" w:hAnsi="Arial" w:cs="Arial"/>
-          <w:sz w:val="20"/>
-          <w:szCs w:val="20"/>
-          <w:highlight w:val="yellow"/>
-        </w:rPr>
-        <w:t xml:space="preserve">.</w:t>
-      </w:r>
-      <w:r>
-        <w:rPr>
-          <w:rFonts w:ascii="Arial" w:hAnsi="Arial" w:cs="Arial"/>
-          <w:sz w:val="20"/>
-          <w:szCs w:val="20"/>
-          <w:highlight w:val="yellow"/>
-        </w:rPr>
-        <w:t xml:space="preserve"> </w:t>
-      </w:r>
-      <w:r>
-        <w:rPr>
-          <w:rFonts w:ascii="Arial" w:hAnsi="Arial" w:cs="Arial"/>
-          <w:sz w:val="20"/>
-          <w:szCs w:val="20"/>
-          <w:highlight w:val="yellow"/>
-        </w:rPr>
-        <w:t xml:space="preserve">O sumário acima pode ser atualizado automaticamente, conforme os passos a seguir:</w:t>
-      </w:r>
-      <w:r>
-        <w:rPr>
-          <w:rFonts w:ascii="Arial" w:hAnsi="Arial" w:cs="Arial"/>
-          <w:sz w:val="20"/>
-          <w:szCs w:val="20"/>
-          <w:highlight w:val="yellow"/>
-        </w:rPr>
-        <w:t xml:space="preserve"> a) c</w:t>
-      </w:r>
-      <w:r>
-        <w:rPr>
-          <w:rFonts w:ascii="Arial" w:hAnsi="Arial" w:cs="Arial"/>
-          <w:sz w:val="20"/>
-          <w:szCs w:val="20"/>
-          <w:highlight w:val="yellow"/>
-        </w:rPr>
-        <w:t xml:space="preserve">lique com o botão direito do mouse sob </w:t>
-      </w:r>
-      <w:r>
-        <w:rPr>
-          <w:rFonts w:ascii="Arial" w:hAnsi="Arial" w:cs="Arial"/>
-          <w:sz w:val="20"/>
-          <w:szCs w:val="20"/>
-          <w:highlight w:val="yellow"/>
-        </w:rPr>
-        <w:t xml:space="preserve">qualquer título do sumário acima;</w:t>
-      </w:r>
-      <w:r>
-        <w:rPr>
-          <w:rFonts w:ascii="Arial" w:hAnsi="Arial" w:cs="Arial"/>
-          <w:sz w:val="20"/>
-          <w:szCs w:val="20"/>
-          <w:highlight w:val="yellow"/>
-        </w:rPr>
-        <w:t xml:space="preserve"> b) clique em a</w:t>
-      </w:r>
-      <w:r>
-        <w:rPr>
-          <w:rFonts w:ascii="Arial" w:hAnsi="Arial" w:cs="Arial"/>
-          <w:sz w:val="20"/>
-          <w:szCs w:val="20"/>
-          <w:highlight w:val="yellow"/>
-        </w:rPr>
-        <w:t xml:space="preserve">tualizar campo,</w:t>
-      </w:r>
-      <w:r>
-        <w:rPr>
-          <w:rFonts w:ascii="Arial" w:hAnsi="Arial" w:cs="Arial"/>
-          <w:sz w:val="20"/>
-          <w:szCs w:val="20"/>
-          <w:highlight w:val="yellow"/>
-        </w:rPr>
-        <w:t xml:space="preserve"> c) clique em a</w:t>
-      </w:r>
-      <w:r>
-        <w:rPr>
-          <w:rFonts w:ascii="Arial" w:hAnsi="Arial" w:cs="Arial"/>
-          <w:sz w:val="20"/>
-          <w:szCs w:val="20"/>
-          <w:highlight w:val="yellow"/>
-        </w:rPr>
-        <w:t xml:space="preserve">tualizar o índice inteiro</w:t>
-      </w:r>
-      <w:r>
-        <w:rPr>
-          <w:rFonts w:ascii="Arial" w:hAnsi="Arial" w:cs="Arial"/>
-          <w:sz w:val="20"/>
-          <w:szCs w:val="20"/>
-          <w:highlight w:val="yellow"/>
-        </w:rPr>
-        <w:t xml:space="preserve">. </w:t>
-      </w:r>
-      <w:r>
-        <w:rPr>
-          <w:rFonts w:ascii="Arial" w:hAnsi="Arial" w:cs="Arial"/>
-          <w:sz w:val="20"/>
-          <w:szCs w:val="20"/>
-          <w:highlight w:val="yellow"/>
-        </w:rPr>
-      </w:r>
-      <w:r>
-        <w:rPr>
-          <w:rFonts w:ascii="Arial" w:hAnsi="Arial" w:cs="Arial"/>
-          <w:sz w:val="20"/>
-          <w:szCs w:val="20"/>
-          <w:highlight w:val="yellow"/>
-        </w:rPr>
+        <w:t xml:space="preserve">COMENTÁRIO: Elaborado conforme a ABNT NBR 6027. O sumário consiste na enumeração dos capítulos e subcapítulos do trabalho, na ordem em que aparecem no texto, com a indicação da página inicial de cada seção. Os elementos pré-textuais não devem constar no sumário. O sumário acima pode ser atualizado automaticamente, conforme os passos a seguir: a) clique com o botão direito do mouse sob qualquer título do sumário acima; b) clique em atualizar campo, c) clique em atualizar o índice inteiro.</w:t>
       </w:r>
     </w:p>
     <w:p>
@@ -51026,6 +50682,12 @@
       <w:spacing w:after="100"/>
       <w:ind w:left="1320"/>
     </w:pPr>
+    <w:rPr>
+      <w:rFonts w:ascii="Arial" w:hAnsi="Arial" w:cs="Arial"/>
+      <w:color w:val="auto"/>
+      <w:sz w:val="24"/>
+      <w:szCs w:val="24"/>
+    </w:rPr>
   </w:style>
   <w:style w:type="paragraph" w:styleId="1041">
     <w:name w:val="toc 8"/>
@@ -51038,6 +50700,12 @@
       <w:spacing w:after="100"/>
       <w:ind w:left="1540"/>
     </w:pPr>
+    <w:rPr>
+      <w:rFonts w:ascii="Arial" w:hAnsi="Arial" w:cs="Arial"/>
+      <w:color w:val="auto"/>
+      <w:sz w:val="24"/>
+      <w:szCs w:val="24"/>
+    </w:rPr>
   </w:style>
   <w:style w:type="paragraph" w:styleId="1042">
     <w:name w:val="toc 9"/>
@@ -51050,6 +50718,12 @@
       <w:spacing w:after="100"/>
       <w:ind w:left="1760"/>
     </w:pPr>
+    <w:rPr>
+      <w:rFonts w:ascii="Arial" w:hAnsi="Arial" w:cs="Arial"/>
+      <w:color w:val="auto"/>
+      <w:sz w:val="24"/>
+      <w:szCs w:val="24"/>
+    </w:rPr>
   </w:style>
   <w:style w:type="character" w:styleId="1043">
     <w:name w:val="Placeholder Text"/>
@@ -51767,6 +51441,12 @@
       <w:spacing w:after="100"/>
       <w:ind w:firstLine="0"/>
     </w:pPr>
+    <w:rPr>
+      <w:rFonts w:ascii="Arial" w:hAnsi="Arial" w:cs="Arial"/>
+      <w:color w:val="auto"/>
+      <w:sz w:val="24"/>
+      <w:szCs w:val="24"/>
+    </w:rPr>
   </w:style>
   <w:style w:type="paragraph" w:styleId="1071">
     <w:name w:val="toc 1"/>
@@ -51786,7 +51466,11 @@
       <w:jc w:val="left"/>
     </w:pPr>
     <w:rPr>
+      <w:rFonts w:ascii="Arial" w:hAnsi="Arial" w:cs="Arial"/>
       <w:b/>
+      <w:color w:val="auto"/>
+      <w:sz w:val="24"/>
+      <w:szCs w:val="24"/>
     </w:rPr>
   </w:style>
   <w:style w:type="paragraph" w:styleId="1072">
@@ -51805,7 +51489,11 @@
       <w:ind w:firstLine="0"/>
     </w:pPr>
     <w:rPr>
+      <w:rFonts w:ascii="Arial" w:hAnsi="Arial" w:cs="Arial"/>
       <w:b/>
+      <w:color w:val="auto"/>
+      <w:sz w:val="24"/>
+      <w:szCs w:val="24"/>
     </w:rPr>
   </w:style>
   <w:style w:type="paragraph" w:styleId="1073">
@@ -51824,7 +51512,11 @@
       <w:ind w:firstLine="0"/>
     </w:pPr>
     <w:rPr>
+      <w:rFonts w:ascii="Arial" w:hAnsi="Arial" w:cs="Arial"/>
       <w:i/>
+      <w:color w:val="auto"/>
+      <w:sz w:val="24"/>
+      <w:szCs w:val="24"/>
     </w:rPr>
   </w:style>
   <w:style w:type="paragraph" w:styleId="1074">
@@ -51899,7 +51591,11 @@
       <w:ind w:firstLine="0" w:left="1134"/>
     </w:pPr>
     <w:rPr>
+      <w:rFonts w:ascii="Arial" w:hAnsi="Arial" w:cs="Arial"/>
       <w:b/>
+      <w:color w:val="auto"/>
+      <w:sz w:val="24"/>
+      <w:szCs w:val="24"/>
     </w:rPr>
   </w:style>
   <w:style w:type="paragraph" w:styleId="1078">
@@ -51937,7 +51633,10 @@
       <w:ind w:firstLine="0"/>
     </w:pPr>
     <w:rPr>
-      <w:rFonts w:cs="Arial"/>
+      <w:rFonts w:ascii="Arial" w:hAnsi="Arial" w:cs="Arial"/>
+      <w:color w:val="auto"/>
+      <w:sz w:val="24"/>
+      <w:szCs w:val="24"/>
     </w:rPr>
   </w:style>
   <w:style w:type="paragraph" w:styleId="1080">
